--- a/documentation/SWE/Under_review/SRSDocument_Reordered.docx
+++ b/documentation/SWE/Under_review/SRSDocument_Reordered.docx
@@ -2,3598 +2,6 @@
 <file path=word/document.xml><?xml version="1.0" encoding="utf-8"?>
 <w:document xmlns:wpc="http://schemas.microsoft.com/office/word/2010/wordprocessingCanvas" xmlns:cx="http://schemas.microsoft.com/office/drawing/2014/chartex" xmlns:cx1="http://schemas.microsoft.com/office/drawing/2015/9/8/chartex" xmlns:cx2="http://schemas.microsoft.com/office/drawing/2015/10/21/chartex" xmlns:cx3="http://schemas.microsoft.com/office/drawing/2016/5/9/chartex" xmlns:cx4="http://schemas.microsoft.com/office/drawing/2016/5/10/chartex" xmlns:cx5="http://schemas.microsoft.com/office/drawing/2016/5/11/chartex" xmlns:cx6="http://schemas.microsoft.com/office/drawing/2016/5/12/chartex" xmlns:cx7="http://schemas.microsoft.com/office/drawing/2016/5/13/chartex" xmlns:cx8="http://schemas.microsoft.com/office/drawing/2016/5/14/chartex" xmlns:mc="http://schemas.openxmlformats.org/markup-compatibility/2006" xmlns:aink="http://schemas.microsoft.com/office/drawing/2016/ink" xmlns:am3d="http://schemas.microsoft.com/office/drawing/2017/model3d" xmlns:o="urn:schemas-microsoft-com:office:office" xmlns:r="http://schemas.openxmlformats.org/officeDocument/2006/relationships" xmlns:m="http://schemas.openxmlformats.org/officeDocument/2006/math" xmlns:v="urn:schemas-microsoft-com:vml" xmlns:wp14="http://schemas.microsoft.com/office/word/2010/wordprocessingDrawing" xmlns:wp="http://schemas.openxmlformats.org/drawingml/2006/wordprocessingDrawing" xmlns:w10="urn:schemas-microsoft-com:office:word" xmlns:w="http://schemas.openxmlformats.org/wordprocessingml/2006/main" xmlns:w14="http://schemas.microsoft.com/office/word/2010/wordml" xmlns:w15="http://schemas.microsoft.com/office/word/2012/wordml" xmlns:w16cex="http://schemas.microsoft.com/office/word/2018/wordml/cex" xmlns:w16cid="http://schemas.microsoft.com/office/word/2016/wordml/cid" xmlns:w16="http://schemas.microsoft.com/office/word/2018/wordml" xmlns:w16sdtdh="http://schemas.microsoft.com/office/word/2020/wordml/sdtdatahash" xmlns:w16se="http://schemas.microsoft.com/office/word/2015/wordml/symex" xmlns:wpg="http://schemas.microsoft.com/office/word/2010/wordprocessingGroup" xmlns:wpi="http://schemas.microsoft.com/office/word/2010/wordprocessingInk" xmlns:wne="http://schemas.microsoft.com/office/word/2006/wordml" xmlns:wps="http://schemas.microsoft.com/office/word/2010/wordprocessingShape" mc:Ignorable="w14 w15 w16se w16cid w16 w16cex w16sdtdh wp14">
   <w:body>
-    <w:sdt>
-      <w:sdtPr>
-        <w:rPr>
-          <w:rFonts w:asciiTheme="minorHAnsi" w:hAnsiTheme="minorHAnsi" w:cstheme="minorHAnsi"/>
-        </w:rPr>
-        <w:alias w:val="Table of Contents"/>
-        <w:id w:val="-1665464799"/>
-      </w:sdtPr>
-      <w:sdtEndPr/>
-      <w:sdtContent>
-        <w:p>
-          <w:pPr>
-            <w:pStyle w:val="11"/>
-            <w:tabs>
-              <w:tab w:val="left" w:pos="440"/>
-              <w:tab w:val="right" w:leader="dot" w:pos="10070"/>
-            </w:tabs>
-            <w:bidi w:val="0"/>
-            <w:rPr>
-              <w:rFonts w:asciiTheme="minorHAnsi" w:eastAsiaTheme="minorEastAsia" w:hAnsiTheme="minorHAnsi" w:cstheme="minorBidi"/>
-              <w:noProof/>
-            </w:rPr>
-          </w:pPr>
-          <w:r>
-            <w:rPr>
-              <w:rFonts w:asciiTheme="minorHAnsi" w:hAnsiTheme="minorHAnsi" w:cstheme="minorHAnsi"/>
-            </w:rPr>
-            <w:fldChar w:fldCharType="begin"/>
-          </w:r>
-          <w:r>
-            <w:rPr>
-              <w:rFonts w:asciiTheme="minorHAnsi" w:hAnsiTheme="minorHAnsi" w:cstheme="minorHAnsi"/>
-            </w:rPr>
-            <w:instrText>TOC \h \o "1-3"</w:instrText>
-          </w:r>
-          <w:r>
-            <w:rPr>
-              <w:rFonts w:asciiTheme="minorHAnsi" w:hAnsiTheme="minorHAnsi" w:cstheme="minorHAnsi"/>
-            </w:rPr>
-            <w:fldChar w:fldCharType="separate"/>
-          </w:r>
-          <w:hyperlink w:anchor="_Toc238078035" w:history="1">
-            <w:r>
-              <w:rPr>
-                <w:rStyle w:val="Hyperlink"/>
-                <w:noProof/>
-              </w:rPr>
-              <w:t>1.</w:t>
-            </w:r>
-            <w:r>
-              <w:rPr>
-                <w:rFonts w:asciiTheme="minorHAnsi" w:eastAsiaTheme="minorEastAsia" w:hAnsiTheme="minorHAnsi" w:cstheme="minorBidi"/>
-                <w:noProof/>
-              </w:rPr>
-              <w:tab/>
-            </w:r>
-            <w:r>
-              <w:rPr>
-                <w:rStyle w:val="Hyperlink"/>
-                <w:noProof/>
-              </w:rPr>
-              <w:t>Project Idea</w:t>
-            </w:r>
-            <w:r>
-              <w:rPr>
-                <w:noProof/>
-              </w:rPr>
-              <w:tab/>
-            </w:r>
-            <w:r>
-              <w:rPr>
-                <w:rStyle w:val="Hyperlink"/>
-                <w:noProof/>
-                <w:rtl/>
-              </w:rPr>
-              <w:fldChar w:fldCharType="begin"/>
-            </w:r>
-            <w:r>
-              <w:rPr>
-                <w:noProof/>
-              </w:rPr>
-              <w:instrText xml:space="preserve"> PAGEREF _Toc238078035 \h </w:instrText>
-            </w:r>
-            <w:r>
-              <w:rPr>
-                <w:rStyle w:val="Hyperlink"/>
-                <w:noProof/>
-                <w:rtl/>
-              </w:rPr>
-            </w:r>
-            <w:r>
-              <w:rPr>
-                <w:rStyle w:val="Hyperlink"/>
-                <w:noProof/>
-                <w:rtl/>
-              </w:rPr>
-              <w:fldChar w:fldCharType="separate"/>
-            </w:r>
-            <w:r>
-              <w:rPr>
-                <w:noProof/>
-              </w:rPr>
-              <w:t>4</w:t>
-            </w:r>
-            <w:r>
-              <w:rPr>
-                <w:rStyle w:val="Hyperlink"/>
-                <w:noProof/>
-                <w:rtl/>
-              </w:rPr>
-              <w:fldChar w:fldCharType="end"/>
-            </w:r>
-          </w:hyperlink>
-        </w:p>
-        <w:p>
-          <w:pPr>
-            <w:pStyle w:val="20"/>
-            <w:tabs>
-              <w:tab w:val="right" w:leader="dot" w:pos="10070"/>
-            </w:tabs>
-            <w:bidi w:val="0"/>
-            <w:rPr>
-              <w:rFonts w:asciiTheme="minorHAnsi" w:eastAsiaTheme="minorEastAsia" w:hAnsiTheme="minorHAnsi" w:cstheme="minorBidi"/>
-              <w:noProof/>
-            </w:rPr>
-          </w:pPr>
-          <w:hyperlink w:anchor="_Toc238078036" w:history="1">
-            <w:r>
-              <w:rPr>
-                <w:rStyle w:val="Hyperlink"/>
-                <w:rFonts w:cstheme="minorHAnsi"/>
-                <w:noProof/>
-              </w:rPr>
-              <w:t>Problem Statement</w:t>
-            </w:r>
-            <w:r>
-              <w:rPr>
-                <w:noProof/>
-              </w:rPr>
-              <w:tab/>
-            </w:r>
-            <w:r>
-              <w:rPr>
-                <w:rStyle w:val="Hyperlink"/>
-                <w:noProof/>
-                <w:rtl/>
-              </w:rPr>
-              <w:fldChar w:fldCharType="begin"/>
-            </w:r>
-            <w:r>
-              <w:rPr>
-                <w:noProof/>
-              </w:rPr>
-              <w:instrText xml:space="preserve"> PAGEREF _Toc238078036 \h </w:instrText>
-            </w:r>
-            <w:r>
-              <w:rPr>
-                <w:rStyle w:val="Hyperlink"/>
-                <w:noProof/>
-                <w:rtl/>
-              </w:rPr>
-            </w:r>
-            <w:r>
-              <w:rPr>
-                <w:rStyle w:val="Hyperlink"/>
-                <w:noProof/>
-                <w:rtl/>
-              </w:rPr>
-              <w:fldChar w:fldCharType="separate"/>
-            </w:r>
-            <w:r>
-              <w:rPr>
-                <w:noProof/>
-              </w:rPr>
-              <w:t>4</w:t>
-            </w:r>
-            <w:r>
-              <w:rPr>
-                <w:rStyle w:val="Hyperlink"/>
-                <w:noProof/>
-                <w:rtl/>
-              </w:rPr>
-              <w:fldChar w:fldCharType="end"/>
-            </w:r>
-          </w:hyperlink>
-        </w:p>
-        <w:p>
-          <w:pPr>
-            <w:pStyle w:val="20"/>
-            <w:tabs>
-              <w:tab w:val="right" w:leader="dot" w:pos="10070"/>
-            </w:tabs>
-            <w:bidi w:val="0"/>
-            <w:rPr>
-              <w:rFonts w:asciiTheme="minorHAnsi" w:eastAsiaTheme="minorEastAsia" w:hAnsiTheme="minorHAnsi" w:cstheme="minorBidi"/>
-              <w:noProof/>
-            </w:rPr>
-          </w:pPr>
-          <w:hyperlink w:anchor="_Toc238078037" w:history="1">
-            <w:r>
-              <w:rPr>
-                <w:rStyle w:val="Hyperlink"/>
-                <w:rFonts w:cstheme="minorHAnsi"/>
-                <w:noProof/>
-              </w:rPr>
-              <w:t>Target Users</w:t>
-            </w:r>
-            <w:r>
-              <w:rPr>
-                <w:noProof/>
-              </w:rPr>
-              <w:tab/>
-            </w:r>
-            <w:r>
-              <w:rPr>
-                <w:rStyle w:val="Hyperlink"/>
-                <w:noProof/>
-                <w:rtl/>
-              </w:rPr>
-              <w:fldChar w:fldCharType="begin"/>
-            </w:r>
-            <w:r>
-              <w:rPr>
-                <w:noProof/>
-              </w:rPr>
-              <w:instrText xml:space="preserve"> PAGEREF _Toc238078037 \h </w:instrText>
-            </w:r>
-            <w:r>
-              <w:rPr>
-                <w:rStyle w:val="Hyperlink"/>
-                <w:noProof/>
-                <w:rtl/>
-              </w:rPr>
-            </w:r>
-            <w:r>
-              <w:rPr>
-                <w:rStyle w:val="Hyperlink"/>
-                <w:noProof/>
-                <w:rtl/>
-              </w:rPr>
-              <w:fldChar w:fldCharType="separate"/>
-            </w:r>
-            <w:r>
-              <w:rPr>
-                <w:noProof/>
-              </w:rPr>
-              <w:t>4</w:t>
-            </w:r>
-            <w:r>
-              <w:rPr>
-                <w:rStyle w:val="Hyperlink"/>
-                <w:noProof/>
-                <w:rtl/>
-              </w:rPr>
-              <w:fldChar w:fldCharType="end"/>
-            </w:r>
-          </w:hyperlink>
-        </w:p>
-        <w:p>
-          <w:pPr>
-            <w:pStyle w:val="20"/>
-            <w:tabs>
-              <w:tab w:val="right" w:leader="dot" w:pos="10070"/>
-            </w:tabs>
-            <w:bidi w:val="0"/>
-            <w:rPr>
-              <w:rFonts w:asciiTheme="minorHAnsi" w:eastAsiaTheme="minorEastAsia" w:hAnsiTheme="minorHAnsi" w:cstheme="minorBidi"/>
-              <w:noProof/>
-            </w:rPr>
-          </w:pPr>
-          <w:hyperlink w:anchor="_Toc238078038" w:history="1">
-            <w:r>
-              <w:rPr>
-                <w:rStyle w:val="Hyperlink"/>
-                <w:rFonts w:cstheme="minorHAnsi"/>
-                <w:noProof/>
-              </w:rPr>
-              <w:t>Main Features</w:t>
-            </w:r>
-            <w:r>
-              <w:rPr>
-                <w:noProof/>
-              </w:rPr>
-              <w:tab/>
-            </w:r>
-            <w:r>
-              <w:rPr>
-                <w:rStyle w:val="Hyperlink"/>
-                <w:noProof/>
-                <w:rtl/>
-              </w:rPr>
-              <w:fldChar w:fldCharType="begin"/>
-            </w:r>
-            <w:r>
-              <w:rPr>
-                <w:noProof/>
-              </w:rPr>
-              <w:instrText xml:space="preserve"> PAGEREF _Toc238078038 \h </w:instrText>
-            </w:r>
-            <w:r>
-              <w:rPr>
-                <w:rStyle w:val="Hyperlink"/>
-                <w:noProof/>
-                <w:rtl/>
-              </w:rPr>
-            </w:r>
-            <w:r>
-              <w:rPr>
-                <w:rStyle w:val="Hyperlink"/>
-                <w:noProof/>
-                <w:rtl/>
-              </w:rPr>
-              <w:fldChar w:fldCharType="separate"/>
-            </w:r>
-            <w:r>
-              <w:rPr>
-                <w:noProof/>
-              </w:rPr>
-              <w:t>4</w:t>
-            </w:r>
-            <w:r>
-              <w:rPr>
-                <w:rStyle w:val="Hyperlink"/>
-                <w:noProof/>
-                <w:rtl/>
-              </w:rPr>
-              <w:fldChar w:fldCharType="end"/>
-            </w:r>
-          </w:hyperlink>
-        </w:p>
-        <w:p>
-          <w:pPr>
-            <w:pStyle w:val="20"/>
-            <w:tabs>
-              <w:tab w:val="right" w:leader="dot" w:pos="10070"/>
-            </w:tabs>
-            <w:bidi w:val="0"/>
-            <w:rPr>
-              <w:rFonts w:asciiTheme="minorHAnsi" w:eastAsiaTheme="minorEastAsia" w:hAnsiTheme="minorHAnsi" w:cstheme="minorBidi"/>
-              <w:noProof/>
-            </w:rPr>
-          </w:pPr>
-          <w:hyperlink w:anchor="_Toc238078039" w:history="1">
-            <w:r>
-              <w:rPr>
-                <w:rStyle w:val="Hyperlink"/>
-                <w:rFonts w:cstheme="minorHAnsi"/>
-                <w:noProof/>
-              </w:rPr>
-              <w:t>Scope Boundary</w:t>
-            </w:r>
-            <w:r>
-              <w:rPr>
-                <w:noProof/>
-              </w:rPr>
-              <w:tab/>
-            </w:r>
-            <w:r>
-              <w:rPr>
-                <w:rStyle w:val="Hyperlink"/>
-                <w:noProof/>
-                <w:rtl/>
-              </w:rPr>
-              <w:fldChar w:fldCharType="begin"/>
-            </w:r>
-            <w:r>
-              <w:rPr>
-                <w:noProof/>
-              </w:rPr>
-              <w:instrText xml:space="preserve"> PAGEREF _Toc238078039 \h </w:instrText>
-            </w:r>
-            <w:r>
-              <w:rPr>
-                <w:rStyle w:val="Hyperlink"/>
-                <w:noProof/>
-                <w:rtl/>
-              </w:rPr>
-            </w:r>
-            <w:r>
-              <w:rPr>
-                <w:rStyle w:val="Hyperlink"/>
-                <w:noProof/>
-                <w:rtl/>
-              </w:rPr>
-              <w:fldChar w:fldCharType="separate"/>
-            </w:r>
-            <w:r>
-              <w:rPr>
-                <w:noProof/>
-              </w:rPr>
-              <w:t>4</w:t>
-            </w:r>
-            <w:r>
-              <w:rPr>
-                <w:rStyle w:val="Hyperlink"/>
-                <w:noProof/>
-                <w:rtl/>
-              </w:rPr>
-              <w:fldChar w:fldCharType="end"/>
-            </w:r>
-          </w:hyperlink>
-        </w:p>
-        <w:p>
-          <w:pPr>
-            <w:pStyle w:val="11"/>
-            <w:tabs>
-              <w:tab w:val="left" w:pos="440"/>
-              <w:tab w:val="right" w:leader="dot" w:pos="10070"/>
-            </w:tabs>
-            <w:bidi w:val="0"/>
-            <w:rPr>
-              <w:rFonts w:asciiTheme="minorHAnsi" w:eastAsiaTheme="minorEastAsia" w:hAnsiTheme="minorHAnsi" w:cstheme="minorBidi"/>
-              <w:noProof/>
-            </w:rPr>
-          </w:pPr>
-          <w:hyperlink w:anchor="_Toc238078040" w:history="1">
-            <w:r>
-              <w:rPr>
-                <w:rStyle w:val="Hyperlink"/>
-                <w:noProof/>
-              </w:rPr>
-              <w:t>2.</w:t>
-            </w:r>
-            <w:r>
-              <w:rPr>
-                <w:rFonts w:asciiTheme="minorHAnsi" w:eastAsiaTheme="minorEastAsia" w:hAnsiTheme="minorHAnsi" w:cstheme="minorBidi"/>
-                <w:noProof/>
-              </w:rPr>
-              <w:tab/>
-            </w:r>
-            <w:r>
-              <w:rPr>
-                <w:rStyle w:val="Hyperlink"/>
-                <w:noProof/>
-              </w:rPr>
-              <w:t>SRS Chapter 1 – Introduction</w:t>
-            </w:r>
-            <w:r>
-              <w:rPr>
-                <w:noProof/>
-              </w:rPr>
-              <w:tab/>
-            </w:r>
-            <w:r>
-              <w:rPr>
-                <w:rStyle w:val="Hyperlink"/>
-                <w:noProof/>
-                <w:rtl/>
-              </w:rPr>
-              <w:fldChar w:fldCharType="begin"/>
-            </w:r>
-            <w:r>
-              <w:rPr>
-                <w:noProof/>
-              </w:rPr>
-              <w:instrText xml:space="preserve"> PAGEREF _Toc238078040 \h </w:instrText>
-            </w:r>
-            <w:r>
-              <w:rPr>
-                <w:rStyle w:val="Hyperlink"/>
-                <w:noProof/>
-                <w:rtl/>
-              </w:rPr>
-            </w:r>
-            <w:r>
-              <w:rPr>
-                <w:rStyle w:val="Hyperlink"/>
-                <w:noProof/>
-                <w:rtl/>
-              </w:rPr>
-              <w:fldChar w:fldCharType="separate"/>
-            </w:r>
-            <w:r>
-              <w:rPr>
-                <w:noProof/>
-              </w:rPr>
-              <w:t>4</w:t>
-            </w:r>
-            <w:r>
-              <w:rPr>
-                <w:rStyle w:val="Hyperlink"/>
-                <w:noProof/>
-                <w:rtl/>
-              </w:rPr>
-              <w:fldChar w:fldCharType="end"/>
-            </w:r>
-          </w:hyperlink>
-        </w:p>
-        <w:p>
-          <w:pPr>
-            <w:pStyle w:val="20"/>
-            <w:tabs>
-              <w:tab w:val="right" w:leader="dot" w:pos="10070"/>
-            </w:tabs>
-            <w:bidi w:val="0"/>
-            <w:rPr>
-              <w:rFonts w:asciiTheme="minorHAnsi" w:eastAsiaTheme="minorEastAsia" w:hAnsiTheme="minorHAnsi" w:cstheme="minorBidi"/>
-              <w:noProof/>
-            </w:rPr>
-          </w:pPr>
-          <w:hyperlink w:anchor="_Toc238078041" w:history="1">
-            <w:r>
-              <w:rPr>
-                <w:rStyle w:val="Hyperlink"/>
-                <w:rFonts w:cstheme="minorHAnsi"/>
-                <w:noProof/>
-              </w:rPr>
-              <w:t>Purpose</w:t>
-            </w:r>
-            <w:r>
-              <w:rPr>
-                <w:noProof/>
-              </w:rPr>
-              <w:tab/>
-            </w:r>
-            <w:r>
-              <w:rPr>
-                <w:rStyle w:val="Hyperlink"/>
-                <w:noProof/>
-                <w:rtl/>
-              </w:rPr>
-              <w:fldChar w:fldCharType="begin"/>
-            </w:r>
-            <w:r>
-              <w:rPr>
-                <w:noProof/>
-              </w:rPr>
-              <w:instrText xml:space="preserve"> PAGEREF _Toc238078041 \h </w:instrText>
-            </w:r>
-            <w:r>
-              <w:rPr>
-                <w:rStyle w:val="Hyperlink"/>
-                <w:noProof/>
-                <w:rtl/>
-              </w:rPr>
-            </w:r>
-            <w:r>
-              <w:rPr>
-                <w:rStyle w:val="Hyperlink"/>
-                <w:noProof/>
-                <w:rtl/>
-              </w:rPr>
-              <w:fldChar w:fldCharType="separate"/>
-            </w:r>
-            <w:r>
-              <w:rPr>
-                <w:noProof/>
-              </w:rPr>
-              <w:t>4</w:t>
-            </w:r>
-            <w:r>
-              <w:rPr>
-                <w:rStyle w:val="Hyperlink"/>
-                <w:noProof/>
-                <w:rtl/>
-              </w:rPr>
-              <w:fldChar w:fldCharType="end"/>
-            </w:r>
-          </w:hyperlink>
-        </w:p>
-        <w:p>
-          <w:pPr>
-            <w:pStyle w:val="20"/>
-            <w:tabs>
-              <w:tab w:val="right" w:leader="dot" w:pos="10070"/>
-            </w:tabs>
-            <w:bidi w:val="0"/>
-            <w:rPr>
-              <w:rFonts w:asciiTheme="minorHAnsi" w:eastAsiaTheme="minorEastAsia" w:hAnsiTheme="minorHAnsi" w:cstheme="minorBidi"/>
-              <w:noProof/>
-            </w:rPr>
-          </w:pPr>
-          <w:hyperlink w:anchor="_Toc238078042" w:history="1">
-            <w:r>
-              <w:rPr>
-                <w:rStyle w:val="Hyperlink"/>
-                <w:rFonts w:cstheme="minorHAnsi"/>
-                <w:noProof/>
-              </w:rPr>
-              <w:t>Document Conventions</w:t>
-            </w:r>
-            <w:r>
-              <w:rPr>
-                <w:noProof/>
-              </w:rPr>
-              <w:tab/>
-            </w:r>
-            <w:r>
-              <w:rPr>
-                <w:rStyle w:val="Hyperlink"/>
-                <w:noProof/>
-                <w:rtl/>
-              </w:rPr>
-              <w:fldChar w:fldCharType="begin"/>
-            </w:r>
-            <w:r>
-              <w:rPr>
-                <w:noProof/>
-              </w:rPr>
-              <w:instrText xml:space="preserve"> PAGEREF _Toc238078042 \h </w:instrText>
-            </w:r>
-            <w:r>
-              <w:rPr>
-                <w:rStyle w:val="Hyperlink"/>
-                <w:noProof/>
-                <w:rtl/>
-              </w:rPr>
-            </w:r>
-            <w:r>
-              <w:rPr>
-                <w:rStyle w:val="Hyperlink"/>
-                <w:noProof/>
-                <w:rtl/>
-              </w:rPr>
-              <w:fldChar w:fldCharType="separate"/>
-            </w:r>
-            <w:r>
-              <w:rPr>
-                <w:noProof/>
-              </w:rPr>
-              <w:t>5</w:t>
-            </w:r>
-            <w:r>
-              <w:rPr>
-                <w:rStyle w:val="Hyperlink"/>
-                <w:noProof/>
-                <w:rtl/>
-              </w:rPr>
-              <w:fldChar w:fldCharType="end"/>
-            </w:r>
-          </w:hyperlink>
-        </w:p>
-        <w:p>
-          <w:pPr>
-            <w:pStyle w:val="20"/>
-            <w:tabs>
-              <w:tab w:val="right" w:leader="dot" w:pos="10070"/>
-            </w:tabs>
-            <w:bidi w:val="0"/>
-            <w:rPr>
-              <w:rFonts w:asciiTheme="minorHAnsi" w:eastAsiaTheme="minorEastAsia" w:hAnsiTheme="minorHAnsi" w:cstheme="minorBidi"/>
-              <w:noProof/>
-            </w:rPr>
-          </w:pPr>
-          <w:hyperlink w:anchor="_Toc238078043" w:history="1">
-            <w:r>
-              <w:rPr>
-                <w:rStyle w:val="Hyperlink"/>
-                <w:rFonts w:cstheme="minorHAnsi"/>
-                <w:noProof/>
-              </w:rPr>
-              <w:t>Intended Audience</w:t>
-            </w:r>
-            <w:r>
-              <w:rPr>
-                <w:noProof/>
-              </w:rPr>
-              <w:tab/>
-            </w:r>
-            <w:r>
-              <w:rPr>
-                <w:rStyle w:val="Hyperlink"/>
-                <w:noProof/>
-                <w:rtl/>
-              </w:rPr>
-              <w:fldChar w:fldCharType="begin"/>
-            </w:r>
-            <w:r>
-              <w:rPr>
-                <w:noProof/>
-              </w:rPr>
-              <w:instrText xml:space="preserve"> PAGEREF _Toc238078043 \h </w:instrText>
-            </w:r>
-            <w:r>
-              <w:rPr>
-                <w:rStyle w:val="Hyperlink"/>
-                <w:noProof/>
-                <w:rtl/>
-              </w:rPr>
-            </w:r>
-            <w:r>
-              <w:rPr>
-                <w:rStyle w:val="Hyperlink"/>
-                <w:noProof/>
-                <w:rtl/>
-              </w:rPr>
-              <w:fldChar w:fldCharType="separate"/>
-            </w:r>
-            <w:r>
-              <w:rPr>
-                <w:noProof/>
-              </w:rPr>
-              <w:t>5</w:t>
-            </w:r>
-            <w:r>
-              <w:rPr>
-                <w:rStyle w:val="Hyperlink"/>
-                <w:noProof/>
-                <w:rtl/>
-              </w:rPr>
-              <w:fldChar w:fldCharType="end"/>
-            </w:r>
-          </w:hyperlink>
-        </w:p>
-        <w:p>
-          <w:pPr>
-            <w:pStyle w:val="20"/>
-            <w:tabs>
-              <w:tab w:val="right" w:leader="dot" w:pos="10070"/>
-            </w:tabs>
-            <w:bidi w:val="0"/>
-            <w:rPr>
-              <w:rFonts w:asciiTheme="minorHAnsi" w:eastAsiaTheme="minorEastAsia" w:hAnsiTheme="minorHAnsi" w:cstheme="minorBidi"/>
-              <w:noProof/>
-            </w:rPr>
-          </w:pPr>
-          <w:hyperlink w:anchor="_Toc238078044" w:history="1">
-            <w:r>
-              <w:rPr>
-                <w:rStyle w:val="Hyperlink"/>
-                <w:rFonts w:cstheme="minorHAnsi"/>
-                <w:noProof/>
-              </w:rPr>
-              <w:t>Project Scope</w:t>
-            </w:r>
-            <w:r>
-              <w:rPr>
-                <w:noProof/>
-              </w:rPr>
-              <w:tab/>
-            </w:r>
-            <w:r>
-              <w:rPr>
-                <w:rStyle w:val="Hyperlink"/>
-                <w:noProof/>
-                <w:rtl/>
-              </w:rPr>
-              <w:fldChar w:fldCharType="begin"/>
-            </w:r>
-            <w:r>
-              <w:rPr>
-                <w:noProof/>
-              </w:rPr>
-              <w:instrText xml:space="preserve"> PAGEREF _Toc238078044 \h </w:instrText>
-            </w:r>
-            <w:r>
-              <w:rPr>
-                <w:rStyle w:val="Hyperlink"/>
-                <w:noProof/>
-                <w:rtl/>
-              </w:rPr>
-            </w:r>
-            <w:r>
-              <w:rPr>
-                <w:rStyle w:val="Hyperlink"/>
-                <w:noProof/>
-                <w:rtl/>
-              </w:rPr>
-              <w:fldChar w:fldCharType="separate"/>
-            </w:r>
-            <w:r>
-              <w:rPr>
-                <w:noProof/>
-              </w:rPr>
-              <w:t>5</w:t>
-            </w:r>
-            <w:r>
-              <w:rPr>
-                <w:rStyle w:val="Hyperlink"/>
-                <w:noProof/>
-                <w:rtl/>
-              </w:rPr>
-              <w:fldChar w:fldCharType="end"/>
-            </w:r>
-          </w:hyperlink>
-        </w:p>
-        <w:p>
-          <w:pPr>
-            <w:pStyle w:val="20"/>
-            <w:tabs>
-              <w:tab w:val="right" w:leader="dot" w:pos="10070"/>
-            </w:tabs>
-            <w:bidi w:val="0"/>
-            <w:rPr>
-              <w:rFonts w:asciiTheme="minorHAnsi" w:eastAsiaTheme="minorEastAsia" w:hAnsiTheme="minorHAnsi" w:cstheme="minorBidi"/>
-              <w:noProof/>
-            </w:rPr>
-          </w:pPr>
-          <w:hyperlink w:anchor="_Toc238078045" w:history="1">
-            <w:r>
-              <w:rPr>
-                <w:rStyle w:val="Hyperlink"/>
-                <w:rFonts w:cstheme="minorHAnsi"/>
-                <w:noProof/>
-              </w:rPr>
-              <w:t>References</w:t>
-            </w:r>
-            <w:r>
-              <w:rPr>
-                <w:noProof/>
-              </w:rPr>
-              <w:tab/>
-            </w:r>
-            <w:r>
-              <w:rPr>
-                <w:rStyle w:val="Hyperlink"/>
-                <w:noProof/>
-                <w:rtl/>
-              </w:rPr>
-              <w:fldChar w:fldCharType="begin"/>
-            </w:r>
-            <w:r>
-              <w:rPr>
-                <w:noProof/>
-              </w:rPr>
-              <w:instrText xml:space="preserve"> PAGEREF _Toc238078045 \h </w:instrText>
-            </w:r>
-            <w:r>
-              <w:rPr>
-                <w:rStyle w:val="Hyperlink"/>
-                <w:noProof/>
-                <w:rtl/>
-              </w:rPr>
-            </w:r>
-            <w:r>
-              <w:rPr>
-                <w:rStyle w:val="Hyperlink"/>
-                <w:noProof/>
-                <w:rtl/>
-              </w:rPr>
-              <w:fldChar w:fldCharType="separate"/>
-            </w:r>
-            <w:r>
-              <w:rPr>
-                <w:noProof/>
-              </w:rPr>
-              <w:t>6</w:t>
-            </w:r>
-            <w:r>
-              <w:rPr>
-                <w:rStyle w:val="Hyperlink"/>
-                <w:noProof/>
-                <w:rtl/>
-              </w:rPr>
-              <w:fldChar w:fldCharType="end"/>
-            </w:r>
-          </w:hyperlink>
-        </w:p>
-        <w:p>
-          <w:pPr>
-            <w:pStyle w:val="20"/>
-            <w:tabs>
-              <w:tab w:val="right" w:leader="dot" w:pos="10070"/>
-            </w:tabs>
-            <w:bidi w:val="0"/>
-            <w:rPr>
-              <w:rFonts w:asciiTheme="minorHAnsi" w:eastAsiaTheme="minorEastAsia" w:hAnsiTheme="minorHAnsi" w:cstheme="minorBidi"/>
-              <w:noProof/>
-            </w:rPr>
-          </w:pPr>
-          <w:hyperlink w:anchor="_Toc238078046" w:history="1">
-            <w:r>
-              <w:rPr>
-                <w:rStyle w:val="Hyperlink"/>
-                <w:rFonts w:cstheme="minorHAnsi"/>
-                <w:noProof/>
-              </w:rPr>
-              <w:t>Overview</w:t>
-            </w:r>
-            <w:r>
-              <w:rPr>
-                <w:noProof/>
-              </w:rPr>
-              <w:tab/>
-            </w:r>
-            <w:r>
-              <w:rPr>
-                <w:rStyle w:val="Hyperlink"/>
-                <w:noProof/>
-                <w:rtl/>
-              </w:rPr>
-              <w:fldChar w:fldCharType="begin"/>
-            </w:r>
-            <w:r>
-              <w:rPr>
-                <w:noProof/>
-              </w:rPr>
-              <w:instrText xml:space="preserve"> PAGEREF _Toc238078046 \h </w:instrText>
-            </w:r>
-            <w:r>
-              <w:rPr>
-                <w:rStyle w:val="Hyperlink"/>
-                <w:noProof/>
-                <w:rtl/>
-              </w:rPr>
-            </w:r>
-            <w:r>
-              <w:rPr>
-                <w:rStyle w:val="Hyperlink"/>
-                <w:noProof/>
-                <w:rtl/>
-              </w:rPr>
-              <w:fldChar w:fldCharType="separate"/>
-            </w:r>
-            <w:r>
-              <w:rPr>
-                <w:noProof/>
-              </w:rPr>
-              <w:t>6</w:t>
-            </w:r>
-            <w:r>
-              <w:rPr>
-                <w:rStyle w:val="Hyperlink"/>
-                <w:noProof/>
-                <w:rtl/>
-              </w:rPr>
-              <w:fldChar w:fldCharType="end"/>
-            </w:r>
-          </w:hyperlink>
-        </w:p>
-        <w:p>
-          <w:pPr>
-            <w:pStyle w:val="11"/>
-            <w:tabs>
-              <w:tab w:val="left" w:pos="440"/>
-              <w:tab w:val="right" w:leader="dot" w:pos="10070"/>
-            </w:tabs>
-            <w:bidi w:val="0"/>
-            <w:rPr>
-              <w:rFonts w:asciiTheme="minorHAnsi" w:eastAsiaTheme="minorEastAsia" w:hAnsiTheme="minorHAnsi" w:cstheme="minorBidi"/>
-              <w:noProof/>
-            </w:rPr>
-          </w:pPr>
-          <w:hyperlink w:anchor="_Toc238078047" w:history="1">
-            <w:r>
-              <w:rPr>
-                <w:rStyle w:val="Hyperlink"/>
-                <w:noProof/>
-              </w:rPr>
-              <w:t>3.</w:t>
-            </w:r>
-            <w:r>
-              <w:rPr>
-                <w:rFonts w:asciiTheme="minorHAnsi" w:eastAsiaTheme="minorEastAsia" w:hAnsiTheme="minorHAnsi" w:cstheme="minorBidi"/>
-                <w:noProof/>
-              </w:rPr>
-              <w:tab/>
-            </w:r>
-            <w:r>
-              <w:rPr>
-                <w:rStyle w:val="Hyperlink"/>
-                <w:noProof/>
-              </w:rPr>
-              <w:t>SRS Chapter 2 – Overall Description</w:t>
-            </w:r>
-            <w:r>
-              <w:rPr>
-                <w:noProof/>
-              </w:rPr>
-              <w:tab/>
-            </w:r>
-            <w:r>
-              <w:rPr>
-                <w:rStyle w:val="Hyperlink"/>
-                <w:noProof/>
-                <w:rtl/>
-              </w:rPr>
-              <w:fldChar w:fldCharType="begin"/>
-            </w:r>
-            <w:r>
-              <w:rPr>
-                <w:noProof/>
-              </w:rPr>
-              <w:instrText xml:space="preserve"> PAGEREF _Toc238078047 \h </w:instrText>
-            </w:r>
-            <w:r>
-              <w:rPr>
-                <w:rStyle w:val="Hyperlink"/>
-                <w:noProof/>
-                <w:rtl/>
-              </w:rPr>
-            </w:r>
-            <w:r>
-              <w:rPr>
-                <w:rStyle w:val="Hyperlink"/>
-                <w:noProof/>
-                <w:rtl/>
-              </w:rPr>
-              <w:fldChar w:fldCharType="separate"/>
-            </w:r>
-            <w:r>
-              <w:rPr>
-                <w:noProof/>
-              </w:rPr>
-              <w:t>7</w:t>
-            </w:r>
-            <w:r>
-              <w:rPr>
-                <w:rStyle w:val="Hyperlink"/>
-                <w:noProof/>
-                <w:rtl/>
-              </w:rPr>
-              <w:fldChar w:fldCharType="end"/>
-            </w:r>
-          </w:hyperlink>
-        </w:p>
-        <w:p>
-          <w:pPr>
-            <w:pStyle w:val="20"/>
-            <w:tabs>
-              <w:tab w:val="right" w:leader="dot" w:pos="10070"/>
-            </w:tabs>
-            <w:bidi w:val="0"/>
-            <w:rPr>
-              <w:rFonts w:asciiTheme="minorHAnsi" w:eastAsiaTheme="minorEastAsia" w:hAnsiTheme="minorHAnsi" w:cstheme="minorBidi"/>
-              <w:noProof/>
-            </w:rPr>
-          </w:pPr>
-          <w:hyperlink w:anchor="_Toc238078048" w:history="1">
-            <w:r>
-              <w:rPr>
-                <w:rStyle w:val="Hyperlink"/>
-                <w:rFonts w:cstheme="minorHAnsi"/>
-                <w:noProof/>
-              </w:rPr>
-              <w:t>Product Perspective</w:t>
-            </w:r>
-            <w:r>
-              <w:rPr>
-                <w:noProof/>
-              </w:rPr>
-              <w:tab/>
-            </w:r>
-            <w:r>
-              <w:rPr>
-                <w:rStyle w:val="Hyperlink"/>
-                <w:noProof/>
-                <w:rtl/>
-              </w:rPr>
-              <w:fldChar w:fldCharType="begin"/>
-            </w:r>
-            <w:r>
-              <w:rPr>
-                <w:noProof/>
-              </w:rPr>
-              <w:instrText xml:space="preserve"> PAGEREF _Toc238078048 \h </w:instrText>
-            </w:r>
-            <w:r>
-              <w:rPr>
-                <w:rStyle w:val="Hyperlink"/>
-                <w:noProof/>
-                <w:rtl/>
-              </w:rPr>
-            </w:r>
-            <w:r>
-              <w:rPr>
-                <w:rStyle w:val="Hyperlink"/>
-                <w:noProof/>
-                <w:rtl/>
-              </w:rPr>
-              <w:fldChar w:fldCharType="separate"/>
-            </w:r>
-            <w:r>
-              <w:rPr>
-                <w:noProof/>
-              </w:rPr>
-              <w:t>7</w:t>
-            </w:r>
-            <w:r>
-              <w:rPr>
-                <w:rStyle w:val="Hyperlink"/>
-                <w:noProof/>
-                <w:rtl/>
-              </w:rPr>
-              <w:fldChar w:fldCharType="end"/>
-            </w:r>
-          </w:hyperlink>
-        </w:p>
-        <w:p>
-          <w:pPr>
-            <w:pStyle w:val="20"/>
-            <w:tabs>
-              <w:tab w:val="right" w:leader="dot" w:pos="10070"/>
-            </w:tabs>
-            <w:bidi w:val="0"/>
-            <w:rPr>
-              <w:rFonts w:asciiTheme="minorHAnsi" w:eastAsiaTheme="minorEastAsia" w:hAnsiTheme="minorHAnsi" w:cstheme="minorBidi"/>
-              <w:noProof/>
-            </w:rPr>
-          </w:pPr>
-          <w:hyperlink w:anchor="_Toc238078049" w:history="1">
-            <w:r>
-              <w:rPr>
-                <w:rStyle w:val="Hyperlink"/>
-                <w:rFonts w:cstheme="minorHAnsi"/>
-                <w:noProof/>
-              </w:rPr>
-              <w:t>Product Features</w:t>
-            </w:r>
-            <w:r>
-              <w:rPr>
-                <w:noProof/>
-              </w:rPr>
-              <w:tab/>
-            </w:r>
-            <w:r>
-              <w:rPr>
-                <w:rStyle w:val="Hyperlink"/>
-                <w:noProof/>
-                <w:rtl/>
-              </w:rPr>
-              <w:fldChar w:fldCharType="begin"/>
-            </w:r>
-            <w:r>
-              <w:rPr>
-                <w:noProof/>
-              </w:rPr>
-              <w:instrText xml:space="preserve"> PAGEREF _Toc238078049 \h </w:instrText>
-            </w:r>
-            <w:r>
-              <w:rPr>
-                <w:rStyle w:val="Hyperlink"/>
-                <w:noProof/>
-                <w:rtl/>
-              </w:rPr>
-            </w:r>
-            <w:r>
-              <w:rPr>
-                <w:rStyle w:val="Hyperlink"/>
-                <w:noProof/>
-                <w:rtl/>
-              </w:rPr>
-              <w:fldChar w:fldCharType="separate"/>
-            </w:r>
-            <w:r>
-              <w:rPr>
-                <w:noProof/>
-              </w:rPr>
-              <w:t>7</w:t>
-            </w:r>
-            <w:r>
-              <w:rPr>
-                <w:rStyle w:val="Hyperlink"/>
-                <w:noProof/>
-                <w:rtl/>
-              </w:rPr>
-              <w:fldChar w:fldCharType="end"/>
-            </w:r>
-          </w:hyperlink>
-        </w:p>
-        <w:p>
-          <w:pPr>
-            <w:pStyle w:val="20"/>
-            <w:tabs>
-              <w:tab w:val="right" w:leader="dot" w:pos="10070"/>
-            </w:tabs>
-            <w:bidi w:val="0"/>
-            <w:rPr>
-              <w:rFonts w:asciiTheme="minorHAnsi" w:eastAsiaTheme="minorEastAsia" w:hAnsiTheme="minorHAnsi" w:cstheme="minorBidi"/>
-              <w:noProof/>
-            </w:rPr>
-          </w:pPr>
-          <w:hyperlink w:anchor="_Toc238078050" w:history="1">
-            <w:r>
-              <w:rPr>
-                <w:rStyle w:val="Hyperlink"/>
-                <w:rFonts w:cstheme="minorHAnsi"/>
-                <w:noProof/>
-              </w:rPr>
-              <w:t>User Classes and Characteristics</w:t>
-            </w:r>
-            <w:r>
-              <w:rPr>
-                <w:noProof/>
-              </w:rPr>
-              <w:tab/>
-            </w:r>
-            <w:r>
-              <w:rPr>
-                <w:rStyle w:val="Hyperlink"/>
-                <w:noProof/>
-                <w:rtl/>
-              </w:rPr>
-              <w:fldChar w:fldCharType="begin"/>
-            </w:r>
-            <w:r>
-              <w:rPr>
-                <w:noProof/>
-              </w:rPr>
-              <w:instrText xml:space="preserve"> PAGEREF _Toc238078050 \h </w:instrText>
-            </w:r>
-            <w:r>
-              <w:rPr>
-                <w:rStyle w:val="Hyperlink"/>
-                <w:noProof/>
-                <w:rtl/>
-              </w:rPr>
-            </w:r>
-            <w:r>
-              <w:rPr>
-                <w:rStyle w:val="Hyperlink"/>
-                <w:noProof/>
-                <w:rtl/>
-              </w:rPr>
-              <w:fldChar w:fldCharType="separate"/>
-            </w:r>
-            <w:r>
-              <w:rPr>
-                <w:noProof/>
-              </w:rPr>
-              <w:t>7</w:t>
-            </w:r>
-            <w:r>
-              <w:rPr>
-                <w:rStyle w:val="Hyperlink"/>
-                <w:noProof/>
-                <w:rtl/>
-              </w:rPr>
-              <w:fldChar w:fldCharType="end"/>
-            </w:r>
-          </w:hyperlink>
-        </w:p>
-        <w:p>
-          <w:pPr>
-            <w:pStyle w:val="20"/>
-            <w:tabs>
-              <w:tab w:val="right" w:leader="dot" w:pos="10070"/>
-            </w:tabs>
-            <w:bidi w:val="0"/>
-            <w:rPr>
-              <w:rFonts w:asciiTheme="minorHAnsi" w:eastAsiaTheme="minorEastAsia" w:hAnsiTheme="minorHAnsi" w:cstheme="minorBidi"/>
-              <w:noProof/>
-            </w:rPr>
-          </w:pPr>
-          <w:hyperlink w:anchor="_Toc238078051" w:history="1">
-            <w:r>
-              <w:rPr>
-                <w:rStyle w:val="Hyperlink"/>
-                <w:rFonts w:cstheme="minorHAnsi"/>
-                <w:noProof/>
-              </w:rPr>
-              <w:t>Operating Environment</w:t>
-            </w:r>
-            <w:r>
-              <w:rPr>
-                <w:noProof/>
-              </w:rPr>
-              <w:tab/>
-            </w:r>
-            <w:r>
-              <w:rPr>
-                <w:rStyle w:val="Hyperlink"/>
-                <w:noProof/>
-                <w:rtl/>
-              </w:rPr>
-              <w:fldChar w:fldCharType="begin"/>
-            </w:r>
-            <w:r>
-              <w:rPr>
-                <w:noProof/>
-              </w:rPr>
-              <w:instrText xml:space="preserve"> PAGEREF _Toc238078051 \h </w:instrText>
-            </w:r>
-            <w:r>
-              <w:rPr>
-                <w:rStyle w:val="Hyperlink"/>
-                <w:noProof/>
-                <w:rtl/>
-              </w:rPr>
-            </w:r>
-            <w:r>
-              <w:rPr>
-                <w:rStyle w:val="Hyperlink"/>
-                <w:noProof/>
-                <w:rtl/>
-              </w:rPr>
-              <w:fldChar w:fldCharType="separate"/>
-            </w:r>
-            <w:r>
-              <w:rPr>
-                <w:noProof/>
-              </w:rPr>
-              <w:t>7</w:t>
-            </w:r>
-            <w:r>
-              <w:rPr>
-                <w:rStyle w:val="Hyperlink"/>
-                <w:noProof/>
-                <w:rtl/>
-              </w:rPr>
-              <w:fldChar w:fldCharType="end"/>
-            </w:r>
-          </w:hyperlink>
-        </w:p>
-        <w:p>
-          <w:pPr>
-            <w:pStyle w:val="20"/>
-            <w:tabs>
-              <w:tab w:val="right" w:leader="dot" w:pos="10070"/>
-            </w:tabs>
-            <w:bidi w:val="0"/>
-            <w:rPr>
-              <w:rFonts w:asciiTheme="minorHAnsi" w:eastAsiaTheme="minorEastAsia" w:hAnsiTheme="minorHAnsi" w:cstheme="minorBidi"/>
-              <w:noProof/>
-            </w:rPr>
-          </w:pPr>
-          <w:hyperlink w:anchor="_Toc238078052" w:history="1">
-            <w:r>
-              <w:rPr>
-                <w:rStyle w:val="Hyperlink"/>
-                <w:rFonts w:cstheme="minorHAnsi"/>
-                <w:noProof/>
-              </w:rPr>
-              <w:t>Design and Implementation Constraints</w:t>
-            </w:r>
-            <w:r>
-              <w:rPr>
-                <w:noProof/>
-              </w:rPr>
-              <w:tab/>
-            </w:r>
-            <w:r>
-              <w:rPr>
-                <w:rStyle w:val="Hyperlink"/>
-                <w:noProof/>
-                <w:rtl/>
-              </w:rPr>
-              <w:fldChar w:fldCharType="begin"/>
-            </w:r>
-            <w:r>
-              <w:rPr>
-                <w:noProof/>
-              </w:rPr>
-              <w:instrText xml:space="preserve"> PAGEREF _Toc238078052 \h </w:instrText>
-            </w:r>
-            <w:r>
-              <w:rPr>
-                <w:rStyle w:val="Hyperlink"/>
-                <w:noProof/>
-                <w:rtl/>
-              </w:rPr>
-            </w:r>
-            <w:r>
-              <w:rPr>
-                <w:rStyle w:val="Hyperlink"/>
-                <w:noProof/>
-                <w:rtl/>
-              </w:rPr>
-              <w:fldChar w:fldCharType="separate"/>
-            </w:r>
-            <w:r>
-              <w:rPr>
-                <w:noProof/>
-              </w:rPr>
-              <w:t>7</w:t>
-            </w:r>
-            <w:r>
-              <w:rPr>
-                <w:rStyle w:val="Hyperlink"/>
-                <w:noProof/>
-                <w:rtl/>
-              </w:rPr>
-              <w:fldChar w:fldCharType="end"/>
-            </w:r>
-          </w:hyperlink>
-        </w:p>
-        <w:p>
-          <w:pPr>
-            <w:pStyle w:val="20"/>
-            <w:tabs>
-              <w:tab w:val="right" w:leader="dot" w:pos="10070"/>
-            </w:tabs>
-            <w:bidi w:val="0"/>
-            <w:rPr>
-              <w:rFonts w:asciiTheme="minorHAnsi" w:eastAsiaTheme="minorEastAsia" w:hAnsiTheme="minorHAnsi" w:cstheme="minorBidi"/>
-              <w:noProof/>
-            </w:rPr>
-          </w:pPr>
-          <w:hyperlink w:anchor="_Toc238078053" w:history="1">
-            <w:r>
-              <w:rPr>
-                <w:rStyle w:val="Hyperlink"/>
-                <w:rFonts w:cstheme="minorHAnsi"/>
-                <w:noProof/>
-              </w:rPr>
-              <w:t>User Documentation</w:t>
-            </w:r>
-            <w:r>
-              <w:rPr>
-                <w:noProof/>
-              </w:rPr>
-              <w:tab/>
-            </w:r>
-            <w:r>
-              <w:rPr>
-                <w:rStyle w:val="Hyperlink"/>
-                <w:noProof/>
-                <w:rtl/>
-              </w:rPr>
-              <w:fldChar w:fldCharType="begin"/>
-            </w:r>
-            <w:r>
-              <w:rPr>
-                <w:noProof/>
-              </w:rPr>
-              <w:instrText xml:space="preserve"> PAGEREF _Toc238078053 \h </w:instrText>
-            </w:r>
-            <w:r>
-              <w:rPr>
-                <w:rStyle w:val="Hyperlink"/>
-                <w:noProof/>
-                <w:rtl/>
-              </w:rPr>
-            </w:r>
-            <w:r>
-              <w:rPr>
-                <w:rStyle w:val="Hyperlink"/>
-                <w:noProof/>
-                <w:rtl/>
-              </w:rPr>
-              <w:fldChar w:fldCharType="separate"/>
-            </w:r>
-            <w:r>
-              <w:rPr>
-                <w:noProof/>
-              </w:rPr>
-              <w:t>7</w:t>
-            </w:r>
-            <w:r>
-              <w:rPr>
-                <w:rStyle w:val="Hyperlink"/>
-                <w:noProof/>
-                <w:rtl/>
-              </w:rPr>
-              <w:fldChar w:fldCharType="end"/>
-            </w:r>
-          </w:hyperlink>
-        </w:p>
-        <w:p>
-          <w:pPr>
-            <w:pStyle w:val="20"/>
-            <w:tabs>
-              <w:tab w:val="right" w:leader="dot" w:pos="10070"/>
-            </w:tabs>
-            <w:bidi w:val="0"/>
-            <w:rPr>
-              <w:rFonts w:asciiTheme="minorHAnsi" w:eastAsiaTheme="minorEastAsia" w:hAnsiTheme="minorHAnsi" w:cstheme="minorBidi"/>
-              <w:noProof/>
-            </w:rPr>
-          </w:pPr>
-          <w:hyperlink w:anchor="_Toc238078054" w:history="1">
-            <w:r>
-              <w:rPr>
-                <w:rStyle w:val="Hyperlink"/>
-                <w:rFonts w:cstheme="minorHAnsi"/>
-                <w:noProof/>
-              </w:rPr>
-              <w:t>Assumptions and Dependencies</w:t>
-            </w:r>
-            <w:r>
-              <w:rPr>
-                <w:noProof/>
-              </w:rPr>
-              <w:tab/>
-            </w:r>
-            <w:r>
-              <w:rPr>
-                <w:rStyle w:val="Hyperlink"/>
-                <w:noProof/>
-                <w:rtl/>
-              </w:rPr>
-              <w:fldChar w:fldCharType="begin"/>
-            </w:r>
-            <w:r>
-              <w:rPr>
-                <w:noProof/>
-              </w:rPr>
-              <w:instrText xml:space="preserve"> PAGEREF _Toc238078054 \h </w:instrText>
-            </w:r>
-            <w:r>
-              <w:rPr>
-                <w:rStyle w:val="Hyperlink"/>
-                <w:noProof/>
-                <w:rtl/>
-              </w:rPr>
-            </w:r>
-            <w:r>
-              <w:rPr>
-                <w:rStyle w:val="Hyperlink"/>
-                <w:noProof/>
-                <w:rtl/>
-              </w:rPr>
-              <w:fldChar w:fldCharType="separate"/>
-            </w:r>
-            <w:r>
-              <w:rPr>
-                <w:noProof/>
-              </w:rPr>
-              <w:t>8</w:t>
-            </w:r>
-            <w:r>
-              <w:rPr>
-                <w:rStyle w:val="Hyperlink"/>
-                <w:noProof/>
-                <w:rtl/>
-              </w:rPr>
-              <w:fldChar w:fldCharType="end"/>
-            </w:r>
-          </w:hyperlink>
-        </w:p>
-        <w:p>
-          <w:pPr>
-            <w:pStyle w:val="11"/>
-            <w:tabs>
-              <w:tab w:val="left" w:pos="440"/>
-              <w:tab w:val="right" w:leader="dot" w:pos="10070"/>
-            </w:tabs>
-            <w:bidi w:val="0"/>
-            <w:rPr>
-              <w:rFonts w:asciiTheme="minorHAnsi" w:eastAsiaTheme="minorEastAsia" w:hAnsiTheme="minorHAnsi" w:cstheme="minorBidi"/>
-              <w:noProof/>
-            </w:rPr>
-          </w:pPr>
-          <w:hyperlink w:anchor="_Toc238078055" w:history="1">
-            <w:r>
-              <w:rPr>
-                <w:rStyle w:val="Hyperlink"/>
-                <w:noProof/>
-              </w:rPr>
-              <w:t>4.</w:t>
-            </w:r>
-            <w:r>
-              <w:rPr>
-                <w:rFonts w:asciiTheme="minorHAnsi" w:eastAsiaTheme="minorEastAsia" w:hAnsiTheme="minorHAnsi" w:cstheme="minorBidi"/>
-                <w:noProof/>
-              </w:rPr>
-              <w:tab/>
-            </w:r>
-            <w:r>
-              <w:rPr>
-                <w:rStyle w:val="Hyperlink"/>
-                <w:noProof/>
-              </w:rPr>
-              <w:t>Functional Requirements</w:t>
-            </w:r>
-            <w:r>
-              <w:rPr>
-                <w:noProof/>
-              </w:rPr>
-              <w:tab/>
-            </w:r>
-            <w:r>
-              <w:rPr>
-                <w:rStyle w:val="Hyperlink"/>
-                <w:noProof/>
-                <w:rtl/>
-              </w:rPr>
-              <w:fldChar w:fldCharType="begin"/>
-            </w:r>
-            <w:r>
-              <w:rPr>
-                <w:noProof/>
-              </w:rPr>
-              <w:instrText xml:space="preserve"> PAGEREF _Toc238078055 \h </w:instrText>
-            </w:r>
-            <w:r>
-              <w:rPr>
-                <w:rStyle w:val="Hyperlink"/>
-                <w:noProof/>
-                <w:rtl/>
-              </w:rPr>
-            </w:r>
-            <w:r>
-              <w:rPr>
-                <w:rStyle w:val="Hyperlink"/>
-                <w:noProof/>
-                <w:rtl/>
-              </w:rPr>
-              <w:fldChar w:fldCharType="separate"/>
-            </w:r>
-            <w:r>
-              <w:rPr>
-                <w:noProof/>
-              </w:rPr>
-              <w:t>9</w:t>
-            </w:r>
-            <w:r>
-              <w:rPr>
-                <w:rStyle w:val="Hyperlink"/>
-                <w:noProof/>
-                <w:rtl/>
-              </w:rPr>
-              <w:fldChar w:fldCharType="end"/>
-            </w:r>
-          </w:hyperlink>
-        </w:p>
-        <w:p>
-          <w:pPr>
-            <w:pStyle w:val="11"/>
-            <w:tabs>
-              <w:tab w:val="left" w:pos="440"/>
-              <w:tab w:val="right" w:leader="dot" w:pos="10070"/>
-            </w:tabs>
-            <w:bidi w:val="0"/>
-            <w:rPr>
-              <w:rFonts w:asciiTheme="minorHAnsi" w:eastAsiaTheme="minorEastAsia" w:hAnsiTheme="minorHAnsi" w:cstheme="minorBidi"/>
-              <w:noProof/>
-            </w:rPr>
-          </w:pPr>
-          <w:hyperlink w:anchor="_Toc238078056" w:history="1">
-            <w:r>
-              <w:rPr>
-                <w:rStyle w:val="Hyperlink"/>
-                <w:noProof/>
-              </w:rPr>
-              <w:t>5.</w:t>
-            </w:r>
-            <w:r>
-              <w:rPr>
-                <w:rFonts w:asciiTheme="minorHAnsi" w:eastAsiaTheme="minorEastAsia" w:hAnsiTheme="minorHAnsi" w:cstheme="minorBidi"/>
-                <w:noProof/>
-              </w:rPr>
-              <w:tab/>
-            </w:r>
-            <w:r>
-              <w:rPr>
-                <w:rStyle w:val="Hyperlink"/>
-                <w:noProof/>
-              </w:rPr>
-              <w:t>Interface Requirements</w:t>
-            </w:r>
-            <w:r>
-              <w:rPr>
-                <w:noProof/>
-              </w:rPr>
-              <w:tab/>
-            </w:r>
-            <w:r>
-              <w:rPr>
-                <w:rStyle w:val="Hyperlink"/>
-                <w:noProof/>
-                <w:rtl/>
-              </w:rPr>
-              <w:fldChar w:fldCharType="begin"/>
-            </w:r>
-            <w:r>
-              <w:rPr>
-                <w:noProof/>
-              </w:rPr>
-              <w:instrText xml:space="preserve"> PAGEREF _Toc238078056 \h </w:instrText>
-            </w:r>
-            <w:r>
-              <w:rPr>
-                <w:rStyle w:val="Hyperlink"/>
-                <w:noProof/>
-                <w:rtl/>
-              </w:rPr>
-            </w:r>
-            <w:r>
-              <w:rPr>
-                <w:rStyle w:val="Hyperlink"/>
-                <w:noProof/>
-                <w:rtl/>
-              </w:rPr>
-              <w:fldChar w:fldCharType="separate"/>
-            </w:r>
-            <w:r>
-              <w:rPr>
-                <w:noProof/>
-              </w:rPr>
-              <w:t>11</w:t>
-            </w:r>
-            <w:r>
-              <w:rPr>
-                <w:rStyle w:val="Hyperlink"/>
-                <w:noProof/>
-                <w:rtl/>
-              </w:rPr>
-              <w:fldChar w:fldCharType="end"/>
-            </w:r>
-          </w:hyperlink>
-        </w:p>
-        <w:p>
-          <w:pPr>
-            <w:pStyle w:val="11"/>
-            <w:tabs>
-              <w:tab w:val="left" w:pos="440"/>
-              <w:tab w:val="right" w:leader="dot" w:pos="10070"/>
-            </w:tabs>
-            <w:bidi w:val="0"/>
-            <w:rPr>
-              <w:rFonts w:asciiTheme="minorHAnsi" w:eastAsiaTheme="minorEastAsia" w:hAnsiTheme="minorHAnsi" w:cstheme="minorBidi"/>
-              <w:noProof/>
-            </w:rPr>
-          </w:pPr>
-          <w:hyperlink w:anchor="_Toc238078057" w:history="1">
-            <w:r>
-              <w:rPr>
-                <w:rStyle w:val="Hyperlink"/>
-                <w:noProof/>
-              </w:rPr>
-              <w:t>6.</w:t>
-            </w:r>
-            <w:r>
-              <w:rPr>
-                <w:rFonts w:asciiTheme="minorHAnsi" w:eastAsiaTheme="minorEastAsia" w:hAnsiTheme="minorHAnsi" w:cstheme="minorBidi"/>
-                <w:noProof/>
-              </w:rPr>
-              <w:tab/>
-            </w:r>
-            <w:r>
-              <w:rPr>
-                <w:rStyle w:val="Hyperlink"/>
-                <w:noProof/>
-              </w:rPr>
-              <w:t>Nonfunctional Requirements</w:t>
-            </w:r>
-            <w:r>
-              <w:rPr>
-                <w:noProof/>
-              </w:rPr>
-              <w:tab/>
-            </w:r>
-            <w:r>
-              <w:rPr>
-                <w:rStyle w:val="Hyperlink"/>
-                <w:noProof/>
-                <w:rtl/>
-              </w:rPr>
-              <w:fldChar w:fldCharType="begin"/>
-            </w:r>
-            <w:r>
-              <w:rPr>
-                <w:noProof/>
-              </w:rPr>
-              <w:instrText xml:space="preserve"> PAGEREF _Toc238078057 \h </w:instrText>
-            </w:r>
-            <w:r>
-              <w:rPr>
-                <w:rStyle w:val="Hyperlink"/>
-                <w:noProof/>
-                <w:rtl/>
-              </w:rPr>
-            </w:r>
-            <w:r>
-              <w:rPr>
-                <w:rStyle w:val="Hyperlink"/>
-                <w:noProof/>
-                <w:rtl/>
-              </w:rPr>
-              <w:fldChar w:fldCharType="separate"/>
-            </w:r>
-            <w:r>
-              <w:rPr>
-                <w:noProof/>
-              </w:rPr>
-              <w:t>12</w:t>
-            </w:r>
-            <w:r>
-              <w:rPr>
-                <w:rStyle w:val="Hyperlink"/>
-                <w:noProof/>
-                <w:rtl/>
-              </w:rPr>
-              <w:fldChar w:fldCharType="end"/>
-            </w:r>
-          </w:hyperlink>
-        </w:p>
-        <w:p>
-          <w:pPr>
-            <w:pStyle w:val="11"/>
-            <w:tabs>
-              <w:tab w:val="left" w:pos="440"/>
-              <w:tab w:val="right" w:leader="dot" w:pos="10070"/>
-            </w:tabs>
-            <w:bidi w:val="0"/>
-            <w:rPr>
-              <w:rFonts w:asciiTheme="minorHAnsi" w:eastAsiaTheme="minorEastAsia" w:hAnsiTheme="minorHAnsi" w:cstheme="minorBidi"/>
-              <w:noProof/>
-            </w:rPr>
-          </w:pPr>
-          <w:hyperlink w:anchor="_Toc238078058" w:history="1">
-            <w:r>
-              <w:rPr>
-                <w:rStyle w:val="Hyperlink"/>
-                <w:noProof/>
-              </w:rPr>
-              <w:t>7.</w:t>
-            </w:r>
-            <w:r>
-              <w:rPr>
-                <w:rFonts w:asciiTheme="minorHAnsi" w:eastAsiaTheme="minorEastAsia" w:hAnsiTheme="minorHAnsi" w:cstheme="minorBidi"/>
-                <w:noProof/>
-              </w:rPr>
-              <w:tab/>
-            </w:r>
-            <w:r>
-              <w:rPr>
-                <w:rStyle w:val="Hyperlink"/>
-                <w:noProof/>
-              </w:rPr>
-              <w:t>Business Rules</w:t>
-            </w:r>
-            <w:r>
-              <w:rPr>
-                <w:noProof/>
-              </w:rPr>
-              <w:tab/>
-            </w:r>
-            <w:r>
-              <w:rPr>
-                <w:rStyle w:val="Hyperlink"/>
-                <w:noProof/>
-                <w:rtl/>
-              </w:rPr>
-              <w:fldChar w:fldCharType="begin"/>
-            </w:r>
-            <w:r>
-              <w:rPr>
-                <w:noProof/>
-              </w:rPr>
-              <w:instrText xml:space="preserve"> PAGEREF _Toc238078058 \h </w:instrText>
-            </w:r>
-            <w:r>
-              <w:rPr>
-                <w:rStyle w:val="Hyperlink"/>
-                <w:noProof/>
-                <w:rtl/>
-              </w:rPr>
-            </w:r>
-            <w:r>
-              <w:rPr>
-                <w:rStyle w:val="Hyperlink"/>
-                <w:noProof/>
-                <w:rtl/>
-              </w:rPr>
-              <w:fldChar w:fldCharType="separate"/>
-            </w:r>
-            <w:r>
-              <w:rPr>
-                <w:noProof/>
-              </w:rPr>
-              <w:t>13</w:t>
-            </w:r>
-            <w:r>
-              <w:rPr>
-                <w:rStyle w:val="Hyperlink"/>
-                <w:noProof/>
-                <w:rtl/>
-              </w:rPr>
-              <w:fldChar w:fldCharType="end"/>
-            </w:r>
-          </w:hyperlink>
-        </w:p>
-        <w:p>
-          <w:pPr>
-            <w:pStyle w:val="11"/>
-            <w:tabs>
-              <w:tab w:val="left" w:pos="440"/>
-              <w:tab w:val="right" w:leader="dot" w:pos="10070"/>
-            </w:tabs>
-            <w:bidi w:val="0"/>
-            <w:rPr>
-              <w:rFonts w:asciiTheme="minorHAnsi" w:eastAsiaTheme="minorEastAsia" w:hAnsiTheme="minorHAnsi" w:cstheme="minorBidi"/>
-              <w:noProof/>
-            </w:rPr>
-          </w:pPr>
-          <w:hyperlink w:anchor="_Toc238078059" w:history="1">
-            <w:r>
-              <w:rPr>
-                <w:rStyle w:val="Hyperlink"/>
-                <w:noProof/>
-              </w:rPr>
-              <w:t>8.</w:t>
-            </w:r>
-            <w:r>
-              <w:rPr>
-                <w:rFonts w:asciiTheme="minorHAnsi" w:eastAsiaTheme="minorEastAsia" w:hAnsiTheme="minorHAnsi" w:cstheme="minorBidi"/>
-                <w:noProof/>
-              </w:rPr>
-              <w:tab/>
-            </w:r>
-            <w:r>
-              <w:rPr>
-                <w:rStyle w:val="Hyperlink"/>
-                <w:noProof/>
-              </w:rPr>
-              <w:t>Data Requirements</w:t>
-            </w:r>
-            <w:r>
-              <w:rPr>
-                <w:noProof/>
-              </w:rPr>
-              <w:tab/>
-            </w:r>
-            <w:r>
-              <w:rPr>
-                <w:rStyle w:val="Hyperlink"/>
-                <w:noProof/>
-                <w:rtl/>
-              </w:rPr>
-              <w:fldChar w:fldCharType="begin"/>
-            </w:r>
-            <w:r>
-              <w:rPr>
-                <w:noProof/>
-              </w:rPr>
-              <w:instrText xml:space="preserve"> PAGEREF _Toc238078059 \h </w:instrText>
-            </w:r>
-            <w:r>
-              <w:rPr>
-                <w:rStyle w:val="Hyperlink"/>
-                <w:noProof/>
-                <w:rtl/>
-              </w:rPr>
-            </w:r>
-            <w:r>
-              <w:rPr>
-                <w:rStyle w:val="Hyperlink"/>
-                <w:noProof/>
-                <w:rtl/>
-              </w:rPr>
-              <w:fldChar w:fldCharType="separate"/>
-            </w:r>
-            <w:r>
-              <w:rPr>
-                <w:noProof/>
-              </w:rPr>
-              <w:t>13</w:t>
-            </w:r>
-            <w:r>
-              <w:rPr>
-                <w:rStyle w:val="Hyperlink"/>
-                <w:noProof/>
-                <w:rtl/>
-              </w:rPr>
-              <w:fldChar w:fldCharType="end"/>
-            </w:r>
-          </w:hyperlink>
-        </w:p>
-        <w:p>
-          <w:pPr>
-            <w:pStyle w:val="30"/>
-            <w:tabs>
-              <w:tab w:val="right" w:leader="dot" w:pos="10070"/>
-            </w:tabs>
-            <w:bidi w:val="0"/>
-            <w:rPr>
-              <w:rFonts w:asciiTheme="minorHAnsi" w:eastAsiaTheme="minorEastAsia" w:hAnsiTheme="minorHAnsi" w:cstheme="minorBidi"/>
-              <w:noProof/>
-            </w:rPr>
-          </w:pPr>
-          <w:hyperlink w:anchor="_Toc238078060" w:history="1">
-            <w:r>
-              <w:rPr>
-                <w:rStyle w:val="Hyperlink"/>
-                <w:noProof/>
-              </w:rPr>
-              <w:t>Tenants</w:t>
-            </w:r>
-            <w:r>
-              <w:rPr>
-                <w:noProof/>
-              </w:rPr>
-              <w:tab/>
-            </w:r>
-            <w:r>
-              <w:rPr>
-                <w:rStyle w:val="Hyperlink"/>
-                <w:noProof/>
-                <w:rtl/>
-              </w:rPr>
-              <w:fldChar w:fldCharType="begin"/>
-            </w:r>
-            <w:r>
-              <w:rPr>
-                <w:noProof/>
-              </w:rPr>
-              <w:instrText xml:space="preserve"> PAGEREF _Toc238078060 \h </w:instrText>
-            </w:r>
-            <w:r>
-              <w:rPr>
-                <w:rStyle w:val="Hyperlink"/>
-                <w:noProof/>
-                <w:rtl/>
-              </w:rPr>
-            </w:r>
-            <w:r>
-              <w:rPr>
-                <w:rStyle w:val="Hyperlink"/>
-                <w:noProof/>
-                <w:rtl/>
-              </w:rPr>
-              <w:fldChar w:fldCharType="separate"/>
-            </w:r>
-            <w:r>
-              <w:rPr>
-                <w:noProof/>
-              </w:rPr>
-              <w:t>13</w:t>
-            </w:r>
-            <w:r>
-              <w:rPr>
-                <w:rStyle w:val="Hyperlink"/>
-                <w:noProof/>
-                <w:rtl/>
-              </w:rPr>
-              <w:fldChar w:fldCharType="end"/>
-            </w:r>
-          </w:hyperlink>
-        </w:p>
-        <w:p>
-          <w:pPr>
-            <w:pStyle w:val="30"/>
-            <w:tabs>
-              <w:tab w:val="right" w:leader="dot" w:pos="10070"/>
-            </w:tabs>
-            <w:bidi w:val="0"/>
-            <w:rPr>
-              <w:rFonts w:asciiTheme="minorHAnsi" w:eastAsiaTheme="minorEastAsia" w:hAnsiTheme="minorHAnsi" w:cstheme="minorBidi"/>
-              <w:noProof/>
-            </w:rPr>
-          </w:pPr>
-          <w:hyperlink w:anchor="_Toc238078061" w:history="1">
-            <w:r>
-              <w:rPr>
-                <w:rStyle w:val="Hyperlink"/>
-                <w:noProof/>
-              </w:rPr>
-              <w:t>Apartments</w:t>
-            </w:r>
-            <w:r>
-              <w:rPr>
-                <w:noProof/>
-              </w:rPr>
-              <w:tab/>
-            </w:r>
-            <w:r>
-              <w:rPr>
-                <w:rStyle w:val="Hyperlink"/>
-                <w:noProof/>
-                <w:rtl/>
-              </w:rPr>
-              <w:fldChar w:fldCharType="begin"/>
-            </w:r>
-            <w:r>
-              <w:rPr>
-                <w:noProof/>
-              </w:rPr>
-              <w:instrText xml:space="preserve"> PAGEREF _Toc238078061 \h </w:instrText>
-            </w:r>
-            <w:r>
-              <w:rPr>
-                <w:rStyle w:val="Hyperlink"/>
-                <w:noProof/>
-                <w:rtl/>
-              </w:rPr>
-            </w:r>
-            <w:r>
-              <w:rPr>
-                <w:rStyle w:val="Hyperlink"/>
-                <w:noProof/>
-                <w:rtl/>
-              </w:rPr>
-              <w:fldChar w:fldCharType="separate"/>
-            </w:r>
-            <w:r>
-              <w:rPr>
-                <w:noProof/>
-              </w:rPr>
-              <w:t>14</w:t>
-            </w:r>
-            <w:r>
-              <w:rPr>
-                <w:rStyle w:val="Hyperlink"/>
-                <w:noProof/>
-                <w:rtl/>
-              </w:rPr>
-              <w:fldChar w:fldCharType="end"/>
-            </w:r>
-          </w:hyperlink>
-        </w:p>
-        <w:p>
-          <w:pPr>
-            <w:pStyle w:val="30"/>
-            <w:tabs>
-              <w:tab w:val="right" w:leader="dot" w:pos="10070"/>
-            </w:tabs>
-            <w:bidi w:val="0"/>
-            <w:rPr>
-              <w:rFonts w:asciiTheme="minorHAnsi" w:eastAsiaTheme="minorEastAsia" w:hAnsiTheme="minorHAnsi" w:cstheme="minorBidi"/>
-              <w:noProof/>
-            </w:rPr>
-          </w:pPr>
-          <w:hyperlink w:anchor="_Toc238078062" w:history="1">
-            <w:r>
-              <w:rPr>
-                <w:rStyle w:val="Hyperlink"/>
-                <w:noProof/>
-              </w:rPr>
-              <w:t>PaymentRecords</w:t>
-            </w:r>
-            <w:r>
-              <w:rPr>
-                <w:noProof/>
-              </w:rPr>
-              <w:tab/>
-            </w:r>
-            <w:r>
-              <w:rPr>
-                <w:rStyle w:val="Hyperlink"/>
-                <w:noProof/>
-                <w:rtl/>
-              </w:rPr>
-              <w:fldChar w:fldCharType="begin"/>
-            </w:r>
-            <w:r>
-              <w:rPr>
-                <w:noProof/>
-              </w:rPr>
-              <w:instrText xml:space="preserve"> PAGEREF _Toc238078062 \h </w:instrText>
-            </w:r>
-            <w:r>
-              <w:rPr>
-                <w:rStyle w:val="Hyperlink"/>
-                <w:noProof/>
-                <w:rtl/>
-              </w:rPr>
-            </w:r>
-            <w:r>
-              <w:rPr>
-                <w:rStyle w:val="Hyperlink"/>
-                <w:noProof/>
-                <w:rtl/>
-              </w:rPr>
-              <w:fldChar w:fldCharType="separate"/>
-            </w:r>
-            <w:r>
-              <w:rPr>
-                <w:noProof/>
-              </w:rPr>
-              <w:t>14</w:t>
-            </w:r>
-            <w:r>
-              <w:rPr>
-                <w:rStyle w:val="Hyperlink"/>
-                <w:noProof/>
-                <w:rtl/>
-              </w:rPr>
-              <w:fldChar w:fldCharType="end"/>
-            </w:r>
-          </w:hyperlink>
-        </w:p>
-        <w:p>
-          <w:pPr>
-            <w:pStyle w:val="30"/>
-            <w:tabs>
-              <w:tab w:val="right" w:leader="dot" w:pos="10070"/>
-            </w:tabs>
-            <w:bidi w:val="0"/>
-            <w:rPr>
-              <w:rFonts w:asciiTheme="minorHAnsi" w:eastAsiaTheme="minorEastAsia" w:hAnsiTheme="minorHAnsi" w:cstheme="minorBidi"/>
-              <w:noProof/>
-            </w:rPr>
-          </w:pPr>
-          <w:hyperlink w:anchor="_Toc238078063" w:history="1">
-            <w:r>
-              <w:rPr>
-                <w:rStyle w:val="Hyperlink"/>
-                <w:noProof/>
-              </w:rPr>
-              <w:t>Issues</w:t>
-            </w:r>
-            <w:r>
-              <w:rPr>
-                <w:noProof/>
-              </w:rPr>
-              <w:tab/>
-            </w:r>
-            <w:r>
-              <w:rPr>
-                <w:rStyle w:val="Hyperlink"/>
-                <w:noProof/>
-                <w:rtl/>
-              </w:rPr>
-              <w:fldChar w:fldCharType="begin"/>
-            </w:r>
-            <w:r>
-              <w:rPr>
-                <w:noProof/>
-              </w:rPr>
-              <w:instrText xml:space="preserve"> PAGEREF _Toc238078063 \h </w:instrText>
-            </w:r>
-            <w:r>
-              <w:rPr>
-                <w:rStyle w:val="Hyperlink"/>
-                <w:noProof/>
-                <w:rtl/>
-              </w:rPr>
-            </w:r>
-            <w:r>
-              <w:rPr>
-                <w:rStyle w:val="Hyperlink"/>
-                <w:noProof/>
-                <w:rtl/>
-              </w:rPr>
-              <w:fldChar w:fldCharType="separate"/>
-            </w:r>
-            <w:r>
-              <w:rPr>
-                <w:noProof/>
-              </w:rPr>
-              <w:t>14</w:t>
-            </w:r>
-            <w:r>
-              <w:rPr>
-                <w:rStyle w:val="Hyperlink"/>
-                <w:noProof/>
-                <w:rtl/>
-              </w:rPr>
-              <w:fldChar w:fldCharType="end"/>
-            </w:r>
-          </w:hyperlink>
-        </w:p>
-        <w:p>
-          <w:pPr>
-            <w:pStyle w:val="30"/>
-            <w:tabs>
-              <w:tab w:val="right" w:leader="dot" w:pos="10070"/>
-            </w:tabs>
-            <w:bidi w:val="0"/>
-            <w:rPr>
-              <w:rFonts w:asciiTheme="minorHAnsi" w:eastAsiaTheme="minorEastAsia" w:hAnsiTheme="minorHAnsi" w:cstheme="minorBidi"/>
-              <w:noProof/>
-            </w:rPr>
-          </w:pPr>
-          <w:hyperlink w:anchor="_Toc238078064" w:history="1">
-            <w:r>
-              <w:rPr>
-                <w:rStyle w:val="Hyperlink"/>
-                <w:noProof/>
-              </w:rPr>
-              <w:t>Parcels</w:t>
-            </w:r>
-            <w:r>
-              <w:rPr>
-                <w:noProof/>
-              </w:rPr>
-              <w:tab/>
-            </w:r>
-            <w:r>
-              <w:rPr>
-                <w:rStyle w:val="Hyperlink"/>
-                <w:noProof/>
-                <w:rtl/>
-              </w:rPr>
-              <w:fldChar w:fldCharType="begin"/>
-            </w:r>
-            <w:r>
-              <w:rPr>
-                <w:noProof/>
-              </w:rPr>
-              <w:instrText xml:space="preserve"> PAGEREF _Toc238078064 \h </w:instrText>
-            </w:r>
-            <w:r>
-              <w:rPr>
-                <w:rStyle w:val="Hyperlink"/>
-                <w:noProof/>
-                <w:rtl/>
-              </w:rPr>
-            </w:r>
-            <w:r>
-              <w:rPr>
-                <w:rStyle w:val="Hyperlink"/>
-                <w:noProof/>
-                <w:rtl/>
-              </w:rPr>
-              <w:fldChar w:fldCharType="separate"/>
-            </w:r>
-            <w:r>
-              <w:rPr>
-                <w:noProof/>
-              </w:rPr>
-              <w:t>15</w:t>
-            </w:r>
-            <w:r>
-              <w:rPr>
-                <w:rStyle w:val="Hyperlink"/>
-                <w:noProof/>
-                <w:rtl/>
-              </w:rPr>
-              <w:fldChar w:fldCharType="end"/>
-            </w:r>
-          </w:hyperlink>
-        </w:p>
-        <w:p>
-          <w:pPr>
-            <w:pStyle w:val="30"/>
-            <w:tabs>
-              <w:tab w:val="right" w:leader="dot" w:pos="10070"/>
-            </w:tabs>
-            <w:bidi w:val="0"/>
-            <w:rPr>
-              <w:rFonts w:asciiTheme="minorHAnsi" w:eastAsiaTheme="minorEastAsia" w:hAnsiTheme="minorHAnsi" w:cstheme="minorBidi"/>
-              <w:noProof/>
-            </w:rPr>
-          </w:pPr>
-          <w:hyperlink w:anchor="_Toc238078065" w:history="1">
-            <w:r>
-              <w:rPr>
-                <w:rStyle w:val="Hyperlink"/>
-                <w:noProof/>
-              </w:rPr>
-              <w:t>Users</w:t>
-            </w:r>
-            <w:r>
-              <w:rPr>
-                <w:noProof/>
-              </w:rPr>
-              <w:tab/>
-            </w:r>
-            <w:r>
-              <w:rPr>
-                <w:rStyle w:val="Hyperlink"/>
-                <w:noProof/>
-                <w:rtl/>
-              </w:rPr>
-              <w:fldChar w:fldCharType="begin"/>
-            </w:r>
-            <w:r>
-              <w:rPr>
-                <w:noProof/>
-              </w:rPr>
-              <w:instrText xml:space="preserve"> PAGEREF _Toc238078065 \h </w:instrText>
-            </w:r>
-            <w:r>
-              <w:rPr>
-                <w:rStyle w:val="Hyperlink"/>
-                <w:noProof/>
-                <w:rtl/>
-              </w:rPr>
-            </w:r>
-            <w:r>
-              <w:rPr>
-                <w:rStyle w:val="Hyperlink"/>
-                <w:noProof/>
-                <w:rtl/>
-              </w:rPr>
-              <w:fldChar w:fldCharType="separate"/>
-            </w:r>
-            <w:r>
-              <w:rPr>
-                <w:noProof/>
-              </w:rPr>
-              <w:t>15</w:t>
-            </w:r>
-            <w:r>
-              <w:rPr>
-                <w:rStyle w:val="Hyperlink"/>
-                <w:noProof/>
-                <w:rtl/>
-              </w:rPr>
-              <w:fldChar w:fldCharType="end"/>
-            </w:r>
-          </w:hyperlink>
-        </w:p>
-        <w:p>
-          <w:pPr>
-            <w:pStyle w:val="30"/>
-            <w:tabs>
-              <w:tab w:val="right" w:leader="dot" w:pos="10070"/>
-            </w:tabs>
-            <w:bidi w:val="0"/>
-            <w:rPr>
-              <w:rFonts w:asciiTheme="minorHAnsi" w:eastAsiaTheme="minorEastAsia" w:hAnsiTheme="minorHAnsi" w:cstheme="minorBidi"/>
-              <w:noProof/>
-            </w:rPr>
-          </w:pPr>
-          <w:hyperlink w:anchor="_Toc238078066" w:history="1">
-            <w:r>
-              <w:rPr>
-                <w:rStyle w:val="Hyperlink"/>
-                <w:noProof/>
-              </w:rPr>
-              <w:t>Roles</w:t>
-            </w:r>
-            <w:r>
-              <w:rPr>
-                <w:noProof/>
-              </w:rPr>
-              <w:tab/>
-            </w:r>
-            <w:r>
-              <w:rPr>
-                <w:rStyle w:val="Hyperlink"/>
-                <w:noProof/>
-                <w:rtl/>
-              </w:rPr>
-              <w:fldChar w:fldCharType="begin"/>
-            </w:r>
-            <w:r>
-              <w:rPr>
-                <w:noProof/>
-              </w:rPr>
-              <w:instrText xml:space="preserve"> PAGEREF _Toc238078066 \h </w:instrText>
-            </w:r>
-            <w:r>
-              <w:rPr>
-                <w:rStyle w:val="Hyperlink"/>
-                <w:noProof/>
-                <w:rtl/>
-              </w:rPr>
-            </w:r>
-            <w:r>
-              <w:rPr>
-                <w:rStyle w:val="Hyperlink"/>
-                <w:noProof/>
-                <w:rtl/>
-              </w:rPr>
-              <w:fldChar w:fldCharType="separate"/>
-            </w:r>
-            <w:r>
-              <w:rPr>
-                <w:noProof/>
-              </w:rPr>
-              <w:t>15</w:t>
-            </w:r>
-            <w:r>
-              <w:rPr>
-                <w:rStyle w:val="Hyperlink"/>
-                <w:noProof/>
-                <w:rtl/>
-              </w:rPr>
-              <w:fldChar w:fldCharType="end"/>
-            </w:r>
-          </w:hyperlink>
-        </w:p>
-        <w:p>
-          <w:pPr>
-            <w:pStyle w:val="30"/>
-            <w:tabs>
-              <w:tab w:val="right" w:leader="dot" w:pos="10070"/>
-            </w:tabs>
-            <w:bidi w:val="0"/>
-            <w:rPr>
-              <w:rFonts w:asciiTheme="minorHAnsi" w:eastAsiaTheme="minorEastAsia" w:hAnsiTheme="minorHAnsi" w:cstheme="minorBidi"/>
-              <w:noProof/>
-            </w:rPr>
-          </w:pPr>
-          <w:hyperlink w:anchor="_Toc238078067" w:history="1">
-            <w:r>
-              <w:rPr>
-                <w:rStyle w:val="Hyperlink"/>
-                <w:noProof/>
-              </w:rPr>
-              <w:t>Storage and Integrity Requirements</w:t>
-            </w:r>
-            <w:r>
-              <w:rPr>
-                <w:noProof/>
-              </w:rPr>
-              <w:tab/>
-            </w:r>
-            <w:r>
-              <w:rPr>
-                <w:rStyle w:val="Hyperlink"/>
-                <w:noProof/>
-                <w:rtl/>
-              </w:rPr>
-              <w:fldChar w:fldCharType="begin"/>
-            </w:r>
-            <w:r>
-              <w:rPr>
-                <w:noProof/>
-              </w:rPr>
-              <w:instrText xml:space="preserve"> PAGEREF _Toc238078067 \h </w:instrText>
-            </w:r>
-            <w:r>
-              <w:rPr>
-                <w:rStyle w:val="Hyperlink"/>
-                <w:noProof/>
-                <w:rtl/>
-              </w:rPr>
-            </w:r>
-            <w:r>
-              <w:rPr>
-                <w:rStyle w:val="Hyperlink"/>
-                <w:noProof/>
-                <w:rtl/>
-              </w:rPr>
-              <w:fldChar w:fldCharType="separate"/>
-            </w:r>
-            <w:r>
-              <w:rPr>
-                <w:noProof/>
-              </w:rPr>
-              <w:t>15</w:t>
-            </w:r>
-            <w:r>
-              <w:rPr>
-                <w:rStyle w:val="Hyperlink"/>
-                <w:noProof/>
-                <w:rtl/>
-              </w:rPr>
-              <w:fldChar w:fldCharType="end"/>
-            </w:r>
-          </w:hyperlink>
-        </w:p>
-        <w:p>
-          <w:pPr>
-            <w:pStyle w:val="11"/>
-            <w:tabs>
-              <w:tab w:val="left" w:pos="440"/>
-              <w:tab w:val="right" w:leader="dot" w:pos="10070"/>
-            </w:tabs>
-            <w:bidi w:val="0"/>
-            <w:rPr>
-              <w:rFonts w:asciiTheme="minorHAnsi" w:eastAsiaTheme="minorEastAsia" w:hAnsiTheme="minorHAnsi" w:cstheme="minorBidi"/>
-              <w:noProof/>
-            </w:rPr>
-          </w:pPr>
-          <w:hyperlink w:anchor="_Toc238078068" w:history="1">
-            <w:r>
-              <w:rPr>
-                <w:rStyle w:val="Hyperlink"/>
-                <w:noProof/>
-              </w:rPr>
-              <w:t>9.</w:t>
-            </w:r>
-            <w:r>
-              <w:rPr>
-                <w:rFonts w:asciiTheme="minorHAnsi" w:eastAsiaTheme="minorEastAsia" w:hAnsiTheme="minorHAnsi" w:cstheme="minorBidi"/>
-                <w:noProof/>
-              </w:rPr>
-              <w:tab/>
-            </w:r>
-            <w:r>
-              <w:rPr>
-                <w:rStyle w:val="Hyperlink"/>
-                <w:noProof/>
-              </w:rPr>
-              <w:t>User Stories</w:t>
-            </w:r>
-            <w:r>
-              <w:rPr>
-                <w:noProof/>
-              </w:rPr>
-              <w:tab/>
-            </w:r>
-            <w:r>
-              <w:rPr>
-                <w:rStyle w:val="Hyperlink"/>
-                <w:noProof/>
-                <w:rtl/>
-              </w:rPr>
-              <w:fldChar w:fldCharType="begin"/>
-            </w:r>
-            <w:r>
-              <w:rPr>
-                <w:noProof/>
-              </w:rPr>
-              <w:instrText xml:space="preserve"> PAGEREF _Toc238078068 \h </w:instrText>
-            </w:r>
-            <w:r>
-              <w:rPr>
-                <w:rStyle w:val="Hyperlink"/>
-                <w:noProof/>
-                <w:rtl/>
-              </w:rPr>
-            </w:r>
-            <w:r>
-              <w:rPr>
-                <w:rStyle w:val="Hyperlink"/>
-                <w:noProof/>
-                <w:rtl/>
-              </w:rPr>
-              <w:fldChar w:fldCharType="separate"/>
-            </w:r>
-            <w:r>
-              <w:rPr>
-                <w:noProof/>
-              </w:rPr>
-              <w:t>17</w:t>
-            </w:r>
-            <w:r>
-              <w:rPr>
-                <w:rStyle w:val="Hyperlink"/>
-                <w:noProof/>
-                <w:rtl/>
-              </w:rPr>
-              <w:fldChar w:fldCharType="end"/>
-            </w:r>
-          </w:hyperlink>
-        </w:p>
-        <w:p>
-          <w:pPr>
-            <w:pStyle w:val="11"/>
-            <w:tabs>
-              <w:tab w:val="left" w:pos="660"/>
-              <w:tab w:val="right" w:leader="dot" w:pos="10070"/>
-            </w:tabs>
-            <w:bidi w:val="0"/>
-            <w:rPr>
-              <w:rFonts w:asciiTheme="minorHAnsi" w:eastAsiaTheme="minorEastAsia" w:hAnsiTheme="minorHAnsi" w:cstheme="minorBidi"/>
-              <w:noProof/>
-            </w:rPr>
-          </w:pPr>
-          <w:hyperlink w:anchor="_Toc238078069" w:history="1">
-            <w:r>
-              <w:rPr>
-                <w:rStyle w:val="Hyperlink"/>
-                <w:noProof/>
-              </w:rPr>
-              <w:t>10.</w:t>
-            </w:r>
-            <w:r>
-              <w:rPr>
-                <w:rFonts w:asciiTheme="minorHAnsi" w:eastAsiaTheme="minorEastAsia" w:hAnsiTheme="minorHAnsi" w:cstheme="minorBidi"/>
-                <w:noProof/>
-              </w:rPr>
-              <w:tab/>
-            </w:r>
-            <w:r>
-              <w:rPr>
-                <w:rStyle w:val="Hyperlink"/>
-                <w:noProof/>
-              </w:rPr>
-              <w:t>Acceptance Criteria</w:t>
-            </w:r>
-            <w:r>
-              <w:rPr>
-                <w:noProof/>
-              </w:rPr>
-              <w:tab/>
-            </w:r>
-            <w:r>
-              <w:rPr>
-                <w:rStyle w:val="Hyperlink"/>
-                <w:noProof/>
-                <w:rtl/>
-              </w:rPr>
-              <w:fldChar w:fldCharType="begin"/>
-            </w:r>
-            <w:r>
-              <w:rPr>
-                <w:noProof/>
-              </w:rPr>
-              <w:instrText xml:space="preserve"> PAGEREF _Toc238078069 \h </w:instrText>
-            </w:r>
-            <w:r>
-              <w:rPr>
-                <w:rStyle w:val="Hyperlink"/>
-                <w:noProof/>
-                <w:rtl/>
-              </w:rPr>
-            </w:r>
-            <w:r>
-              <w:rPr>
-                <w:rStyle w:val="Hyperlink"/>
-                <w:noProof/>
-                <w:rtl/>
-              </w:rPr>
-              <w:fldChar w:fldCharType="separate"/>
-            </w:r>
-            <w:r>
-              <w:rPr>
-                <w:noProof/>
-              </w:rPr>
-              <w:t>17</w:t>
-            </w:r>
-            <w:r>
-              <w:rPr>
-                <w:rStyle w:val="Hyperlink"/>
-                <w:noProof/>
-                <w:rtl/>
-              </w:rPr>
-              <w:fldChar w:fldCharType="end"/>
-            </w:r>
-          </w:hyperlink>
-        </w:p>
-        <w:p>
-          <w:pPr>
-            <w:pStyle w:val="11"/>
-            <w:tabs>
-              <w:tab w:val="left" w:pos="660"/>
-              <w:tab w:val="right" w:leader="dot" w:pos="10070"/>
-            </w:tabs>
-            <w:bidi w:val="0"/>
-            <w:rPr>
-              <w:rFonts w:asciiTheme="minorHAnsi" w:eastAsiaTheme="minorEastAsia" w:hAnsiTheme="minorHAnsi" w:cstheme="minorBidi"/>
-              <w:noProof/>
-            </w:rPr>
-          </w:pPr>
-          <w:hyperlink w:anchor="_Toc238078070" w:history="1">
-            <w:r>
-              <w:rPr>
-                <w:rStyle w:val="Hyperlink"/>
-                <w:noProof/>
-              </w:rPr>
-              <w:t>11.</w:t>
-            </w:r>
-            <w:r>
-              <w:rPr>
-                <w:rFonts w:asciiTheme="minorHAnsi" w:eastAsiaTheme="minorEastAsia" w:hAnsiTheme="minorHAnsi" w:cstheme="minorBidi"/>
-                <w:noProof/>
-              </w:rPr>
-              <w:tab/>
-            </w:r>
-            <w:r>
-              <w:rPr>
-                <w:rStyle w:val="Hyperlink"/>
-                <w:noProof/>
-              </w:rPr>
-              <w:t>Use Case Diagram</w:t>
-            </w:r>
-            <w:r>
-              <w:rPr>
-                <w:noProof/>
-              </w:rPr>
-              <w:tab/>
-            </w:r>
-            <w:r>
-              <w:rPr>
-                <w:rStyle w:val="Hyperlink"/>
-                <w:noProof/>
-                <w:rtl/>
-              </w:rPr>
-              <w:fldChar w:fldCharType="begin"/>
-            </w:r>
-            <w:r>
-              <w:rPr>
-                <w:noProof/>
-              </w:rPr>
-              <w:instrText xml:space="preserve"> PAGEREF _Toc238078070 \h </w:instrText>
-            </w:r>
-            <w:r>
-              <w:rPr>
-                <w:rStyle w:val="Hyperlink"/>
-                <w:noProof/>
-                <w:rtl/>
-              </w:rPr>
-            </w:r>
-            <w:r>
-              <w:rPr>
-                <w:rStyle w:val="Hyperlink"/>
-                <w:noProof/>
-                <w:rtl/>
-              </w:rPr>
-              <w:fldChar w:fldCharType="separate"/>
-            </w:r>
-            <w:r>
-              <w:rPr>
-                <w:noProof/>
-              </w:rPr>
-              <w:t>19</w:t>
-            </w:r>
-            <w:r>
-              <w:rPr>
-                <w:rStyle w:val="Hyperlink"/>
-                <w:noProof/>
-                <w:rtl/>
-              </w:rPr>
-              <w:fldChar w:fldCharType="end"/>
-            </w:r>
-          </w:hyperlink>
-        </w:p>
-        <w:p>
-          <w:pPr>
-            <w:pStyle w:val="11"/>
-            <w:tabs>
-              <w:tab w:val="left" w:pos="660"/>
-              <w:tab w:val="right" w:leader="dot" w:pos="10070"/>
-            </w:tabs>
-            <w:bidi w:val="0"/>
-            <w:rPr>
-              <w:rFonts w:asciiTheme="minorHAnsi" w:eastAsiaTheme="minorEastAsia" w:hAnsiTheme="minorHAnsi" w:cstheme="minorBidi"/>
-              <w:noProof/>
-            </w:rPr>
-          </w:pPr>
-          <w:hyperlink w:anchor="_Toc238078071" w:history="1">
-            <w:r>
-              <w:rPr>
-                <w:rStyle w:val="Hyperlink"/>
-                <w:noProof/>
-              </w:rPr>
-              <w:t>12.</w:t>
-            </w:r>
-            <w:r>
-              <w:rPr>
-                <w:rFonts w:asciiTheme="minorHAnsi" w:eastAsiaTheme="minorEastAsia" w:hAnsiTheme="minorHAnsi" w:cstheme="minorBidi"/>
-                <w:noProof/>
-              </w:rPr>
-              <w:tab/>
-            </w:r>
-            <w:r>
-              <w:rPr>
-                <w:rStyle w:val="Hyperlink"/>
-                <w:noProof/>
-              </w:rPr>
-              <w:t>Detailed Use Case Descriptions</w:t>
-            </w:r>
-            <w:r>
-              <w:rPr>
-                <w:noProof/>
-              </w:rPr>
-              <w:tab/>
-            </w:r>
-            <w:r>
-              <w:rPr>
-                <w:rStyle w:val="Hyperlink"/>
-                <w:noProof/>
-                <w:rtl/>
-              </w:rPr>
-              <w:fldChar w:fldCharType="begin"/>
-            </w:r>
-            <w:r>
-              <w:rPr>
-                <w:noProof/>
-              </w:rPr>
-              <w:instrText xml:space="preserve"> PAGEREF _Toc238078071 \h </w:instrText>
-            </w:r>
-            <w:r>
-              <w:rPr>
-                <w:rStyle w:val="Hyperlink"/>
-                <w:noProof/>
-                <w:rtl/>
-              </w:rPr>
-            </w:r>
-            <w:r>
-              <w:rPr>
-                <w:rStyle w:val="Hyperlink"/>
-                <w:noProof/>
-                <w:rtl/>
-              </w:rPr>
-              <w:fldChar w:fldCharType="separate"/>
-            </w:r>
-            <w:r>
-              <w:rPr>
-                <w:noProof/>
-              </w:rPr>
-              <w:t>19</w:t>
-            </w:r>
-            <w:r>
-              <w:rPr>
-                <w:rStyle w:val="Hyperlink"/>
-                <w:noProof/>
-                <w:rtl/>
-              </w:rPr>
-              <w:fldChar w:fldCharType="end"/>
-            </w:r>
-          </w:hyperlink>
-        </w:p>
-        <w:p>
-          <w:pPr>
-            <w:pStyle w:val="30"/>
-            <w:tabs>
-              <w:tab w:val="right" w:leader="dot" w:pos="10070"/>
-            </w:tabs>
-            <w:bidi w:val="0"/>
-            <w:rPr>
-              <w:rFonts w:asciiTheme="minorHAnsi" w:eastAsiaTheme="minorEastAsia" w:hAnsiTheme="minorHAnsi" w:cstheme="minorBidi"/>
-              <w:noProof/>
-            </w:rPr>
-          </w:pPr>
-          <w:hyperlink w:anchor="_Toc238078072" w:history="1">
-            <w:r>
-              <w:rPr>
-                <w:rStyle w:val="Hyperlink"/>
-                <w:noProof/>
-              </w:rPr>
-              <w:t>UC-001: Register New Tenant</w:t>
-            </w:r>
-            <w:r>
-              <w:rPr>
-                <w:noProof/>
-              </w:rPr>
-              <w:tab/>
-            </w:r>
-            <w:r>
-              <w:rPr>
-                <w:rStyle w:val="Hyperlink"/>
-                <w:noProof/>
-                <w:rtl/>
-              </w:rPr>
-              <w:fldChar w:fldCharType="begin"/>
-            </w:r>
-            <w:r>
-              <w:rPr>
-                <w:noProof/>
-              </w:rPr>
-              <w:instrText xml:space="preserve"> PAGEREF _Toc238078072 \h </w:instrText>
-            </w:r>
-            <w:r>
-              <w:rPr>
-                <w:rStyle w:val="Hyperlink"/>
-                <w:noProof/>
-                <w:rtl/>
-              </w:rPr>
-            </w:r>
-            <w:r>
-              <w:rPr>
-                <w:rStyle w:val="Hyperlink"/>
-                <w:noProof/>
-                <w:rtl/>
-              </w:rPr>
-              <w:fldChar w:fldCharType="separate"/>
-            </w:r>
-            <w:r>
-              <w:rPr>
-                <w:noProof/>
-              </w:rPr>
-              <w:t>19</w:t>
-            </w:r>
-            <w:r>
-              <w:rPr>
-                <w:rStyle w:val="Hyperlink"/>
-                <w:noProof/>
-                <w:rtl/>
-              </w:rPr>
-              <w:fldChar w:fldCharType="end"/>
-            </w:r>
-          </w:hyperlink>
-        </w:p>
-        <w:p>
-          <w:pPr>
-            <w:pStyle w:val="30"/>
-            <w:tabs>
-              <w:tab w:val="right" w:leader="dot" w:pos="10070"/>
-            </w:tabs>
-            <w:bidi w:val="0"/>
-            <w:rPr>
-              <w:rFonts w:asciiTheme="minorHAnsi" w:eastAsiaTheme="minorEastAsia" w:hAnsiTheme="minorHAnsi" w:cstheme="minorBidi"/>
-              <w:noProof/>
-            </w:rPr>
-          </w:pPr>
-          <w:hyperlink w:anchor="_Toc238078073" w:history="1">
-            <w:r>
-              <w:rPr>
-                <w:rStyle w:val="Hyperlink"/>
-                <w:noProof/>
-              </w:rPr>
-              <w:t>UC-002: Record Rent Payment</w:t>
-            </w:r>
-            <w:r>
-              <w:rPr>
-                <w:noProof/>
-              </w:rPr>
-              <w:tab/>
-            </w:r>
-            <w:r>
-              <w:rPr>
-                <w:rStyle w:val="Hyperlink"/>
-                <w:noProof/>
-                <w:rtl/>
-              </w:rPr>
-              <w:fldChar w:fldCharType="begin"/>
-            </w:r>
-            <w:r>
-              <w:rPr>
-                <w:noProof/>
-              </w:rPr>
-              <w:instrText xml:space="preserve"> PAGEREF _Toc238078073 \h </w:instrText>
-            </w:r>
-            <w:r>
-              <w:rPr>
-                <w:rStyle w:val="Hyperlink"/>
-                <w:noProof/>
-                <w:rtl/>
-              </w:rPr>
-            </w:r>
-            <w:r>
-              <w:rPr>
-                <w:rStyle w:val="Hyperlink"/>
-                <w:noProof/>
-                <w:rtl/>
-              </w:rPr>
-              <w:fldChar w:fldCharType="separate"/>
-            </w:r>
-            <w:r>
-              <w:rPr>
-                <w:noProof/>
-              </w:rPr>
-              <w:t>20</w:t>
-            </w:r>
-            <w:r>
-              <w:rPr>
-                <w:rStyle w:val="Hyperlink"/>
-                <w:noProof/>
-                <w:rtl/>
-              </w:rPr>
-              <w:fldChar w:fldCharType="end"/>
-            </w:r>
-          </w:hyperlink>
-        </w:p>
-        <w:p>
-          <w:pPr>
-            <w:pStyle w:val="30"/>
-            <w:tabs>
-              <w:tab w:val="right" w:leader="dot" w:pos="10070"/>
-            </w:tabs>
-            <w:bidi w:val="0"/>
-            <w:rPr>
-              <w:rFonts w:asciiTheme="minorHAnsi" w:eastAsiaTheme="minorEastAsia" w:hAnsiTheme="minorHAnsi" w:cstheme="minorBidi"/>
-              <w:noProof/>
-            </w:rPr>
-          </w:pPr>
-          <w:hyperlink w:anchor="_Toc238078074" w:history="1">
-            <w:r>
-              <w:rPr>
-                <w:rStyle w:val="Hyperlink"/>
-                <w:noProof/>
-              </w:rPr>
-              <w:t>UC-003: Log Maintenance Issue</w:t>
-            </w:r>
-            <w:r>
-              <w:rPr>
-                <w:noProof/>
-              </w:rPr>
-              <w:tab/>
-            </w:r>
-            <w:r>
-              <w:rPr>
-                <w:rStyle w:val="Hyperlink"/>
-                <w:noProof/>
-                <w:rtl/>
-              </w:rPr>
-              <w:fldChar w:fldCharType="begin"/>
-            </w:r>
-            <w:r>
-              <w:rPr>
-                <w:noProof/>
-              </w:rPr>
-              <w:instrText xml:space="preserve"> PAGEREF _Toc238078074 \h </w:instrText>
-            </w:r>
-            <w:r>
-              <w:rPr>
-                <w:rStyle w:val="Hyperlink"/>
-                <w:noProof/>
-                <w:rtl/>
-              </w:rPr>
-            </w:r>
-            <w:r>
-              <w:rPr>
-                <w:rStyle w:val="Hyperlink"/>
-                <w:noProof/>
-                <w:rtl/>
-              </w:rPr>
-              <w:fldChar w:fldCharType="separate"/>
-            </w:r>
-            <w:r>
-              <w:rPr>
-                <w:noProof/>
-              </w:rPr>
-              <w:t>20</w:t>
-            </w:r>
-            <w:r>
-              <w:rPr>
-                <w:rStyle w:val="Hyperlink"/>
-                <w:noProof/>
-                <w:rtl/>
-              </w:rPr>
-              <w:fldChar w:fldCharType="end"/>
-            </w:r>
-          </w:hyperlink>
-        </w:p>
-        <w:p>
-          <w:pPr>
-            <w:pStyle w:val="30"/>
-            <w:tabs>
-              <w:tab w:val="right" w:leader="dot" w:pos="10070"/>
-            </w:tabs>
-            <w:bidi w:val="0"/>
-            <w:rPr>
-              <w:rFonts w:asciiTheme="minorHAnsi" w:eastAsiaTheme="minorEastAsia" w:hAnsiTheme="minorHAnsi" w:cstheme="minorBidi"/>
-              <w:noProof/>
-            </w:rPr>
-          </w:pPr>
-          <w:hyperlink w:anchor="_Toc238078075" w:history="1">
-            <w:r>
-              <w:rPr>
-                <w:rStyle w:val="Hyperlink"/>
-                <w:noProof/>
-              </w:rPr>
-              <w:t>UC-004: Check In Parcel</w:t>
-            </w:r>
-            <w:r>
-              <w:rPr>
-                <w:noProof/>
-              </w:rPr>
-              <w:tab/>
-            </w:r>
-            <w:r>
-              <w:rPr>
-                <w:rStyle w:val="Hyperlink"/>
-                <w:noProof/>
-                <w:rtl/>
-              </w:rPr>
-              <w:fldChar w:fldCharType="begin"/>
-            </w:r>
-            <w:r>
-              <w:rPr>
-                <w:noProof/>
-              </w:rPr>
-              <w:instrText xml:space="preserve"> PAGEREF _Toc238078075 \h </w:instrText>
-            </w:r>
-            <w:r>
-              <w:rPr>
-                <w:rStyle w:val="Hyperlink"/>
-                <w:noProof/>
-                <w:rtl/>
-              </w:rPr>
-            </w:r>
-            <w:r>
-              <w:rPr>
-                <w:rStyle w:val="Hyperlink"/>
-                <w:noProof/>
-                <w:rtl/>
-              </w:rPr>
-              <w:fldChar w:fldCharType="separate"/>
-            </w:r>
-            <w:r>
-              <w:rPr>
-                <w:noProof/>
-              </w:rPr>
-              <w:t>21</w:t>
-            </w:r>
-            <w:r>
-              <w:rPr>
-                <w:rStyle w:val="Hyperlink"/>
-                <w:noProof/>
-                <w:rtl/>
-              </w:rPr>
-              <w:fldChar w:fldCharType="end"/>
-            </w:r>
-          </w:hyperlink>
-        </w:p>
-        <w:p>
-          <w:pPr>
-            <w:pStyle w:val="11"/>
-            <w:tabs>
-              <w:tab w:val="left" w:pos="660"/>
-              <w:tab w:val="right" w:leader="dot" w:pos="10070"/>
-            </w:tabs>
-            <w:bidi w:val="0"/>
-            <w:rPr>
-              <w:rFonts w:asciiTheme="minorHAnsi" w:eastAsiaTheme="minorEastAsia" w:hAnsiTheme="minorHAnsi" w:cstheme="minorBidi"/>
-              <w:noProof/>
-            </w:rPr>
-          </w:pPr>
-          <w:hyperlink w:anchor="_Toc238078076" w:history="1">
-            <w:r>
-              <w:rPr>
-                <w:rStyle w:val="Hyperlink"/>
-                <w:noProof/>
-              </w:rPr>
-              <w:t>13.</w:t>
-            </w:r>
-            <w:r>
-              <w:rPr>
-                <w:rFonts w:asciiTheme="minorHAnsi" w:eastAsiaTheme="minorEastAsia" w:hAnsiTheme="minorHAnsi" w:cstheme="minorBidi"/>
-                <w:noProof/>
-              </w:rPr>
-              <w:tab/>
-            </w:r>
-            <w:r>
-              <w:rPr>
-                <w:rStyle w:val="Hyperlink"/>
-                <w:noProof/>
-              </w:rPr>
-              <w:t>Process Flow / Activity Diagram</w:t>
-            </w:r>
-            <w:r>
-              <w:rPr>
-                <w:noProof/>
-              </w:rPr>
-              <w:tab/>
-            </w:r>
-            <w:r>
-              <w:rPr>
-                <w:rStyle w:val="Hyperlink"/>
-                <w:noProof/>
-                <w:rtl/>
-              </w:rPr>
-              <w:fldChar w:fldCharType="begin"/>
-            </w:r>
-            <w:r>
-              <w:rPr>
-                <w:noProof/>
-              </w:rPr>
-              <w:instrText xml:space="preserve"> PAGEREF _Toc238078076 \h </w:instrText>
-            </w:r>
-            <w:r>
-              <w:rPr>
-                <w:rStyle w:val="Hyperlink"/>
-                <w:noProof/>
-                <w:rtl/>
-              </w:rPr>
-            </w:r>
-            <w:r>
-              <w:rPr>
-                <w:rStyle w:val="Hyperlink"/>
-                <w:noProof/>
-                <w:rtl/>
-              </w:rPr>
-              <w:fldChar w:fldCharType="separate"/>
-            </w:r>
-            <w:r>
-              <w:rPr>
-                <w:noProof/>
-              </w:rPr>
-              <w:t>21</w:t>
-            </w:r>
-            <w:r>
-              <w:rPr>
-                <w:rStyle w:val="Hyperlink"/>
-                <w:noProof/>
-                <w:rtl/>
-              </w:rPr>
-              <w:fldChar w:fldCharType="end"/>
-            </w:r>
-          </w:hyperlink>
-        </w:p>
-        <w:p>
-          <w:pPr>
-            <w:pStyle w:val="11"/>
-            <w:tabs>
-              <w:tab w:val="left" w:pos="660"/>
-              <w:tab w:val="right" w:leader="dot" w:pos="10070"/>
-            </w:tabs>
-            <w:bidi w:val="0"/>
-            <w:rPr>
-              <w:rFonts w:asciiTheme="minorHAnsi" w:eastAsiaTheme="minorEastAsia" w:hAnsiTheme="minorHAnsi" w:cstheme="minorBidi"/>
-              <w:noProof/>
-            </w:rPr>
-          </w:pPr>
-          <w:hyperlink w:anchor="_Toc238078077" w:history="1">
-            <w:r>
-              <w:rPr>
-                <w:rStyle w:val="Hyperlink"/>
-                <w:noProof/>
-              </w:rPr>
-              <w:t>14.</w:t>
-            </w:r>
-            <w:r>
-              <w:rPr>
-                <w:rFonts w:asciiTheme="minorHAnsi" w:eastAsiaTheme="minorEastAsia" w:hAnsiTheme="minorHAnsi" w:cstheme="minorBidi"/>
-                <w:noProof/>
-              </w:rPr>
-              <w:tab/>
-            </w:r>
-            <w:r>
-              <w:rPr>
-                <w:rStyle w:val="Hyperlink"/>
-                <w:noProof/>
-              </w:rPr>
-              <w:t>Swimlane Diagram</w:t>
-            </w:r>
-            <w:r>
-              <w:rPr>
-                <w:noProof/>
-              </w:rPr>
-              <w:tab/>
-            </w:r>
-            <w:r>
-              <w:rPr>
-                <w:rStyle w:val="Hyperlink"/>
-                <w:noProof/>
-                <w:rtl/>
-              </w:rPr>
-              <w:fldChar w:fldCharType="begin"/>
-            </w:r>
-            <w:r>
-              <w:rPr>
-                <w:noProof/>
-              </w:rPr>
-              <w:instrText xml:space="preserve"> PAGEREF _Toc238078077 \h </w:instrText>
-            </w:r>
-            <w:r>
-              <w:rPr>
-                <w:rStyle w:val="Hyperlink"/>
-                <w:noProof/>
-                <w:rtl/>
-              </w:rPr>
-            </w:r>
-            <w:r>
-              <w:rPr>
-                <w:rStyle w:val="Hyperlink"/>
-                <w:noProof/>
-                <w:rtl/>
-              </w:rPr>
-              <w:fldChar w:fldCharType="separate"/>
-            </w:r>
-            <w:r>
-              <w:rPr>
-                <w:noProof/>
-              </w:rPr>
-              <w:t>22</w:t>
-            </w:r>
-            <w:r>
-              <w:rPr>
-                <w:rStyle w:val="Hyperlink"/>
-                <w:noProof/>
-                <w:rtl/>
-              </w:rPr>
-              <w:fldChar w:fldCharType="end"/>
-            </w:r>
-          </w:hyperlink>
-        </w:p>
-        <w:p>
-          <w:pPr>
-            <w:pStyle w:val="11"/>
-            <w:tabs>
-              <w:tab w:val="left" w:pos="660"/>
-              <w:tab w:val="right" w:leader="dot" w:pos="10070"/>
-            </w:tabs>
-            <w:bidi w:val="0"/>
-            <w:rPr>
-              <w:rFonts w:asciiTheme="minorHAnsi" w:eastAsiaTheme="minorEastAsia" w:hAnsiTheme="minorHAnsi" w:cstheme="minorBidi"/>
-              <w:noProof/>
-            </w:rPr>
-          </w:pPr>
-          <w:hyperlink w:anchor="_Toc238078078" w:history="1">
-            <w:r>
-              <w:rPr>
-                <w:rStyle w:val="Hyperlink"/>
-                <w:noProof/>
-              </w:rPr>
-              <w:t>15.</w:t>
-            </w:r>
-            <w:r>
-              <w:rPr>
-                <w:rFonts w:asciiTheme="minorHAnsi" w:eastAsiaTheme="minorEastAsia" w:hAnsiTheme="minorHAnsi" w:cstheme="minorBidi"/>
-                <w:noProof/>
-              </w:rPr>
-              <w:tab/>
-            </w:r>
-            <w:r>
-              <w:rPr>
-                <w:rStyle w:val="Hyperlink"/>
-                <w:noProof/>
-              </w:rPr>
-              <w:t>Sequence Diagram</w:t>
-            </w:r>
-            <w:r>
-              <w:rPr>
-                <w:noProof/>
-              </w:rPr>
-              <w:tab/>
-            </w:r>
-            <w:r>
-              <w:rPr>
-                <w:rStyle w:val="Hyperlink"/>
-                <w:noProof/>
-                <w:rtl/>
-              </w:rPr>
-              <w:fldChar w:fldCharType="begin"/>
-            </w:r>
-            <w:r>
-              <w:rPr>
-                <w:noProof/>
-              </w:rPr>
-              <w:instrText xml:space="preserve"> PAGEREF _Toc238078078 \h </w:instrText>
-            </w:r>
-            <w:r>
-              <w:rPr>
-                <w:rStyle w:val="Hyperlink"/>
-                <w:noProof/>
-                <w:rtl/>
-              </w:rPr>
-            </w:r>
-            <w:r>
-              <w:rPr>
-                <w:rStyle w:val="Hyperlink"/>
-                <w:noProof/>
-                <w:rtl/>
-              </w:rPr>
-              <w:fldChar w:fldCharType="separate"/>
-            </w:r>
-            <w:r>
-              <w:rPr>
-                <w:noProof/>
-              </w:rPr>
-              <w:t>23</w:t>
-            </w:r>
-            <w:r>
-              <w:rPr>
-                <w:rStyle w:val="Hyperlink"/>
-                <w:noProof/>
-                <w:rtl/>
-              </w:rPr>
-              <w:fldChar w:fldCharType="end"/>
-            </w:r>
-          </w:hyperlink>
-        </w:p>
-        <w:p>
-          <w:pPr>
-            <w:pStyle w:val="11"/>
-            <w:tabs>
-              <w:tab w:val="left" w:pos="660"/>
-              <w:tab w:val="right" w:leader="dot" w:pos="10070"/>
-            </w:tabs>
-            <w:bidi w:val="0"/>
-            <w:rPr>
-              <w:rFonts w:asciiTheme="minorHAnsi" w:eastAsiaTheme="minorEastAsia" w:hAnsiTheme="minorHAnsi" w:cstheme="minorBidi"/>
-              <w:noProof/>
-            </w:rPr>
-          </w:pPr>
-          <w:hyperlink w:anchor="_Toc238078079" w:history="1">
-            <w:r>
-              <w:rPr>
-                <w:rStyle w:val="Hyperlink"/>
-                <w:noProof/>
-              </w:rPr>
-              <w:t>16.</w:t>
-            </w:r>
-            <w:r>
-              <w:rPr>
-                <w:rFonts w:asciiTheme="minorHAnsi" w:eastAsiaTheme="minorEastAsia" w:hAnsiTheme="minorHAnsi" w:cstheme="minorBidi"/>
-                <w:noProof/>
-              </w:rPr>
-              <w:tab/>
-            </w:r>
-            <w:r>
-              <w:rPr>
-                <w:rStyle w:val="Hyperlink"/>
-                <w:noProof/>
-              </w:rPr>
-              <w:t>State Diagram</w:t>
-            </w:r>
-            <w:r>
-              <w:rPr>
-                <w:noProof/>
-              </w:rPr>
-              <w:tab/>
-            </w:r>
-            <w:r>
-              <w:rPr>
-                <w:rStyle w:val="Hyperlink"/>
-                <w:noProof/>
-                <w:rtl/>
-              </w:rPr>
-              <w:fldChar w:fldCharType="begin"/>
-            </w:r>
-            <w:r>
-              <w:rPr>
-                <w:noProof/>
-              </w:rPr>
-              <w:instrText xml:space="preserve"> PAGEREF _Toc238078079 \h </w:instrText>
-            </w:r>
-            <w:r>
-              <w:rPr>
-                <w:rStyle w:val="Hyperlink"/>
-                <w:noProof/>
-                <w:rtl/>
-              </w:rPr>
-            </w:r>
-            <w:r>
-              <w:rPr>
-                <w:rStyle w:val="Hyperlink"/>
-                <w:noProof/>
-                <w:rtl/>
-              </w:rPr>
-              <w:fldChar w:fldCharType="separate"/>
-            </w:r>
-            <w:r>
-              <w:rPr>
-                <w:noProof/>
-              </w:rPr>
-              <w:t>24</w:t>
-            </w:r>
-            <w:r>
-              <w:rPr>
-                <w:rStyle w:val="Hyperlink"/>
-                <w:noProof/>
-                <w:rtl/>
-              </w:rPr>
-              <w:fldChar w:fldCharType="end"/>
-            </w:r>
-          </w:hyperlink>
-        </w:p>
-        <w:p>
-          <w:pPr>
-            <w:pStyle w:val="11"/>
-            <w:tabs>
-              <w:tab w:val="left" w:pos="660"/>
-              <w:tab w:val="right" w:leader="dot" w:pos="10070"/>
-            </w:tabs>
-            <w:bidi w:val="0"/>
-            <w:rPr>
-              <w:rFonts w:asciiTheme="minorHAnsi" w:eastAsiaTheme="minorEastAsia" w:hAnsiTheme="minorHAnsi" w:cstheme="minorBidi"/>
-              <w:noProof/>
-            </w:rPr>
-          </w:pPr>
-          <w:hyperlink w:anchor="_Toc238078080" w:history="1">
-            <w:r>
-              <w:rPr>
-                <w:rStyle w:val="Hyperlink"/>
-                <w:noProof/>
-              </w:rPr>
-              <w:t>17.</w:t>
-            </w:r>
-            <w:r>
-              <w:rPr>
-                <w:rFonts w:asciiTheme="minorHAnsi" w:eastAsiaTheme="minorEastAsia" w:hAnsiTheme="minorHAnsi" w:cstheme="minorBidi"/>
-                <w:noProof/>
-              </w:rPr>
-              <w:tab/>
-            </w:r>
-            <w:r>
-              <w:rPr>
-                <w:rStyle w:val="Hyperlink"/>
-                <w:noProof/>
-              </w:rPr>
-              <w:t>Issues</w:t>
-            </w:r>
-            <w:r>
-              <w:rPr>
-                <w:noProof/>
-              </w:rPr>
-              <w:tab/>
-            </w:r>
-            <w:r>
-              <w:rPr>
-                <w:rStyle w:val="Hyperlink"/>
-                <w:noProof/>
-                <w:rtl/>
-              </w:rPr>
-              <w:fldChar w:fldCharType="begin"/>
-            </w:r>
-            <w:r>
-              <w:rPr>
-                <w:noProof/>
-              </w:rPr>
-              <w:instrText xml:space="preserve"> PAGEREF _Toc238078080 \h </w:instrText>
-            </w:r>
-            <w:r>
-              <w:rPr>
-                <w:rStyle w:val="Hyperlink"/>
-                <w:noProof/>
-                <w:rtl/>
-              </w:rPr>
-            </w:r>
-            <w:r>
-              <w:rPr>
-                <w:rStyle w:val="Hyperlink"/>
-                <w:noProof/>
-                <w:rtl/>
-              </w:rPr>
-              <w:fldChar w:fldCharType="separate"/>
-            </w:r>
-            <w:r>
-              <w:rPr>
-                <w:noProof/>
-              </w:rPr>
-              <w:t>26</w:t>
-            </w:r>
-            <w:r>
-              <w:rPr>
-                <w:rStyle w:val="Hyperlink"/>
-                <w:noProof/>
-                <w:rtl/>
-              </w:rPr>
-              <w:fldChar w:fldCharType="end"/>
-            </w:r>
-          </w:hyperlink>
-        </w:p>
-        <w:p>
-          <w:pPr>
-            <w:bidi w:val="0"/>
-            <w:rPr>
-              <w:rFonts w:asciiTheme="minorHAnsi" w:hAnsiTheme="minorHAnsi" w:cstheme="minorHAnsi"/>
-            </w:rPr>
-          </w:pPr>
-          <w:r>
-            <w:rPr>
-              <w:rFonts w:asciiTheme="minorHAnsi" w:hAnsiTheme="minorHAnsi" w:cstheme="minorHAnsi"/>
-            </w:rPr>
-            <w:fldChar w:fldCharType="end"/>
-          </w:r>
-        </w:p>
-      </w:sdtContent>
-    </w:sdt>
-    <w:p>
-      <w:pPr>
-        <w:pStyle w:val="1"/>
-        <w:numPr>
-          <w:ilvl w:val="0"/>
-          <w:numId w:val="0"/>
-        </w:numPr>
-        <w:ind w:left="283"/>
-      </w:pPr>
-    </w:p>
     <w:p>
       <w:pPr>
         <w:pStyle w:val="11"/>
@@ -3605,18 +13,66 @@
           <w:rFonts w:asciiTheme="minorHAnsi" w:hAnsiTheme="minorHAnsi" w:cstheme="minorHAnsi"/>
         </w:rPr>
       </w:pPr>
-    </w:p>
-    <w:p>
-      <w:pPr>
-        <w:pStyle w:val="11"/>
-        <w:tabs>
-          <w:tab w:val="right" w:leader="dot" w:pos="10070"/>
-        </w:tabs>
-        <w:bidi w:val="0"/>
+      <w:r>
         <w:rPr>
-          <w:rFonts w:asciiTheme="minorHAnsi" w:hAnsiTheme="minorHAnsi" w:cstheme="minorHAnsi"/>
+          <w:noProof/>
         </w:rPr>
-      </w:pPr>
+        <w:drawing>
+          <wp:anchor distT="0" distB="0" distL="114300" distR="114300" simplePos="0" relativeHeight="251669504" behindDoc="1" locked="0" layoutInCell="1" allowOverlap="1" wp14:anchorId="070EA56A" wp14:editId="0F0271E4">
+            <wp:simplePos x="0" y="0"/>
+            <wp:positionH relativeFrom="rightMargin">
+              <wp:posOffset>-405036</wp:posOffset>
+            </wp:positionH>
+            <wp:positionV relativeFrom="paragraph">
+              <wp:posOffset>-707113</wp:posOffset>
+            </wp:positionV>
+            <wp:extent cx="1017270" cy="1017270"/>
+            <wp:effectExtent l="0" t="0" r="0" b="0"/>
+            <wp:wrapNone/>
+            <wp:docPr id="9" name="صورة 9"/>
+            <wp:cNvGraphicFramePr>
+              <a:graphicFrameLocks xmlns:a="http://schemas.openxmlformats.org/drawingml/2006/main" noChangeAspect="1"/>
+            </wp:cNvGraphicFramePr>
+            <a:graphic xmlns:a="http://schemas.openxmlformats.org/drawingml/2006/main">
+              <a:graphicData uri="http://schemas.openxmlformats.org/drawingml/2006/picture">
+                <pic:pic xmlns:pic="http://schemas.openxmlformats.org/drawingml/2006/picture">
+                  <pic:nvPicPr>
+                    <pic:cNvPr id="1" name="صورة 1"/>
+                    <pic:cNvPicPr/>
+                  </pic:nvPicPr>
+                  <pic:blipFill>
+                    <a:blip r:embed="rId8" cstate="print">
+                      <a:extLst>
+                        <a:ext uri="{28A0092B-C50C-407E-A947-70E740481C1C}">
+                          <a14:useLocalDpi xmlns:a14="http://schemas.microsoft.com/office/drawing/2010/main" val="0"/>
+                        </a:ext>
+                      </a:extLst>
+                    </a:blip>
+                    <a:stretch>
+                      <a:fillRect/>
+                    </a:stretch>
+                  </pic:blipFill>
+                  <pic:spPr>
+                    <a:xfrm>
+                      <a:off x="0" y="0"/>
+                      <a:ext cx="1017270" cy="1017270"/>
+                    </a:xfrm>
+                    <a:prstGeom prst="rect">
+                      <a:avLst/>
+                    </a:prstGeom>
+                  </pic:spPr>
+                </pic:pic>
+              </a:graphicData>
+            </a:graphic>
+            <wp14:sizeRelH relativeFrom="margin">
+              <wp14:pctWidth>0</wp14:pctWidth>
+            </wp14:sizeRelH>
+            <wp14:sizeRelV relativeFrom="margin">
+              <wp14:pctHeight>0</wp14:pctHeight>
+            </wp14:sizeRelV>
+          </wp:anchor>
+        </w:drawing>
+      </w:r>
       <w:r>
         <w:rPr>
           <w:noProof/>
@@ -3691,6 +147,7 @@
                               <w:t>SRS</w:t>
                             </w:r>
                           </w:p>
+                          <w:p/>
                         </w:txbxContent>
                       </wps:txbx>
                       <wps:bodyPr rot="0" spcFirstLastPara="0" vertOverflow="overflow" horzOverflow="overflow" vert="horz" wrap="square" lIns="91440" tIns="45720" rIns="91440" bIns="45720" numCol="1" spcCol="0" rtlCol="1" fromWordArt="0" anchor="t" anchorCtr="0" forceAA="0" compatLnSpc="1">
@@ -3748,6 +205,7 @@
                         <w:t>SRS</w:t>
                       </w:r>
                     </w:p>
+                    <w:p/>
                   </w:txbxContent>
                 </v:textbox>
                 <w10:wrap anchorx="margin"/>
@@ -4470,23 +928,3860 @@
           <w:rFonts w:asciiTheme="minorHAnsi" w:hAnsiTheme="minorHAnsi" w:cstheme="minorHAnsi"/>
         </w:rPr>
       </w:pPr>
+    </w:p>
+    <w:p>
+      <w:pPr>
+        <w:bidi w:val="0"/>
+        <w:rPr>
+          <w:rFonts w:asciiTheme="minorHAnsi" w:hAnsiTheme="minorHAnsi" w:cstheme="minorHAnsi"/>
+        </w:rPr>
+      </w:pPr>
+    </w:p>
+    <w:p>
+      <w:pPr>
+        <w:bidi w:val="0"/>
+        <w:rPr>
+          <w:rFonts w:asciiTheme="minorHAnsi" w:hAnsiTheme="minorHAnsi" w:cstheme="minorHAnsi"/>
+        </w:rPr>
+      </w:pPr>
       <w:r>
         <w:rPr>
           <w:rFonts w:asciiTheme="minorHAnsi" w:hAnsiTheme="minorHAnsi" w:cstheme="minorHAnsi"/>
         </w:rPr>
+        <w:lastRenderedPageBreak/>
         <w:br w:type="page"/>
       </w:r>
+    </w:p>
+    <w:sdt>
+      <w:sdtPr>
+        <w:rPr>
+          <w:rtl w:val="0"/>
+          <w:lang w:val="ar-SA"/>
+        </w:rPr>
+        <w:id w:val="-1362273787"/>
+        <w:docPartObj>
+          <w:docPartGallery w:val="Table of Contents"/>
+          <w:docPartUnique/>
+        </w:docPartObj>
+      </w:sdtPr>
+      <w:sdtEndPr>
+        <w:rPr>
+          <w:rFonts w:ascii="Calibri" w:eastAsia="Calibri" w:hAnsi="Calibri" w:cs="Calibri"/>
+          <w:b/>
+          <w:bCs/>
+          <w:color w:val="auto"/>
+          <w:sz w:val="22"/>
+          <w:szCs w:val="22"/>
+        </w:rPr>
+      </w:sdtEndPr>
+      <w:sdtContent>
+        <w:p>
+          <w:pPr>
+            <w:pStyle w:val="ab"/>
+            <w:bidi w:val="0"/>
+            <w:rPr>
+              <w:rtl w:val="0"/>
+            </w:rPr>
+          </w:pPr>
+          <w:proofErr w:type="gramStart"/>
+          <w:r>
+            <w:rPr>
+              <w:rtl w:val="0"/>
+            </w:rPr>
+            <w:t>Table  Of</w:t>
+          </w:r>
+          <w:proofErr w:type="gramEnd"/>
+          <w:r>
+            <w:rPr>
+              <w:rtl w:val="0"/>
+            </w:rPr>
+            <w:t xml:space="preserve"> Contents</w:t>
+          </w:r>
+        </w:p>
+        <w:p>
+          <w:pPr>
+            <w:pStyle w:val="11"/>
+            <w:tabs>
+              <w:tab w:val="left" w:pos="440"/>
+              <w:tab w:val="right" w:leader="dot" w:pos="10070"/>
+            </w:tabs>
+            <w:bidi w:val="0"/>
+            <w:rPr>
+              <w:rFonts w:asciiTheme="minorHAnsi" w:eastAsiaTheme="minorEastAsia" w:hAnsiTheme="minorHAnsi" w:cstheme="minorBidi"/>
+              <w:noProof/>
+            </w:rPr>
+          </w:pPr>
+          <w:r>
+            <w:fldChar w:fldCharType="begin"/>
+          </w:r>
+          <w:r>
+            <w:instrText xml:space="preserve"> TOC \o "1-3" \h \z \u </w:instrText>
+          </w:r>
+          <w:r>
+            <w:fldChar w:fldCharType="separate"/>
+          </w:r>
+          <w:hyperlink w:anchor="_Toc240648904" w:history="1">
+            <w:r>
+              <w:rPr>
+                <w:rStyle w:val="Hyperlink"/>
+                <w:noProof/>
+              </w:rPr>
+              <w:t>1.</w:t>
+            </w:r>
+            <w:r>
+              <w:rPr>
+                <w:rFonts w:asciiTheme="minorHAnsi" w:eastAsiaTheme="minorEastAsia" w:hAnsiTheme="minorHAnsi" w:cstheme="minorBidi"/>
+                <w:noProof/>
+              </w:rPr>
+              <w:tab/>
+            </w:r>
+            <w:r>
+              <w:rPr>
+                <w:rStyle w:val="Hyperlink"/>
+                <w:noProof/>
+              </w:rPr>
+              <w:t>Project Idea</w:t>
+            </w:r>
+            <w:r>
+              <w:rPr>
+                <w:noProof/>
+                <w:webHidden/>
+              </w:rPr>
+              <w:tab/>
+            </w:r>
+            <w:r>
+              <w:rPr>
+                <w:noProof/>
+                <w:webHidden/>
+              </w:rPr>
+              <w:fldChar w:fldCharType="begin"/>
+            </w:r>
+            <w:r>
+              <w:rPr>
+                <w:noProof/>
+                <w:webHidden/>
+              </w:rPr>
+              <w:instrText xml:space="preserve"> PAGEREF _Toc240648904 \h </w:instrText>
+            </w:r>
+            <w:r>
+              <w:rPr>
+                <w:noProof/>
+                <w:webHidden/>
+              </w:rPr>
+            </w:r>
+            <w:r>
+              <w:rPr>
+                <w:noProof/>
+                <w:webHidden/>
+              </w:rPr>
+              <w:fldChar w:fldCharType="separate"/>
+            </w:r>
+            <w:r>
+              <w:rPr>
+                <w:noProof/>
+                <w:webHidden/>
+              </w:rPr>
+              <w:t>3</w:t>
+            </w:r>
+            <w:r>
+              <w:rPr>
+                <w:noProof/>
+                <w:webHidden/>
+              </w:rPr>
+              <w:fldChar w:fldCharType="end"/>
+            </w:r>
+          </w:hyperlink>
+        </w:p>
+        <w:p>
+          <w:pPr>
+            <w:pStyle w:val="20"/>
+            <w:tabs>
+              <w:tab w:val="right" w:leader="dot" w:pos="10070"/>
+            </w:tabs>
+            <w:bidi w:val="0"/>
+            <w:rPr>
+              <w:rFonts w:asciiTheme="minorHAnsi" w:eastAsiaTheme="minorEastAsia" w:hAnsiTheme="minorHAnsi" w:cstheme="minorBidi"/>
+              <w:noProof/>
+            </w:rPr>
+          </w:pPr>
+          <w:hyperlink w:anchor="_Toc240648905" w:history="1">
+            <w:r>
+              <w:rPr>
+                <w:rStyle w:val="Hyperlink"/>
+                <w:rFonts w:cstheme="minorHAnsi"/>
+                <w:noProof/>
+              </w:rPr>
+              <w:t>Problem Statement</w:t>
+            </w:r>
+            <w:r>
+              <w:rPr>
+                <w:noProof/>
+                <w:webHidden/>
+              </w:rPr>
+              <w:tab/>
+            </w:r>
+            <w:r>
+              <w:rPr>
+                <w:noProof/>
+                <w:webHidden/>
+              </w:rPr>
+              <w:fldChar w:fldCharType="begin"/>
+            </w:r>
+            <w:r>
+              <w:rPr>
+                <w:noProof/>
+                <w:webHidden/>
+              </w:rPr>
+              <w:instrText xml:space="preserve"> PAGEREF _Toc240648905 \h </w:instrText>
+            </w:r>
+            <w:r>
+              <w:rPr>
+                <w:noProof/>
+                <w:webHidden/>
+              </w:rPr>
+            </w:r>
+            <w:r>
+              <w:rPr>
+                <w:noProof/>
+                <w:webHidden/>
+              </w:rPr>
+              <w:fldChar w:fldCharType="separate"/>
+            </w:r>
+            <w:r>
+              <w:rPr>
+                <w:noProof/>
+                <w:webHidden/>
+              </w:rPr>
+              <w:t>3</w:t>
+            </w:r>
+            <w:r>
+              <w:rPr>
+                <w:noProof/>
+                <w:webHidden/>
+              </w:rPr>
+              <w:fldChar w:fldCharType="end"/>
+            </w:r>
+          </w:hyperlink>
+        </w:p>
+        <w:p>
+          <w:pPr>
+            <w:pStyle w:val="20"/>
+            <w:tabs>
+              <w:tab w:val="right" w:leader="dot" w:pos="10070"/>
+            </w:tabs>
+            <w:bidi w:val="0"/>
+            <w:rPr>
+              <w:rFonts w:asciiTheme="minorHAnsi" w:eastAsiaTheme="minorEastAsia" w:hAnsiTheme="minorHAnsi" w:cstheme="minorBidi"/>
+              <w:noProof/>
+            </w:rPr>
+          </w:pPr>
+          <w:hyperlink w:anchor="_Toc240648906" w:history="1">
+            <w:r>
+              <w:rPr>
+                <w:rStyle w:val="Hyperlink"/>
+                <w:rFonts w:cstheme="minorHAnsi"/>
+                <w:noProof/>
+              </w:rPr>
+              <w:t>Target Users</w:t>
+            </w:r>
+            <w:r>
+              <w:rPr>
+                <w:noProof/>
+                <w:webHidden/>
+              </w:rPr>
+              <w:tab/>
+            </w:r>
+            <w:r>
+              <w:rPr>
+                <w:noProof/>
+                <w:webHidden/>
+              </w:rPr>
+              <w:fldChar w:fldCharType="begin"/>
+            </w:r>
+            <w:r>
+              <w:rPr>
+                <w:noProof/>
+                <w:webHidden/>
+              </w:rPr>
+              <w:instrText xml:space="preserve"> PAGEREF _Toc240648906 \h </w:instrText>
+            </w:r>
+            <w:r>
+              <w:rPr>
+                <w:noProof/>
+                <w:webHidden/>
+              </w:rPr>
+            </w:r>
+            <w:r>
+              <w:rPr>
+                <w:noProof/>
+                <w:webHidden/>
+              </w:rPr>
+              <w:fldChar w:fldCharType="separate"/>
+            </w:r>
+            <w:r>
+              <w:rPr>
+                <w:noProof/>
+                <w:webHidden/>
+              </w:rPr>
+              <w:t>3</w:t>
+            </w:r>
+            <w:r>
+              <w:rPr>
+                <w:noProof/>
+                <w:webHidden/>
+              </w:rPr>
+              <w:fldChar w:fldCharType="end"/>
+            </w:r>
+          </w:hyperlink>
+        </w:p>
+        <w:p>
+          <w:pPr>
+            <w:pStyle w:val="20"/>
+            <w:tabs>
+              <w:tab w:val="right" w:leader="dot" w:pos="10070"/>
+            </w:tabs>
+            <w:bidi w:val="0"/>
+            <w:rPr>
+              <w:rFonts w:asciiTheme="minorHAnsi" w:eastAsiaTheme="minorEastAsia" w:hAnsiTheme="minorHAnsi" w:cstheme="minorBidi"/>
+              <w:noProof/>
+            </w:rPr>
+          </w:pPr>
+          <w:hyperlink w:anchor="_Toc240648907" w:history="1">
+            <w:r>
+              <w:rPr>
+                <w:rStyle w:val="Hyperlink"/>
+                <w:rFonts w:cstheme="minorHAnsi"/>
+                <w:noProof/>
+              </w:rPr>
+              <w:t>Main Features</w:t>
+            </w:r>
+            <w:r>
+              <w:rPr>
+                <w:noProof/>
+                <w:webHidden/>
+              </w:rPr>
+              <w:tab/>
+            </w:r>
+            <w:r>
+              <w:rPr>
+                <w:noProof/>
+                <w:webHidden/>
+              </w:rPr>
+              <w:fldChar w:fldCharType="begin"/>
+            </w:r>
+            <w:r>
+              <w:rPr>
+                <w:noProof/>
+                <w:webHidden/>
+              </w:rPr>
+              <w:instrText xml:space="preserve"> PAGEREF _Toc240648907 \h </w:instrText>
+            </w:r>
+            <w:r>
+              <w:rPr>
+                <w:noProof/>
+                <w:webHidden/>
+              </w:rPr>
+            </w:r>
+            <w:r>
+              <w:rPr>
+                <w:noProof/>
+                <w:webHidden/>
+              </w:rPr>
+              <w:fldChar w:fldCharType="separate"/>
+            </w:r>
+            <w:r>
+              <w:rPr>
+                <w:noProof/>
+                <w:webHidden/>
+              </w:rPr>
+              <w:t>3</w:t>
+            </w:r>
+            <w:r>
+              <w:rPr>
+                <w:noProof/>
+                <w:webHidden/>
+              </w:rPr>
+              <w:fldChar w:fldCharType="end"/>
+            </w:r>
+          </w:hyperlink>
+        </w:p>
+        <w:p>
+          <w:pPr>
+            <w:pStyle w:val="20"/>
+            <w:tabs>
+              <w:tab w:val="right" w:leader="dot" w:pos="10070"/>
+            </w:tabs>
+            <w:bidi w:val="0"/>
+            <w:rPr>
+              <w:rFonts w:asciiTheme="minorHAnsi" w:eastAsiaTheme="minorEastAsia" w:hAnsiTheme="minorHAnsi" w:cstheme="minorBidi"/>
+              <w:noProof/>
+            </w:rPr>
+          </w:pPr>
+          <w:hyperlink w:anchor="_Toc240648908" w:history="1">
+            <w:r>
+              <w:rPr>
+                <w:rStyle w:val="Hyperlink"/>
+                <w:rFonts w:cstheme="minorHAnsi"/>
+                <w:noProof/>
+              </w:rPr>
+              <w:t>Scope Boundary</w:t>
+            </w:r>
+            <w:r>
+              <w:rPr>
+                <w:noProof/>
+                <w:webHidden/>
+              </w:rPr>
+              <w:tab/>
+            </w:r>
+            <w:r>
+              <w:rPr>
+                <w:noProof/>
+                <w:webHidden/>
+              </w:rPr>
+              <w:fldChar w:fldCharType="begin"/>
+            </w:r>
+            <w:r>
+              <w:rPr>
+                <w:noProof/>
+                <w:webHidden/>
+              </w:rPr>
+              <w:instrText xml:space="preserve"> PAGEREF _Toc240648908 \h </w:instrText>
+            </w:r>
+            <w:r>
+              <w:rPr>
+                <w:noProof/>
+                <w:webHidden/>
+              </w:rPr>
+            </w:r>
+            <w:r>
+              <w:rPr>
+                <w:noProof/>
+                <w:webHidden/>
+              </w:rPr>
+              <w:fldChar w:fldCharType="separate"/>
+            </w:r>
+            <w:r>
+              <w:rPr>
+                <w:noProof/>
+                <w:webHidden/>
+              </w:rPr>
+              <w:t>3</w:t>
+            </w:r>
+            <w:r>
+              <w:rPr>
+                <w:noProof/>
+                <w:webHidden/>
+              </w:rPr>
+              <w:fldChar w:fldCharType="end"/>
+            </w:r>
+          </w:hyperlink>
+        </w:p>
+        <w:p>
+          <w:pPr>
+            <w:pStyle w:val="11"/>
+            <w:tabs>
+              <w:tab w:val="left" w:pos="440"/>
+              <w:tab w:val="right" w:leader="dot" w:pos="10070"/>
+            </w:tabs>
+            <w:bidi w:val="0"/>
+            <w:rPr>
+              <w:rFonts w:asciiTheme="minorHAnsi" w:eastAsiaTheme="minorEastAsia" w:hAnsiTheme="minorHAnsi" w:cstheme="minorBidi"/>
+              <w:noProof/>
+            </w:rPr>
+          </w:pPr>
+          <w:hyperlink w:anchor="_Toc240648909" w:history="1">
+            <w:r>
+              <w:rPr>
+                <w:rStyle w:val="Hyperlink"/>
+                <w:noProof/>
+              </w:rPr>
+              <w:t>2.</w:t>
+            </w:r>
+            <w:r>
+              <w:rPr>
+                <w:rFonts w:asciiTheme="minorHAnsi" w:eastAsiaTheme="minorEastAsia" w:hAnsiTheme="minorHAnsi" w:cstheme="minorBidi"/>
+                <w:noProof/>
+              </w:rPr>
+              <w:tab/>
+            </w:r>
+            <w:r>
+              <w:rPr>
+                <w:rStyle w:val="Hyperlink"/>
+                <w:noProof/>
+              </w:rPr>
+              <w:t>SRS Chapter 1 – Introduction</w:t>
+            </w:r>
+            <w:r>
+              <w:rPr>
+                <w:noProof/>
+                <w:webHidden/>
+              </w:rPr>
+              <w:tab/>
+            </w:r>
+            <w:r>
+              <w:rPr>
+                <w:noProof/>
+                <w:webHidden/>
+              </w:rPr>
+              <w:fldChar w:fldCharType="begin"/>
+            </w:r>
+            <w:r>
+              <w:rPr>
+                <w:noProof/>
+                <w:webHidden/>
+              </w:rPr>
+              <w:instrText xml:space="preserve"> PAGEREF _Toc240648909 \h </w:instrText>
+            </w:r>
+            <w:r>
+              <w:rPr>
+                <w:noProof/>
+                <w:webHidden/>
+              </w:rPr>
+            </w:r>
+            <w:r>
+              <w:rPr>
+                <w:noProof/>
+                <w:webHidden/>
+              </w:rPr>
+              <w:fldChar w:fldCharType="separate"/>
+            </w:r>
+            <w:r>
+              <w:rPr>
+                <w:noProof/>
+                <w:webHidden/>
+              </w:rPr>
+              <w:t>3</w:t>
+            </w:r>
+            <w:r>
+              <w:rPr>
+                <w:noProof/>
+                <w:webHidden/>
+              </w:rPr>
+              <w:fldChar w:fldCharType="end"/>
+            </w:r>
+          </w:hyperlink>
+        </w:p>
+        <w:p>
+          <w:pPr>
+            <w:pStyle w:val="20"/>
+            <w:tabs>
+              <w:tab w:val="right" w:leader="dot" w:pos="10070"/>
+            </w:tabs>
+            <w:bidi w:val="0"/>
+            <w:rPr>
+              <w:rFonts w:asciiTheme="minorHAnsi" w:eastAsiaTheme="minorEastAsia" w:hAnsiTheme="minorHAnsi" w:cstheme="minorBidi"/>
+              <w:noProof/>
+            </w:rPr>
+          </w:pPr>
+          <w:hyperlink w:anchor="_Toc240648910" w:history="1">
+            <w:r>
+              <w:rPr>
+                <w:rStyle w:val="Hyperlink"/>
+                <w:rFonts w:cstheme="minorHAnsi"/>
+                <w:noProof/>
+              </w:rPr>
+              <w:t>Purpose</w:t>
+            </w:r>
+            <w:r>
+              <w:rPr>
+                <w:noProof/>
+                <w:webHidden/>
+              </w:rPr>
+              <w:tab/>
+            </w:r>
+            <w:r>
+              <w:rPr>
+                <w:noProof/>
+                <w:webHidden/>
+              </w:rPr>
+              <w:fldChar w:fldCharType="begin"/>
+            </w:r>
+            <w:r>
+              <w:rPr>
+                <w:noProof/>
+                <w:webHidden/>
+              </w:rPr>
+              <w:instrText xml:space="preserve"> PAGEREF _Toc240648910 \h </w:instrText>
+            </w:r>
+            <w:r>
+              <w:rPr>
+                <w:noProof/>
+                <w:webHidden/>
+              </w:rPr>
+            </w:r>
+            <w:r>
+              <w:rPr>
+                <w:noProof/>
+                <w:webHidden/>
+              </w:rPr>
+              <w:fldChar w:fldCharType="separate"/>
+            </w:r>
+            <w:r>
+              <w:rPr>
+                <w:noProof/>
+                <w:webHidden/>
+              </w:rPr>
+              <w:t>3</w:t>
+            </w:r>
+            <w:r>
+              <w:rPr>
+                <w:noProof/>
+                <w:webHidden/>
+              </w:rPr>
+              <w:fldChar w:fldCharType="end"/>
+            </w:r>
+          </w:hyperlink>
+        </w:p>
+        <w:p>
+          <w:pPr>
+            <w:pStyle w:val="20"/>
+            <w:tabs>
+              <w:tab w:val="right" w:leader="dot" w:pos="10070"/>
+            </w:tabs>
+            <w:bidi w:val="0"/>
+            <w:rPr>
+              <w:rFonts w:asciiTheme="minorHAnsi" w:eastAsiaTheme="minorEastAsia" w:hAnsiTheme="minorHAnsi" w:cstheme="minorBidi"/>
+              <w:noProof/>
+            </w:rPr>
+          </w:pPr>
+          <w:hyperlink w:anchor="_Toc240648911" w:history="1">
+            <w:r>
+              <w:rPr>
+                <w:rStyle w:val="Hyperlink"/>
+                <w:rFonts w:cstheme="minorHAnsi"/>
+                <w:noProof/>
+              </w:rPr>
+              <w:t>Document Conventions</w:t>
+            </w:r>
+            <w:r>
+              <w:rPr>
+                <w:noProof/>
+                <w:webHidden/>
+              </w:rPr>
+              <w:tab/>
+            </w:r>
+            <w:r>
+              <w:rPr>
+                <w:noProof/>
+                <w:webHidden/>
+              </w:rPr>
+              <w:fldChar w:fldCharType="begin"/>
+            </w:r>
+            <w:r>
+              <w:rPr>
+                <w:noProof/>
+                <w:webHidden/>
+              </w:rPr>
+              <w:instrText xml:space="preserve"> PAGEREF _Toc240648911 \h </w:instrText>
+            </w:r>
+            <w:r>
+              <w:rPr>
+                <w:noProof/>
+                <w:webHidden/>
+              </w:rPr>
+            </w:r>
+            <w:r>
+              <w:rPr>
+                <w:noProof/>
+                <w:webHidden/>
+              </w:rPr>
+              <w:fldChar w:fldCharType="separate"/>
+            </w:r>
+            <w:r>
+              <w:rPr>
+                <w:noProof/>
+                <w:webHidden/>
+              </w:rPr>
+              <w:t>4</w:t>
+            </w:r>
+            <w:r>
+              <w:rPr>
+                <w:noProof/>
+                <w:webHidden/>
+              </w:rPr>
+              <w:fldChar w:fldCharType="end"/>
+            </w:r>
+          </w:hyperlink>
+        </w:p>
+        <w:p>
+          <w:pPr>
+            <w:pStyle w:val="20"/>
+            <w:tabs>
+              <w:tab w:val="right" w:leader="dot" w:pos="10070"/>
+            </w:tabs>
+            <w:bidi w:val="0"/>
+            <w:rPr>
+              <w:rFonts w:asciiTheme="minorHAnsi" w:eastAsiaTheme="minorEastAsia" w:hAnsiTheme="minorHAnsi" w:cstheme="minorBidi"/>
+              <w:noProof/>
+            </w:rPr>
+          </w:pPr>
+          <w:hyperlink w:anchor="_Toc240648912" w:history="1">
+            <w:r>
+              <w:rPr>
+                <w:rStyle w:val="Hyperlink"/>
+                <w:rFonts w:cstheme="minorHAnsi"/>
+                <w:noProof/>
+              </w:rPr>
+              <w:t>Intended Audience</w:t>
+            </w:r>
+            <w:r>
+              <w:rPr>
+                <w:noProof/>
+                <w:webHidden/>
+              </w:rPr>
+              <w:tab/>
+            </w:r>
+            <w:r>
+              <w:rPr>
+                <w:noProof/>
+                <w:webHidden/>
+              </w:rPr>
+              <w:fldChar w:fldCharType="begin"/>
+            </w:r>
+            <w:r>
+              <w:rPr>
+                <w:noProof/>
+                <w:webHidden/>
+              </w:rPr>
+              <w:instrText xml:space="preserve"> PAGEREF _Toc240648912 \h </w:instrText>
+            </w:r>
+            <w:r>
+              <w:rPr>
+                <w:noProof/>
+                <w:webHidden/>
+              </w:rPr>
+            </w:r>
+            <w:r>
+              <w:rPr>
+                <w:noProof/>
+                <w:webHidden/>
+              </w:rPr>
+              <w:fldChar w:fldCharType="separate"/>
+            </w:r>
+            <w:r>
+              <w:rPr>
+                <w:noProof/>
+                <w:webHidden/>
+              </w:rPr>
+              <w:t>4</w:t>
+            </w:r>
+            <w:r>
+              <w:rPr>
+                <w:noProof/>
+                <w:webHidden/>
+              </w:rPr>
+              <w:fldChar w:fldCharType="end"/>
+            </w:r>
+          </w:hyperlink>
+        </w:p>
+        <w:p>
+          <w:pPr>
+            <w:pStyle w:val="20"/>
+            <w:tabs>
+              <w:tab w:val="right" w:leader="dot" w:pos="10070"/>
+            </w:tabs>
+            <w:bidi w:val="0"/>
+            <w:rPr>
+              <w:rFonts w:asciiTheme="minorHAnsi" w:eastAsiaTheme="minorEastAsia" w:hAnsiTheme="minorHAnsi" w:cstheme="minorBidi"/>
+              <w:noProof/>
+            </w:rPr>
+          </w:pPr>
+          <w:hyperlink w:anchor="_Toc240648913" w:history="1">
+            <w:r>
+              <w:rPr>
+                <w:rStyle w:val="Hyperlink"/>
+                <w:rFonts w:cstheme="minorHAnsi"/>
+                <w:noProof/>
+              </w:rPr>
+              <w:t>Project Scope</w:t>
+            </w:r>
+            <w:r>
+              <w:rPr>
+                <w:noProof/>
+                <w:webHidden/>
+              </w:rPr>
+              <w:tab/>
+            </w:r>
+            <w:r>
+              <w:rPr>
+                <w:noProof/>
+                <w:webHidden/>
+              </w:rPr>
+              <w:fldChar w:fldCharType="begin"/>
+            </w:r>
+            <w:r>
+              <w:rPr>
+                <w:noProof/>
+                <w:webHidden/>
+              </w:rPr>
+              <w:instrText xml:space="preserve"> PAGEREF _Toc240648913 \h </w:instrText>
+            </w:r>
+            <w:r>
+              <w:rPr>
+                <w:noProof/>
+                <w:webHidden/>
+              </w:rPr>
+            </w:r>
+            <w:r>
+              <w:rPr>
+                <w:noProof/>
+                <w:webHidden/>
+              </w:rPr>
+              <w:fldChar w:fldCharType="separate"/>
+            </w:r>
+            <w:r>
+              <w:rPr>
+                <w:noProof/>
+                <w:webHidden/>
+              </w:rPr>
+              <w:t>4</w:t>
+            </w:r>
+            <w:r>
+              <w:rPr>
+                <w:noProof/>
+                <w:webHidden/>
+              </w:rPr>
+              <w:fldChar w:fldCharType="end"/>
+            </w:r>
+          </w:hyperlink>
+        </w:p>
+        <w:p>
+          <w:pPr>
+            <w:pStyle w:val="20"/>
+            <w:tabs>
+              <w:tab w:val="right" w:leader="dot" w:pos="10070"/>
+            </w:tabs>
+            <w:bidi w:val="0"/>
+            <w:rPr>
+              <w:rFonts w:asciiTheme="minorHAnsi" w:eastAsiaTheme="minorEastAsia" w:hAnsiTheme="minorHAnsi" w:cstheme="minorBidi"/>
+              <w:noProof/>
+            </w:rPr>
+          </w:pPr>
+          <w:hyperlink w:anchor="_Toc240648914" w:history="1">
+            <w:r>
+              <w:rPr>
+                <w:rStyle w:val="Hyperlink"/>
+                <w:rFonts w:cstheme="minorHAnsi"/>
+                <w:noProof/>
+              </w:rPr>
+              <w:t>References</w:t>
+            </w:r>
+            <w:r>
+              <w:rPr>
+                <w:noProof/>
+                <w:webHidden/>
+              </w:rPr>
+              <w:tab/>
+            </w:r>
+            <w:r>
+              <w:rPr>
+                <w:noProof/>
+                <w:webHidden/>
+              </w:rPr>
+              <w:fldChar w:fldCharType="begin"/>
+            </w:r>
+            <w:r>
+              <w:rPr>
+                <w:noProof/>
+                <w:webHidden/>
+              </w:rPr>
+              <w:instrText xml:space="preserve"> PAGEREF _Toc240648914 \h </w:instrText>
+            </w:r>
+            <w:r>
+              <w:rPr>
+                <w:noProof/>
+                <w:webHidden/>
+              </w:rPr>
+            </w:r>
+            <w:r>
+              <w:rPr>
+                <w:noProof/>
+                <w:webHidden/>
+              </w:rPr>
+              <w:fldChar w:fldCharType="separate"/>
+            </w:r>
+            <w:r>
+              <w:rPr>
+                <w:noProof/>
+                <w:webHidden/>
+              </w:rPr>
+              <w:t>5</w:t>
+            </w:r>
+            <w:r>
+              <w:rPr>
+                <w:noProof/>
+                <w:webHidden/>
+              </w:rPr>
+              <w:fldChar w:fldCharType="end"/>
+            </w:r>
+          </w:hyperlink>
+        </w:p>
+        <w:p>
+          <w:pPr>
+            <w:pStyle w:val="20"/>
+            <w:tabs>
+              <w:tab w:val="right" w:leader="dot" w:pos="10070"/>
+            </w:tabs>
+            <w:bidi w:val="0"/>
+            <w:rPr>
+              <w:rFonts w:asciiTheme="minorHAnsi" w:eastAsiaTheme="minorEastAsia" w:hAnsiTheme="minorHAnsi" w:cstheme="minorBidi"/>
+              <w:noProof/>
+            </w:rPr>
+          </w:pPr>
+          <w:hyperlink w:anchor="_Toc240648915" w:history="1">
+            <w:r>
+              <w:rPr>
+                <w:rStyle w:val="Hyperlink"/>
+                <w:rFonts w:cstheme="minorHAnsi"/>
+                <w:noProof/>
+              </w:rPr>
+              <w:t>Overview</w:t>
+            </w:r>
+            <w:r>
+              <w:rPr>
+                <w:noProof/>
+                <w:webHidden/>
+              </w:rPr>
+              <w:tab/>
+            </w:r>
+            <w:r>
+              <w:rPr>
+                <w:noProof/>
+                <w:webHidden/>
+              </w:rPr>
+              <w:fldChar w:fldCharType="begin"/>
+            </w:r>
+            <w:r>
+              <w:rPr>
+                <w:noProof/>
+                <w:webHidden/>
+              </w:rPr>
+              <w:instrText xml:space="preserve"> PAGEREF _Toc240648915 \h </w:instrText>
+            </w:r>
+            <w:r>
+              <w:rPr>
+                <w:noProof/>
+                <w:webHidden/>
+              </w:rPr>
+            </w:r>
+            <w:r>
+              <w:rPr>
+                <w:noProof/>
+                <w:webHidden/>
+              </w:rPr>
+              <w:fldChar w:fldCharType="separate"/>
+            </w:r>
+            <w:r>
+              <w:rPr>
+                <w:noProof/>
+                <w:webHidden/>
+              </w:rPr>
+              <w:t>5</w:t>
+            </w:r>
+            <w:r>
+              <w:rPr>
+                <w:noProof/>
+                <w:webHidden/>
+              </w:rPr>
+              <w:fldChar w:fldCharType="end"/>
+            </w:r>
+          </w:hyperlink>
+        </w:p>
+        <w:p>
+          <w:pPr>
+            <w:pStyle w:val="11"/>
+            <w:tabs>
+              <w:tab w:val="left" w:pos="440"/>
+              <w:tab w:val="right" w:leader="dot" w:pos="10070"/>
+            </w:tabs>
+            <w:bidi w:val="0"/>
+            <w:rPr>
+              <w:rFonts w:asciiTheme="minorHAnsi" w:eastAsiaTheme="minorEastAsia" w:hAnsiTheme="minorHAnsi" w:cstheme="minorBidi"/>
+              <w:noProof/>
+            </w:rPr>
+          </w:pPr>
+          <w:hyperlink w:anchor="_Toc240648916" w:history="1">
+            <w:r>
+              <w:rPr>
+                <w:rStyle w:val="Hyperlink"/>
+                <w:noProof/>
+              </w:rPr>
+              <w:t>3.</w:t>
+            </w:r>
+            <w:r>
+              <w:rPr>
+                <w:rFonts w:asciiTheme="minorHAnsi" w:eastAsiaTheme="minorEastAsia" w:hAnsiTheme="minorHAnsi" w:cstheme="minorBidi"/>
+                <w:noProof/>
+              </w:rPr>
+              <w:tab/>
+            </w:r>
+            <w:r>
+              <w:rPr>
+                <w:rStyle w:val="Hyperlink"/>
+                <w:noProof/>
+              </w:rPr>
+              <w:t>SRS Chapter 2 – Overall Description</w:t>
+            </w:r>
+            <w:r>
+              <w:rPr>
+                <w:noProof/>
+                <w:webHidden/>
+              </w:rPr>
+              <w:tab/>
+            </w:r>
+            <w:r>
+              <w:rPr>
+                <w:noProof/>
+                <w:webHidden/>
+              </w:rPr>
+              <w:fldChar w:fldCharType="begin"/>
+            </w:r>
+            <w:r>
+              <w:rPr>
+                <w:noProof/>
+                <w:webHidden/>
+              </w:rPr>
+              <w:instrText xml:space="preserve"> PAGEREF _Toc240648916 \h </w:instrText>
+            </w:r>
+            <w:r>
+              <w:rPr>
+                <w:noProof/>
+                <w:webHidden/>
+              </w:rPr>
+            </w:r>
+            <w:r>
+              <w:rPr>
+                <w:noProof/>
+                <w:webHidden/>
+              </w:rPr>
+              <w:fldChar w:fldCharType="separate"/>
+            </w:r>
+            <w:r>
+              <w:rPr>
+                <w:noProof/>
+                <w:webHidden/>
+              </w:rPr>
+              <w:t>6</w:t>
+            </w:r>
+            <w:r>
+              <w:rPr>
+                <w:noProof/>
+                <w:webHidden/>
+              </w:rPr>
+              <w:fldChar w:fldCharType="end"/>
+            </w:r>
+          </w:hyperlink>
+        </w:p>
+        <w:p>
+          <w:pPr>
+            <w:pStyle w:val="20"/>
+            <w:tabs>
+              <w:tab w:val="right" w:leader="dot" w:pos="10070"/>
+            </w:tabs>
+            <w:bidi w:val="0"/>
+            <w:rPr>
+              <w:rFonts w:asciiTheme="minorHAnsi" w:eastAsiaTheme="minorEastAsia" w:hAnsiTheme="minorHAnsi" w:cstheme="minorBidi"/>
+              <w:noProof/>
+            </w:rPr>
+          </w:pPr>
+          <w:hyperlink w:anchor="_Toc240648917" w:history="1">
+            <w:r>
+              <w:rPr>
+                <w:rStyle w:val="Hyperlink"/>
+                <w:rFonts w:cstheme="minorHAnsi"/>
+                <w:noProof/>
+              </w:rPr>
+              <w:t>Product Perspective</w:t>
+            </w:r>
+            <w:r>
+              <w:rPr>
+                <w:noProof/>
+                <w:webHidden/>
+              </w:rPr>
+              <w:tab/>
+            </w:r>
+            <w:r>
+              <w:rPr>
+                <w:noProof/>
+                <w:webHidden/>
+              </w:rPr>
+              <w:fldChar w:fldCharType="begin"/>
+            </w:r>
+            <w:r>
+              <w:rPr>
+                <w:noProof/>
+                <w:webHidden/>
+              </w:rPr>
+              <w:instrText xml:space="preserve"> PAGEREF _Toc240648917 \h </w:instrText>
+            </w:r>
+            <w:r>
+              <w:rPr>
+                <w:noProof/>
+                <w:webHidden/>
+              </w:rPr>
+            </w:r>
+            <w:r>
+              <w:rPr>
+                <w:noProof/>
+                <w:webHidden/>
+              </w:rPr>
+              <w:fldChar w:fldCharType="separate"/>
+            </w:r>
+            <w:r>
+              <w:rPr>
+                <w:noProof/>
+                <w:webHidden/>
+              </w:rPr>
+              <w:t>6</w:t>
+            </w:r>
+            <w:r>
+              <w:rPr>
+                <w:noProof/>
+                <w:webHidden/>
+              </w:rPr>
+              <w:fldChar w:fldCharType="end"/>
+            </w:r>
+          </w:hyperlink>
+        </w:p>
+        <w:p>
+          <w:pPr>
+            <w:pStyle w:val="20"/>
+            <w:tabs>
+              <w:tab w:val="right" w:leader="dot" w:pos="10070"/>
+            </w:tabs>
+            <w:bidi w:val="0"/>
+            <w:rPr>
+              <w:rFonts w:asciiTheme="minorHAnsi" w:eastAsiaTheme="minorEastAsia" w:hAnsiTheme="minorHAnsi" w:cstheme="minorBidi"/>
+              <w:noProof/>
+            </w:rPr>
+          </w:pPr>
+          <w:hyperlink w:anchor="_Toc240648918" w:history="1">
+            <w:r>
+              <w:rPr>
+                <w:rStyle w:val="Hyperlink"/>
+                <w:rFonts w:cstheme="minorHAnsi"/>
+                <w:noProof/>
+              </w:rPr>
+              <w:t>Product Features</w:t>
+            </w:r>
+            <w:r>
+              <w:rPr>
+                <w:noProof/>
+                <w:webHidden/>
+              </w:rPr>
+              <w:tab/>
+            </w:r>
+            <w:r>
+              <w:rPr>
+                <w:noProof/>
+                <w:webHidden/>
+              </w:rPr>
+              <w:fldChar w:fldCharType="begin"/>
+            </w:r>
+            <w:r>
+              <w:rPr>
+                <w:noProof/>
+                <w:webHidden/>
+              </w:rPr>
+              <w:instrText xml:space="preserve"> PAGEREF _Toc240648918 \h </w:instrText>
+            </w:r>
+            <w:r>
+              <w:rPr>
+                <w:noProof/>
+                <w:webHidden/>
+              </w:rPr>
+            </w:r>
+            <w:r>
+              <w:rPr>
+                <w:noProof/>
+                <w:webHidden/>
+              </w:rPr>
+              <w:fldChar w:fldCharType="separate"/>
+            </w:r>
+            <w:r>
+              <w:rPr>
+                <w:noProof/>
+                <w:webHidden/>
+              </w:rPr>
+              <w:t>6</w:t>
+            </w:r>
+            <w:r>
+              <w:rPr>
+                <w:noProof/>
+                <w:webHidden/>
+              </w:rPr>
+              <w:fldChar w:fldCharType="end"/>
+            </w:r>
+          </w:hyperlink>
+        </w:p>
+        <w:p>
+          <w:pPr>
+            <w:pStyle w:val="20"/>
+            <w:tabs>
+              <w:tab w:val="right" w:leader="dot" w:pos="10070"/>
+            </w:tabs>
+            <w:bidi w:val="0"/>
+            <w:rPr>
+              <w:rFonts w:asciiTheme="minorHAnsi" w:eastAsiaTheme="minorEastAsia" w:hAnsiTheme="minorHAnsi" w:cstheme="minorBidi"/>
+              <w:noProof/>
+            </w:rPr>
+          </w:pPr>
+          <w:hyperlink w:anchor="_Toc240648919" w:history="1">
+            <w:r>
+              <w:rPr>
+                <w:rStyle w:val="Hyperlink"/>
+                <w:rFonts w:cstheme="minorHAnsi"/>
+                <w:noProof/>
+              </w:rPr>
+              <w:t>User Classes and Characteristics</w:t>
+            </w:r>
+            <w:r>
+              <w:rPr>
+                <w:noProof/>
+                <w:webHidden/>
+              </w:rPr>
+              <w:tab/>
+            </w:r>
+            <w:r>
+              <w:rPr>
+                <w:noProof/>
+                <w:webHidden/>
+              </w:rPr>
+              <w:fldChar w:fldCharType="begin"/>
+            </w:r>
+            <w:r>
+              <w:rPr>
+                <w:noProof/>
+                <w:webHidden/>
+              </w:rPr>
+              <w:instrText xml:space="preserve"> PAGEREF _Toc240648919 \h </w:instrText>
+            </w:r>
+            <w:r>
+              <w:rPr>
+                <w:noProof/>
+                <w:webHidden/>
+              </w:rPr>
+            </w:r>
+            <w:r>
+              <w:rPr>
+                <w:noProof/>
+                <w:webHidden/>
+              </w:rPr>
+              <w:fldChar w:fldCharType="separate"/>
+            </w:r>
+            <w:r>
+              <w:rPr>
+                <w:noProof/>
+                <w:webHidden/>
+              </w:rPr>
+              <w:t>6</w:t>
+            </w:r>
+            <w:r>
+              <w:rPr>
+                <w:noProof/>
+                <w:webHidden/>
+              </w:rPr>
+              <w:fldChar w:fldCharType="end"/>
+            </w:r>
+          </w:hyperlink>
+        </w:p>
+        <w:p>
+          <w:pPr>
+            <w:pStyle w:val="20"/>
+            <w:tabs>
+              <w:tab w:val="right" w:leader="dot" w:pos="10070"/>
+            </w:tabs>
+            <w:bidi w:val="0"/>
+            <w:rPr>
+              <w:rFonts w:asciiTheme="minorHAnsi" w:eastAsiaTheme="minorEastAsia" w:hAnsiTheme="minorHAnsi" w:cstheme="minorBidi"/>
+              <w:noProof/>
+            </w:rPr>
+          </w:pPr>
+          <w:hyperlink w:anchor="_Toc240648920" w:history="1">
+            <w:r>
+              <w:rPr>
+                <w:rStyle w:val="Hyperlink"/>
+                <w:rFonts w:cstheme="minorHAnsi"/>
+                <w:noProof/>
+              </w:rPr>
+              <w:t>Operating Environment</w:t>
+            </w:r>
+            <w:r>
+              <w:rPr>
+                <w:noProof/>
+                <w:webHidden/>
+              </w:rPr>
+              <w:tab/>
+            </w:r>
+            <w:r>
+              <w:rPr>
+                <w:noProof/>
+                <w:webHidden/>
+              </w:rPr>
+              <w:fldChar w:fldCharType="begin"/>
+            </w:r>
+            <w:r>
+              <w:rPr>
+                <w:noProof/>
+                <w:webHidden/>
+              </w:rPr>
+              <w:instrText xml:space="preserve"> PAGEREF _Toc240648920 \h </w:instrText>
+            </w:r>
+            <w:r>
+              <w:rPr>
+                <w:noProof/>
+                <w:webHidden/>
+              </w:rPr>
+            </w:r>
+            <w:r>
+              <w:rPr>
+                <w:noProof/>
+                <w:webHidden/>
+              </w:rPr>
+              <w:fldChar w:fldCharType="separate"/>
+            </w:r>
+            <w:r>
+              <w:rPr>
+                <w:noProof/>
+                <w:webHidden/>
+              </w:rPr>
+              <w:t>6</w:t>
+            </w:r>
+            <w:r>
+              <w:rPr>
+                <w:noProof/>
+                <w:webHidden/>
+              </w:rPr>
+              <w:fldChar w:fldCharType="end"/>
+            </w:r>
+          </w:hyperlink>
+        </w:p>
+        <w:p>
+          <w:pPr>
+            <w:pStyle w:val="20"/>
+            <w:tabs>
+              <w:tab w:val="right" w:leader="dot" w:pos="10070"/>
+            </w:tabs>
+            <w:bidi w:val="0"/>
+            <w:rPr>
+              <w:rFonts w:asciiTheme="minorHAnsi" w:eastAsiaTheme="minorEastAsia" w:hAnsiTheme="minorHAnsi" w:cstheme="minorBidi"/>
+              <w:noProof/>
+            </w:rPr>
+          </w:pPr>
+          <w:hyperlink w:anchor="_Toc240648921" w:history="1">
+            <w:r>
+              <w:rPr>
+                <w:rStyle w:val="Hyperlink"/>
+                <w:rFonts w:cstheme="minorHAnsi"/>
+                <w:noProof/>
+              </w:rPr>
+              <w:t>Design and Implementation Constraints</w:t>
+            </w:r>
+            <w:r>
+              <w:rPr>
+                <w:noProof/>
+                <w:webHidden/>
+              </w:rPr>
+              <w:tab/>
+            </w:r>
+            <w:r>
+              <w:rPr>
+                <w:noProof/>
+                <w:webHidden/>
+              </w:rPr>
+              <w:fldChar w:fldCharType="begin"/>
+            </w:r>
+            <w:r>
+              <w:rPr>
+                <w:noProof/>
+                <w:webHidden/>
+              </w:rPr>
+              <w:instrText xml:space="preserve"> PAGEREF _Toc240648921 \h </w:instrText>
+            </w:r>
+            <w:r>
+              <w:rPr>
+                <w:noProof/>
+                <w:webHidden/>
+              </w:rPr>
+            </w:r>
+            <w:r>
+              <w:rPr>
+                <w:noProof/>
+                <w:webHidden/>
+              </w:rPr>
+              <w:fldChar w:fldCharType="separate"/>
+            </w:r>
+            <w:r>
+              <w:rPr>
+                <w:noProof/>
+                <w:webHidden/>
+              </w:rPr>
+              <w:t>6</w:t>
+            </w:r>
+            <w:r>
+              <w:rPr>
+                <w:noProof/>
+                <w:webHidden/>
+              </w:rPr>
+              <w:fldChar w:fldCharType="end"/>
+            </w:r>
+          </w:hyperlink>
+        </w:p>
+        <w:p>
+          <w:pPr>
+            <w:pStyle w:val="20"/>
+            <w:tabs>
+              <w:tab w:val="right" w:leader="dot" w:pos="10070"/>
+            </w:tabs>
+            <w:bidi w:val="0"/>
+            <w:rPr>
+              <w:rFonts w:asciiTheme="minorHAnsi" w:eastAsiaTheme="minorEastAsia" w:hAnsiTheme="minorHAnsi" w:cstheme="minorBidi"/>
+              <w:noProof/>
+            </w:rPr>
+          </w:pPr>
+          <w:hyperlink w:anchor="_Toc240648922" w:history="1">
+            <w:r>
+              <w:rPr>
+                <w:rStyle w:val="Hyperlink"/>
+                <w:rFonts w:cstheme="minorHAnsi"/>
+                <w:noProof/>
+              </w:rPr>
+              <w:t>User Documentation</w:t>
+            </w:r>
+            <w:r>
+              <w:rPr>
+                <w:noProof/>
+                <w:webHidden/>
+              </w:rPr>
+              <w:tab/>
+            </w:r>
+            <w:r>
+              <w:rPr>
+                <w:noProof/>
+                <w:webHidden/>
+              </w:rPr>
+              <w:fldChar w:fldCharType="begin"/>
+            </w:r>
+            <w:r>
+              <w:rPr>
+                <w:noProof/>
+                <w:webHidden/>
+              </w:rPr>
+              <w:instrText xml:space="preserve"> PAGEREF _Toc240648922 \h </w:instrText>
+            </w:r>
+            <w:r>
+              <w:rPr>
+                <w:noProof/>
+                <w:webHidden/>
+              </w:rPr>
+            </w:r>
+            <w:r>
+              <w:rPr>
+                <w:noProof/>
+                <w:webHidden/>
+              </w:rPr>
+              <w:fldChar w:fldCharType="separate"/>
+            </w:r>
+            <w:r>
+              <w:rPr>
+                <w:noProof/>
+                <w:webHidden/>
+              </w:rPr>
+              <w:t>6</w:t>
+            </w:r>
+            <w:r>
+              <w:rPr>
+                <w:noProof/>
+                <w:webHidden/>
+              </w:rPr>
+              <w:fldChar w:fldCharType="end"/>
+            </w:r>
+          </w:hyperlink>
+        </w:p>
+        <w:p>
+          <w:pPr>
+            <w:pStyle w:val="20"/>
+            <w:tabs>
+              <w:tab w:val="right" w:leader="dot" w:pos="10070"/>
+            </w:tabs>
+            <w:bidi w:val="0"/>
+            <w:rPr>
+              <w:rFonts w:asciiTheme="minorHAnsi" w:eastAsiaTheme="minorEastAsia" w:hAnsiTheme="minorHAnsi" w:cstheme="minorBidi"/>
+              <w:noProof/>
+            </w:rPr>
+          </w:pPr>
+          <w:hyperlink w:anchor="_Toc240648923" w:history="1">
+            <w:r>
+              <w:rPr>
+                <w:rStyle w:val="Hyperlink"/>
+                <w:rFonts w:cstheme="minorHAnsi"/>
+                <w:noProof/>
+              </w:rPr>
+              <w:t>Assumptions and Dependencies</w:t>
+            </w:r>
+            <w:r>
+              <w:rPr>
+                <w:noProof/>
+                <w:webHidden/>
+              </w:rPr>
+              <w:tab/>
+            </w:r>
+            <w:r>
+              <w:rPr>
+                <w:noProof/>
+                <w:webHidden/>
+              </w:rPr>
+              <w:fldChar w:fldCharType="begin"/>
+            </w:r>
+            <w:r>
+              <w:rPr>
+                <w:noProof/>
+                <w:webHidden/>
+              </w:rPr>
+              <w:instrText xml:space="preserve"> PAGEREF _Toc240648923 \h </w:instrText>
+            </w:r>
+            <w:r>
+              <w:rPr>
+                <w:noProof/>
+                <w:webHidden/>
+              </w:rPr>
+            </w:r>
+            <w:r>
+              <w:rPr>
+                <w:noProof/>
+                <w:webHidden/>
+              </w:rPr>
+              <w:fldChar w:fldCharType="separate"/>
+            </w:r>
+            <w:r>
+              <w:rPr>
+                <w:noProof/>
+                <w:webHidden/>
+              </w:rPr>
+              <w:t>7</w:t>
+            </w:r>
+            <w:r>
+              <w:rPr>
+                <w:noProof/>
+                <w:webHidden/>
+              </w:rPr>
+              <w:fldChar w:fldCharType="end"/>
+            </w:r>
+          </w:hyperlink>
+        </w:p>
+        <w:p>
+          <w:pPr>
+            <w:pStyle w:val="11"/>
+            <w:tabs>
+              <w:tab w:val="left" w:pos="440"/>
+              <w:tab w:val="right" w:leader="dot" w:pos="10070"/>
+            </w:tabs>
+            <w:bidi w:val="0"/>
+            <w:rPr>
+              <w:rFonts w:asciiTheme="minorHAnsi" w:eastAsiaTheme="minorEastAsia" w:hAnsiTheme="minorHAnsi" w:cstheme="minorBidi"/>
+              <w:noProof/>
+            </w:rPr>
+          </w:pPr>
+          <w:hyperlink w:anchor="_Toc240648924" w:history="1">
+            <w:r>
+              <w:rPr>
+                <w:rStyle w:val="Hyperlink"/>
+                <w:noProof/>
+              </w:rPr>
+              <w:t>4.</w:t>
+            </w:r>
+            <w:r>
+              <w:rPr>
+                <w:rFonts w:asciiTheme="minorHAnsi" w:eastAsiaTheme="minorEastAsia" w:hAnsiTheme="minorHAnsi" w:cstheme="minorBidi"/>
+                <w:noProof/>
+              </w:rPr>
+              <w:tab/>
+            </w:r>
+            <w:r>
+              <w:rPr>
+                <w:rStyle w:val="Hyperlink"/>
+                <w:noProof/>
+              </w:rPr>
+              <w:t>Functional Requirements</w:t>
+            </w:r>
+            <w:r>
+              <w:rPr>
+                <w:noProof/>
+                <w:webHidden/>
+              </w:rPr>
+              <w:tab/>
+            </w:r>
+            <w:r>
+              <w:rPr>
+                <w:noProof/>
+                <w:webHidden/>
+              </w:rPr>
+              <w:fldChar w:fldCharType="begin"/>
+            </w:r>
+            <w:r>
+              <w:rPr>
+                <w:noProof/>
+                <w:webHidden/>
+              </w:rPr>
+              <w:instrText xml:space="preserve"> PAGEREF _Toc240648924 \h </w:instrText>
+            </w:r>
+            <w:r>
+              <w:rPr>
+                <w:noProof/>
+                <w:webHidden/>
+              </w:rPr>
+            </w:r>
+            <w:r>
+              <w:rPr>
+                <w:noProof/>
+                <w:webHidden/>
+              </w:rPr>
+              <w:fldChar w:fldCharType="separate"/>
+            </w:r>
+            <w:r>
+              <w:rPr>
+                <w:noProof/>
+                <w:webHidden/>
+              </w:rPr>
+              <w:t>8</w:t>
+            </w:r>
+            <w:r>
+              <w:rPr>
+                <w:noProof/>
+                <w:webHidden/>
+              </w:rPr>
+              <w:fldChar w:fldCharType="end"/>
+            </w:r>
+          </w:hyperlink>
+        </w:p>
+        <w:p>
+          <w:pPr>
+            <w:pStyle w:val="11"/>
+            <w:tabs>
+              <w:tab w:val="left" w:pos="440"/>
+              <w:tab w:val="right" w:leader="dot" w:pos="10070"/>
+            </w:tabs>
+            <w:bidi w:val="0"/>
+            <w:rPr>
+              <w:rFonts w:asciiTheme="minorHAnsi" w:eastAsiaTheme="minorEastAsia" w:hAnsiTheme="minorHAnsi" w:cstheme="minorBidi"/>
+              <w:noProof/>
+            </w:rPr>
+          </w:pPr>
+          <w:hyperlink w:anchor="_Toc240648925" w:history="1">
+            <w:r>
+              <w:rPr>
+                <w:rStyle w:val="Hyperlink"/>
+                <w:noProof/>
+              </w:rPr>
+              <w:t>5.</w:t>
+            </w:r>
+            <w:r>
+              <w:rPr>
+                <w:rFonts w:asciiTheme="minorHAnsi" w:eastAsiaTheme="minorEastAsia" w:hAnsiTheme="minorHAnsi" w:cstheme="minorBidi"/>
+                <w:noProof/>
+              </w:rPr>
+              <w:tab/>
+            </w:r>
+            <w:r>
+              <w:rPr>
+                <w:rStyle w:val="Hyperlink"/>
+                <w:noProof/>
+              </w:rPr>
+              <w:t>User Stories</w:t>
+            </w:r>
+            <w:r>
+              <w:rPr>
+                <w:noProof/>
+                <w:webHidden/>
+              </w:rPr>
+              <w:tab/>
+            </w:r>
+            <w:r>
+              <w:rPr>
+                <w:noProof/>
+                <w:webHidden/>
+              </w:rPr>
+              <w:fldChar w:fldCharType="begin"/>
+            </w:r>
+            <w:r>
+              <w:rPr>
+                <w:noProof/>
+                <w:webHidden/>
+              </w:rPr>
+              <w:instrText xml:space="preserve"> PAGEREF _Toc240648925 \h </w:instrText>
+            </w:r>
+            <w:r>
+              <w:rPr>
+                <w:noProof/>
+                <w:webHidden/>
+              </w:rPr>
+            </w:r>
+            <w:r>
+              <w:rPr>
+                <w:noProof/>
+                <w:webHidden/>
+              </w:rPr>
+              <w:fldChar w:fldCharType="separate"/>
+            </w:r>
+            <w:r>
+              <w:rPr>
+                <w:noProof/>
+                <w:webHidden/>
+              </w:rPr>
+              <w:t>10</w:t>
+            </w:r>
+            <w:r>
+              <w:rPr>
+                <w:noProof/>
+                <w:webHidden/>
+              </w:rPr>
+              <w:fldChar w:fldCharType="end"/>
+            </w:r>
+          </w:hyperlink>
+        </w:p>
+        <w:p>
+          <w:pPr>
+            <w:pStyle w:val="11"/>
+            <w:tabs>
+              <w:tab w:val="left" w:pos="440"/>
+              <w:tab w:val="right" w:leader="dot" w:pos="10070"/>
+            </w:tabs>
+            <w:bidi w:val="0"/>
+            <w:rPr>
+              <w:rFonts w:asciiTheme="minorHAnsi" w:eastAsiaTheme="minorEastAsia" w:hAnsiTheme="minorHAnsi" w:cstheme="minorBidi"/>
+              <w:noProof/>
+            </w:rPr>
+          </w:pPr>
+          <w:hyperlink w:anchor="_Toc240648926" w:history="1">
+            <w:r>
+              <w:rPr>
+                <w:rStyle w:val="Hyperlink"/>
+                <w:noProof/>
+              </w:rPr>
+              <w:t>6.</w:t>
+            </w:r>
+            <w:r>
+              <w:rPr>
+                <w:rFonts w:asciiTheme="minorHAnsi" w:eastAsiaTheme="minorEastAsia" w:hAnsiTheme="minorHAnsi" w:cstheme="minorBidi"/>
+                <w:noProof/>
+              </w:rPr>
+              <w:tab/>
+            </w:r>
+            <w:r>
+              <w:rPr>
+                <w:rStyle w:val="Hyperlink"/>
+                <w:noProof/>
+              </w:rPr>
+              <w:t>Acceptance Criteria</w:t>
+            </w:r>
+            <w:r>
+              <w:rPr>
+                <w:noProof/>
+                <w:webHidden/>
+              </w:rPr>
+              <w:tab/>
+            </w:r>
+            <w:r>
+              <w:rPr>
+                <w:noProof/>
+                <w:webHidden/>
+              </w:rPr>
+              <w:fldChar w:fldCharType="begin"/>
+            </w:r>
+            <w:r>
+              <w:rPr>
+                <w:noProof/>
+                <w:webHidden/>
+              </w:rPr>
+              <w:instrText xml:space="preserve"> PAGEREF _Toc240648926 \h </w:instrText>
+            </w:r>
+            <w:r>
+              <w:rPr>
+                <w:noProof/>
+                <w:webHidden/>
+              </w:rPr>
+            </w:r>
+            <w:r>
+              <w:rPr>
+                <w:noProof/>
+                <w:webHidden/>
+              </w:rPr>
+              <w:fldChar w:fldCharType="separate"/>
+            </w:r>
+            <w:r>
+              <w:rPr>
+                <w:noProof/>
+                <w:webHidden/>
+              </w:rPr>
+              <w:t>10</w:t>
+            </w:r>
+            <w:r>
+              <w:rPr>
+                <w:noProof/>
+                <w:webHidden/>
+              </w:rPr>
+              <w:fldChar w:fldCharType="end"/>
+            </w:r>
+          </w:hyperlink>
+        </w:p>
+        <w:p>
+          <w:pPr>
+            <w:pStyle w:val="11"/>
+            <w:tabs>
+              <w:tab w:val="left" w:pos="440"/>
+              <w:tab w:val="right" w:leader="dot" w:pos="10070"/>
+            </w:tabs>
+            <w:bidi w:val="0"/>
+            <w:rPr>
+              <w:rFonts w:asciiTheme="minorHAnsi" w:eastAsiaTheme="minorEastAsia" w:hAnsiTheme="minorHAnsi" w:cstheme="minorBidi"/>
+              <w:noProof/>
+            </w:rPr>
+          </w:pPr>
+          <w:hyperlink w:anchor="_Toc240648927" w:history="1">
+            <w:r>
+              <w:rPr>
+                <w:rStyle w:val="Hyperlink"/>
+                <w:noProof/>
+              </w:rPr>
+              <w:t>7.</w:t>
+            </w:r>
+            <w:r>
+              <w:rPr>
+                <w:rFonts w:asciiTheme="minorHAnsi" w:eastAsiaTheme="minorEastAsia" w:hAnsiTheme="minorHAnsi" w:cstheme="minorBidi"/>
+                <w:noProof/>
+              </w:rPr>
+              <w:tab/>
+            </w:r>
+            <w:r>
+              <w:rPr>
+                <w:rStyle w:val="Hyperlink"/>
+                <w:noProof/>
+              </w:rPr>
+              <w:t>Detailed Use Case Descriptions</w:t>
+            </w:r>
+            <w:r>
+              <w:rPr>
+                <w:noProof/>
+                <w:webHidden/>
+              </w:rPr>
+              <w:tab/>
+            </w:r>
+            <w:r>
+              <w:rPr>
+                <w:noProof/>
+                <w:webHidden/>
+              </w:rPr>
+              <w:fldChar w:fldCharType="begin"/>
+            </w:r>
+            <w:r>
+              <w:rPr>
+                <w:noProof/>
+                <w:webHidden/>
+              </w:rPr>
+              <w:instrText xml:space="preserve"> PAGEREF _Toc240648927 \h </w:instrText>
+            </w:r>
+            <w:r>
+              <w:rPr>
+                <w:noProof/>
+                <w:webHidden/>
+              </w:rPr>
+            </w:r>
+            <w:r>
+              <w:rPr>
+                <w:noProof/>
+                <w:webHidden/>
+              </w:rPr>
+              <w:fldChar w:fldCharType="separate"/>
+            </w:r>
+            <w:r>
+              <w:rPr>
+                <w:noProof/>
+                <w:webHidden/>
+              </w:rPr>
+              <w:t>12</w:t>
+            </w:r>
+            <w:r>
+              <w:rPr>
+                <w:noProof/>
+                <w:webHidden/>
+              </w:rPr>
+              <w:fldChar w:fldCharType="end"/>
+            </w:r>
+          </w:hyperlink>
+        </w:p>
+        <w:p>
+          <w:pPr>
+            <w:pStyle w:val="30"/>
+            <w:tabs>
+              <w:tab w:val="right" w:leader="dot" w:pos="10070"/>
+            </w:tabs>
+            <w:bidi w:val="0"/>
+            <w:rPr>
+              <w:rFonts w:asciiTheme="minorHAnsi" w:eastAsiaTheme="minorEastAsia" w:hAnsiTheme="minorHAnsi" w:cstheme="minorBidi"/>
+              <w:noProof/>
+            </w:rPr>
+          </w:pPr>
+          <w:hyperlink w:anchor="_Toc240648928" w:history="1">
+            <w:r>
+              <w:rPr>
+                <w:rStyle w:val="Hyperlink"/>
+                <w:noProof/>
+              </w:rPr>
+              <w:t>UC-001: Register New Tenant</w:t>
+            </w:r>
+            <w:r>
+              <w:rPr>
+                <w:noProof/>
+                <w:webHidden/>
+              </w:rPr>
+              <w:tab/>
+            </w:r>
+            <w:r>
+              <w:rPr>
+                <w:noProof/>
+                <w:webHidden/>
+              </w:rPr>
+              <w:fldChar w:fldCharType="begin"/>
+            </w:r>
+            <w:r>
+              <w:rPr>
+                <w:noProof/>
+                <w:webHidden/>
+              </w:rPr>
+              <w:instrText xml:space="preserve"> PAGEREF _Toc240648928 \h </w:instrText>
+            </w:r>
+            <w:r>
+              <w:rPr>
+                <w:noProof/>
+                <w:webHidden/>
+              </w:rPr>
+            </w:r>
+            <w:r>
+              <w:rPr>
+                <w:noProof/>
+                <w:webHidden/>
+              </w:rPr>
+              <w:fldChar w:fldCharType="separate"/>
+            </w:r>
+            <w:r>
+              <w:rPr>
+                <w:noProof/>
+                <w:webHidden/>
+              </w:rPr>
+              <w:t>12</w:t>
+            </w:r>
+            <w:r>
+              <w:rPr>
+                <w:noProof/>
+                <w:webHidden/>
+              </w:rPr>
+              <w:fldChar w:fldCharType="end"/>
+            </w:r>
+          </w:hyperlink>
+        </w:p>
+        <w:p>
+          <w:pPr>
+            <w:pStyle w:val="30"/>
+            <w:tabs>
+              <w:tab w:val="right" w:leader="dot" w:pos="10070"/>
+            </w:tabs>
+            <w:bidi w:val="0"/>
+            <w:rPr>
+              <w:rFonts w:asciiTheme="minorHAnsi" w:eastAsiaTheme="minorEastAsia" w:hAnsiTheme="minorHAnsi" w:cstheme="minorBidi"/>
+              <w:noProof/>
+            </w:rPr>
+          </w:pPr>
+          <w:hyperlink w:anchor="_Toc240648929" w:history="1">
+            <w:r>
+              <w:rPr>
+                <w:rStyle w:val="Hyperlink"/>
+                <w:noProof/>
+              </w:rPr>
+              <w:t>UC-002: Record Rent Payment</w:t>
+            </w:r>
+            <w:r>
+              <w:rPr>
+                <w:noProof/>
+                <w:webHidden/>
+              </w:rPr>
+              <w:tab/>
+            </w:r>
+            <w:r>
+              <w:rPr>
+                <w:noProof/>
+                <w:webHidden/>
+              </w:rPr>
+              <w:fldChar w:fldCharType="begin"/>
+            </w:r>
+            <w:r>
+              <w:rPr>
+                <w:noProof/>
+                <w:webHidden/>
+              </w:rPr>
+              <w:instrText xml:space="preserve"> PAGEREF _Toc240648929 \h </w:instrText>
+            </w:r>
+            <w:r>
+              <w:rPr>
+                <w:noProof/>
+                <w:webHidden/>
+              </w:rPr>
+            </w:r>
+            <w:r>
+              <w:rPr>
+                <w:noProof/>
+                <w:webHidden/>
+              </w:rPr>
+              <w:fldChar w:fldCharType="separate"/>
+            </w:r>
+            <w:r>
+              <w:rPr>
+                <w:noProof/>
+                <w:webHidden/>
+              </w:rPr>
+              <w:t>12</w:t>
+            </w:r>
+            <w:r>
+              <w:rPr>
+                <w:noProof/>
+                <w:webHidden/>
+              </w:rPr>
+              <w:fldChar w:fldCharType="end"/>
+            </w:r>
+          </w:hyperlink>
+        </w:p>
+        <w:p>
+          <w:pPr>
+            <w:pStyle w:val="30"/>
+            <w:tabs>
+              <w:tab w:val="right" w:leader="dot" w:pos="10070"/>
+            </w:tabs>
+            <w:bidi w:val="0"/>
+            <w:rPr>
+              <w:rFonts w:asciiTheme="minorHAnsi" w:eastAsiaTheme="minorEastAsia" w:hAnsiTheme="minorHAnsi" w:cstheme="minorBidi"/>
+              <w:noProof/>
+            </w:rPr>
+          </w:pPr>
+          <w:hyperlink w:anchor="_Toc240648930" w:history="1">
+            <w:r>
+              <w:rPr>
+                <w:rStyle w:val="Hyperlink"/>
+                <w:noProof/>
+              </w:rPr>
+              <w:t>UC-003: Log Maintenance Issue</w:t>
+            </w:r>
+            <w:r>
+              <w:rPr>
+                <w:noProof/>
+                <w:webHidden/>
+              </w:rPr>
+              <w:tab/>
+            </w:r>
+            <w:r>
+              <w:rPr>
+                <w:noProof/>
+                <w:webHidden/>
+              </w:rPr>
+              <w:fldChar w:fldCharType="begin"/>
+            </w:r>
+            <w:r>
+              <w:rPr>
+                <w:noProof/>
+                <w:webHidden/>
+              </w:rPr>
+              <w:instrText xml:space="preserve"> PAGEREF _Toc240648930 \h </w:instrText>
+            </w:r>
+            <w:r>
+              <w:rPr>
+                <w:noProof/>
+                <w:webHidden/>
+              </w:rPr>
+            </w:r>
+            <w:r>
+              <w:rPr>
+                <w:noProof/>
+                <w:webHidden/>
+              </w:rPr>
+              <w:fldChar w:fldCharType="separate"/>
+            </w:r>
+            <w:r>
+              <w:rPr>
+                <w:noProof/>
+                <w:webHidden/>
+              </w:rPr>
+              <w:t>13</w:t>
+            </w:r>
+            <w:r>
+              <w:rPr>
+                <w:noProof/>
+                <w:webHidden/>
+              </w:rPr>
+              <w:fldChar w:fldCharType="end"/>
+            </w:r>
+          </w:hyperlink>
+        </w:p>
+        <w:p>
+          <w:pPr>
+            <w:pStyle w:val="30"/>
+            <w:tabs>
+              <w:tab w:val="right" w:leader="dot" w:pos="10070"/>
+            </w:tabs>
+            <w:bidi w:val="0"/>
+            <w:rPr>
+              <w:rFonts w:asciiTheme="minorHAnsi" w:eastAsiaTheme="minorEastAsia" w:hAnsiTheme="minorHAnsi" w:cstheme="minorBidi"/>
+              <w:noProof/>
+            </w:rPr>
+          </w:pPr>
+          <w:hyperlink w:anchor="_Toc240648931" w:history="1">
+            <w:r>
+              <w:rPr>
+                <w:rStyle w:val="Hyperlink"/>
+                <w:noProof/>
+              </w:rPr>
+              <w:t>UC-004: Check In Parcel</w:t>
+            </w:r>
+            <w:r>
+              <w:rPr>
+                <w:noProof/>
+                <w:webHidden/>
+              </w:rPr>
+              <w:tab/>
+            </w:r>
+            <w:r>
+              <w:rPr>
+                <w:noProof/>
+                <w:webHidden/>
+              </w:rPr>
+              <w:fldChar w:fldCharType="begin"/>
+            </w:r>
+            <w:r>
+              <w:rPr>
+                <w:noProof/>
+                <w:webHidden/>
+              </w:rPr>
+              <w:instrText xml:space="preserve"> PAGEREF _Toc240648931 \h </w:instrText>
+            </w:r>
+            <w:r>
+              <w:rPr>
+                <w:noProof/>
+                <w:webHidden/>
+              </w:rPr>
+            </w:r>
+            <w:r>
+              <w:rPr>
+                <w:noProof/>
+                <w:webHidden/>
+              </w:rPr>
+              <w:fldChar w:fldCharType="separate"/>
+            </w:r>
+            <w:r>
+              <w:rPr>
+                <w:noProof/>
+                <w:webHidden/>
+              </w:rPr>
+              <w:t>13</w:t>
+            </w:r>
+            <w:r>
+              <w:rPr>
+                <w:noProof/>
+                <w:webHidden/>
+              </w:rPr>
+              <w:fldChar w:fldCharType="end"/>
+            </w:r>
+          </w:hyperlink>
+        </w:p>
+        <w:p>
+          <w:pPr>
+            <w:pStyle w:val="11"/>
+            <w:tabs>
+              <w:tab w:val="left" w:pos="440"/>
+              <w:tab w:val="right" w:leader="dot" w:pos="10070"/>
+            </w:tabs>
+            <w:bidi w:val="0"/>
+            <w:rPr>
+              <w:rFonts w:asciiTheme="minorHAnsi" w:eastAsiaTheme="minorEastAsia" w:hAnsiTheme="minorHAnsi" w:cstheme="minorBidi"/>
+              <w:noProof/>
+            </w:rPr>
+          </w:pPr>
+          <w:hyperlink w:anchor="_Toc240648932" w:history="1">
+            <w:r>
+              <w:rPr>
+                <w:rStyle w:val="Hyperlink"/>
+                <w:noProof/>
+              </w:rPr>
+              <w:t>8.</w:t>
+            </w:r>
+            <w:r>
+              <w:rPr>
+                <w:rFonts w:asciiTheme="minorHAnsi" w:eastAsiaTheme="minorEastAsia" w:hAnsiTheme="minorHAnsi" w:cstheme="minorBidi"/>
+                <w:noProof/>
+              </w:rPr>
+              <w:tab/>
+            </w:r>
+            <w:r>
+              <w:rPr>
+                <w:rStyle w:val="Hyperlink"/>
+                <w:noProof/>
+              </w:rPr>
+              <w:t>Interface Requirements</w:t>
+            </w:r>
+            <w:r>
+              <w:rPr>
+                <w:noProof/>
+                <w:webHidden/>
+              </w:rPr>
+              <w:tab/>
+            </w:r>
+            <w:r>
+              <w:rPr>
+                <w:noProof/>
+                <w:webHidden/>
+              </w:rPr>
+              <w:fldChar w:fldCharType="begin"/>
+            </w:r>
+            <w:r>
+              <w:rPr>
+                <w:noProof/>
+                <w:webHidden/>
+              </w:rPr>
+              <w:instrText xml:space="preserve"> PAGEREF _Toc240648932 \h </w:instrText>
+            </w:r>
+            <w:r>
+              <w:rPr>
+                <w:noProof/>
+                <w:webHidden/>
+              </w:rPr>
+            </w:r>
+            <w:r>
+              <w:rPr>
+                <w:noProof/>
+                <w:webHidden/>
+              </w:rPr>
+              <w:fldChar w:fldCharType="separate"/>
+            </w:r>
+            <w:r>
+              <w:rPr>
+                <w:noProof/>
+                <w:webHidden/>
+              </w:rPr>
+              <w:t>14</w:t>
+            </w:r>
+            <w:r>
+              <w:rPr>
+                <w:noProof/>
+                <w:webHidden/>
+              </w:rPr>
+              <w:fldChar w:fldCharType="end"/>
+            </w:r>
+          </w:hyperlink>
+        </w:p>
+        <w:p>
+          <w:pPr>
+            <w:pStyle w:val="11"/>
+            <w:tabs>
+              <w:tab w:val="left" w:pos="440"/>
+              <w:tab w:val="right" w:leader="dot" w:pos="10070"/>
+            </w:tabs>
+            <w:bidi w:val="0"/>
+            <w:rPr>
+              <w:rFonts w:asciiTheme="minorHAnsi" w:eastAsiaTheme="minorEastAsia" w:hAnsiTheme="minorHAnsi" w:cstheme="minorBidi"/>
+              <w:noProof/>
+            </w:rPr>
+          </w:pPr>
+          <w:hyperlink w:anchor="_Toc240648933" w:history="1">
+            <w:r>
+              <w:rPr>
+                <w:rStyle w:val="Hyperlink"/>
+                <w:noProof/>
+              </w:rPr>
+              <w:t>9.</w:t>
+            </w:r>
+            <w:r>
+              <w:rPr>
+                <w:rFonts w:asciiTheme="minorHAnsi" w:eastAsiaTheme="minorEastAsia" w:hAnsiTheme="minorHAnsi" w:cstheme="minorBidi"/>
+                <w:noProof/>
+              </w:rPr>
+              <w:tab/>
+            </w:r>
+            <w:r>
+              <w:rPr>
+                <w:rStyle w:val="Hyperlink"/>
+                <w:noProof/>
+              </w:rPr>
+              <w:t>Nonfunctional Requirements</w:t>
+            </w:r>
+            <w:r>
+              <w:rPr>
+                <w:noProof/>
+                <w:webHidden/>
+              </w:rPr>
+              <w:tab/>
+            </w:r>
+            <w:r>
+              <w:rPr>
+                <w:noProof/>
+                <w:webHidden/>
+              </w:rPr>
+              <w:fldChar w:fldCharType="begin"/>
+            </w:r>
+            <w:r>
+              <w:rPr>
+                <w:noProof/>
+                <w:webHidden/>
+              </w:rPr>
+              <w:instrText xml:space="preserve"> PAGEREF _Toc240648933 \h </w:instrText>
+            </w:r>
+            <w:r>
+              <w:rPr>
+                <w:noProof/>
+                <w:webHidden/>
+              </w:rPr>
+            </w:r>
+            <w:r>
+              <w:rPr>
+                <w:noProof/>
+                <w:webHidden/>
+              </w:rPr>
+              <w:fldChar w:fldCharType="separate"/>
+            </w:r>
+            <w:r>
+              <w:rPr>
+                <w:noProof/>
+                <w:webHidden/>
+              </w:rPr>
+              <w:t>15</w:t>
+            </w:r>
+            <w:r>
+              <w:rPr>
+                <w:noProof/>
+                <w:webHidden/>
+              </w:rPr>
+              <w:fldChar w:fldCharType="end"/>
+            </w:r>
+          </w:hyperlink>
+        </w:p>
+        <w:p>
+          <w:pPr>
+            <w:pStyle w:val="11"/>
+            <w:tabs>
+              <w:tab w:val="left" w:pos="660"/>
+              <w:tab w:val="right" w:leader="dot" w:pos="10070"/>
+            </w:tabs>
+            <w:bidi w:val="0"/>
+            <w:rPr>
+              <w:rFonts w:asciiTheme="minorHAnsi" w:eastAsiaTheme="minorEastAsia" w:hAnsiTheme="minorHAnsi" w:cstheme="minorBidi"/>
+              <w:noProof/>
+            </w:rPr>
+          </w:pPr>
+          <w:hyperlink w:anchor="_Toc240648934" w:history="1">
+            <w:r>
+              <w:rPr>
+                <w:rStyle w:val="Hyperlink"/>
+                <w:noProof/>
+              </w:rPr>
+              <w:t>10.</w:t>
+            </w:r>
+            <w:r>
+              <w:rPr>
+                <w:rFonts w:asciiTheme="minorHAnsi" w:eastAsiaTheme="minorEastAsia" w:hAnsiTheme="minorHAnsi" w:cstheme="minorBidi"/>
+                <w:noProof/>
+              </w:rPr>
+              <w:tab/>
+            </w:r>
+            <w:r>
+              <w:rPr>
+                <w:rStyle w:val="Hyperlink"/>
+                <w:noProof/>
+              </w:rPr>
+              <w:t>Business Rules</w:t>
+            </w:r>
+            <w:r>
+              <w:rPr>
+                <w:noProof/>
+                <w:webHidden/>
+              </w:rPr>
+              <w:tab/>
+            </w:r>
+            <w:r>
+              <w:rPr>
+                <w:noProof/>
+                <w:webHidden/>
+              </w:rPr>
+              <w:fldChar w:fldCharType="begin"/>
+            </w:r>
+            <w:r>
+              <w:rPr>
+                <w:noProof/>
+                <w:webHidden/>
+              </w:rPr>
+              <w:instrText xml:space="preserve"> PAGEREF _Toc240648934 \h </w:instrText>
+            </w:r>
+            <w:r>
+              <w:rPr>
+                <w:noProof/>
+                <w:webHidden/>
+              </w:rPr>
+            </w:r>
+            <w:r>
+              <w:rPr>
+                <w:noProof/>
+                <w:webHidden/>
+              </w:rPr>
+              <w:fldChar w:fldCharType="separate"/>
+            </w:r>
+            <w:r>
+              <w:rPr>
+                <w:noProof/>
+                <w:webHidden/>
+              </w:rPr>
+              <w:t>16</w:t>
+            </w:r>
+            <w:r>
+              <w:rPr>
+                <w:noProof/>
+                <w:webHidden/>
+              </w:rPr>
+              <w:fldChar w:fldCharType="end"/>
+            </w:r>
+          </w:hyperlink>
+        </w:p>
+        <w:p>
+          <w:pPr>
+            <w:pStyle w:val="11"/>
+            <w:tabs>
+              <w:tab w:val="left" w:pos="660"/>
+              <w:tab w:val="right" w:leader="dot" w:pos="10070"/>
+            </w:tabs>
+            <w:bidi w:val="0"/>
+            <w:rPr>
+              <w:rFonts w:asciiTheme="minorHAnsi" w:eastAsiaTheme="minorEastAsia" w:hAnsiTheme="minorHAnsi" w:cstheme="minorBidi"/>
+              <w:noProof/>
+            </w:rPr>
+          </w:pPr>
+          <w:hyperlink w:anchor="_Toc240648935" w:history="1">
+            <w:r>
+              <w:rPr>
+                <w:rStyle w:val="Hyperlink"/>
+                <w:noProof/>
+              </w:rPr>
+              <w:t>11.</w:t>
+            </w:r>
+            <w:r>
+              <w:rPr>
+                <w:rFonts w:asciiTheme="minorHAnsi" w:eastAsiaTheme="minorEastAsia" w:hAnsiTheme="minorHAnsi" w:cstheme="minorBidi"/>
+                <w:noProof/>
+              </w:rPr>
+              <w:tab/>
+            </w:r>
+            <w:r>
+              <w:rPr>
+                <w:rStyle w:val="Hyperlink"/>
+                <w:noProof/>
+              </w:rPr>
+              <w:t>Data Requirements</w:t>
+            </w:r>
+            <w:r>
+              <w:rPr>
+                <w:noProof/>
+                <w:webHidden/>
+              </w:rPr>
+              <w:tab/>
+            </w:r>
+            <w:r>
+              <w:rPr>
+                <w:noProof/>
+                <w:webHidden/>
+              </w:rPr>
+              <w:fldChar w:fldCharType="begin"/>
+            </w:r>
+            <w:r>
+              <w:rPr>
+                <w:noProof/>
+                <w:webHidden/>
+              </w:rPr>
+              <w:instrText xml:space="preserve"> PAGEREF _Toc240648935 \h </w:instrText>
+            </w:r>
+            <w:r>
+              <w:rPr>
+                <w:noProof/>
+                <w:webHidden/>
+              </w:rPr>
+            </w:r>
+            <w:r>
+              <w:rPr>
+                <w:noProof/>
+                <w:webHidden/>
+              </w:rPr>
+              <w:fldChar w:fldCharType="separate"/>
+            </w:r>
+            <w:r>
+              <w:rPr>
+                <w:noProof/>
+                <w:webHidden/>
+              </w:rPr>
+              <w:t>16</w:t>
+            </w:r>
+            <w:r>
+              <w:rPr>
+                <w:noProof/>
+                <w:webHidden/>
+              </w:rPr>
+              <w:fldChar w:fldCharType="end"/>
+            </w:r>
+          </w:hyperlink>
+        </w:p>
+        <w:p>
+          <w:pPr>
+            <w:pStyle w:val="30"/>
+            <w:tabs>
+              <w:tab w:val="right" w:leader="dot" w:pos="10070"/>
+            </w:tabs>
+            <w:bidi w:val="0"/>
+            <w:rPr>
+              <w:rFonts w:asciiTheme="minorHAnsi" w:eastAsiaTheme="minorEastAsia" w:hAnsiTheme="minorHAnsi" w:cstheme="minorBidi"/>
+              <w:noProof/>
+            </w:rPr>
+          </w:pPr>
+          <w:hyperlink w:anchor="_Toc240648936" w:history="1">
+            <w:r>
+              <w:rPr>
+                <w:rStyle w:val="Hyperlink"/>
+                <w:noProof/>
+              </w:rPr>
+              <w:t>Tenants</w:t>
+            </w:r>
+            <w:r>
+              <w:rPr>
+                <w:noProof/>
+                <w:webHidden/>
+              </w:rPr>
+              <w:tab/>
+            </w:r>
+            <w:r>
+              <w:rPr>
+                <w:noProof/>
+                <w:webHidden/>
+              </w:rPr>
+              <w:fldChar w:fldCharType="begin"/>
+            </w:r>
+            <w:r>
+              <w:rPr>
+                <w:noProof/>
+                <w:webHidden/>
+              </w:rPr>
+              <w:instrText xml:space="preserve"> PAGEREF _Toc240648936 \h </w:instrText>
+            </w:r>
+            <w:r>
+              <w:rPr>
+                <w:noProof/>
+                <w:webHidden/>
+              </w:rPr>
+            </w:r>
+            <w:r>
+              <w:rPr>
+                <w:noProof/>
+                <w:webHidden/>
+              </w:rPr>
+              <w:fldChar w:fldCharType="separate"/>
+            </w:r>
+            <w:r>
+              <w:rPr>
+                <w:noProof/>
+                <w:webHidden/>
+              </w:rPr>
+              <w:t>16</w:t>
+            </w:r>
+            <w:r>
+              <w:rPr>
+                <w:noProof/>
+                <w:webHidden/>
+              </w:rPr>
+              <w:fldChar w:fldCharType="end"/>
+            </w:r>
+          </w:hyperlink>
+        </w:p>
+        <w:p>
+          <w:pPr>
+            <w:pStyle w:val="30"/>
+            <w:tabs>
+              <w:tab w:val="right" w:leader="dot" w:pos="10070"/>
+            </w:tabs>
+            <w:bidi w:val="0"/>
+            <w:rPr>
+              <w:rFonts w:asciiTheme="minorHAnsi" w:eastAsiaTheme="minorEastAsia" w:hAnsiTheme="minorHAnsi" w:cstheme="minorBidi"/>
+              <w:noProof/>
+            </w:rPr>
+          </w:pPr>
+          <w:hyperlink w:anchor="_Toc240648937" w:history="1">
+            <w:r>
+              <w:rPr>
+                <w:rStyle w:val="Hyperlink"/>
+                <w:noProof/>
+              </w:rPr>
+              <w:t>Apartments</w:t>
+            </w:r>
+            <w:r>
+              <w:rPr>
+                <w:noProof/>
+                <w:webHidden/>
+              </w:rPr>
+              <w:tab/>
+            </w:r>
+            <w:r>
+              <w:rPr>
+                <w:noProof/>
+                <w:webHidden/>
+              </w:rPr>
+              <w:fldChar w:fldCharType="begin"/>
+            </w:r>
+            <w:r>
+              <w:rPr>
+                <w:noProof/>
+                <w:webHidden/>
+              </w:rPr>
+              <w:instrText xml:space="preserve"> PAGEREF _Toc240648937 \h </w:instrText>
+            </w:r>
+            <w:r>
+              <w:rPr>
+                <w:noProof/>
+                <w:webHidden/>
+              </w:rPr>
+            </w:r>
+            <w:r>
+              <w:rPr>
+                <w:noProof/>
+                <w:webHidden/>
+              </w:rPr>
+              <w:fldChar w:fldCharType="separate"/>
+            </w:r>
+            <w:r>
+              <w:rPr>
+                <w:noProof/>
+                <w:webHidden/>
+              </w:rPr>
+              <w:t>17</w:t>
+            </w:r>
+            <w:r>
+              <w:rPr>
+                <w:noProof/>
+                <w:webHidden/>
+              </w:rPr>
+              <w:fldChar w:fldCharType="end"/>
+            </w:r>
+          </w:hyperlink>
+        </w:p>
+        <w:p>
+          <w:pPr>
+            <w:pStyle w:val="30"/>
+            <w:tabs>
+              <w:tab w:val="right" w:leader="dot" w:pos="10070"/>
+            </w:tabs>
+            <w:bidi w:val="0"/>
+            <w:rPr>
+              <w:rFonts w:asciiTheme="minorHAnsi" w:eastAsiaTheme="minorEastAsia" w:hAnsiTheme="minorHAnsi" w:cstheme="minorBidi"/>
+              <w:noProof/>
+            </w:rPr>
+          </w:pPr>
+          <w:hyperlink w:anchor="_Toc240648938" w:history="1">
+            <w:r>
+              <w:rPr>
+                <w:rStyle w:val="Hyperlink"/>
+                <w:noProof/>
+              </w:rPr>
+              <w:t>PaymentRecords</w:t>
+            </w:r>
+            <w:r>
+              <w:rPr>
+                <w:noProof/>
+                <w:webHidden/>
+              </w:rPr>
+              <w:tab/>
+            </w:r>
+            <w:r>
+              <w:rPr>
+                <w:noProof/>
+                <w:webHidden/>
+              </w:rPr>
+              <w:fldChar w:fldCharType="begin"/>
+            </w:r>
+            <w:r>
+              <w:rPr>
+                <w:noProof/>
+                <w:webHidden/>
+              </w:rPr>
+              <w:instrText xml:space="preserve"> PAGEREF _Toc240648938 \h </w:instrText>
+            </w:r>
+            <w:r>
+              <w:rPr>
+                <w:noProof/>
+                <w:webHidden/>
+              </w:rPr>
+            </w:r>
+            <w:r>
+              <w:rPr>
+                <w:noProof/>
+                <w:webHidden/>
+              </w:rPr>
+              <w:fldChar w:fldCharType="separate"/>
+            </w:r>
+            <w:r>
+              <w:rPr>
+                <w:noProof/>
+                <w:webHidden/>
+              </w:rPr>
+              <w:t>17</w:t>
+            </w:r>
+            <w:r>
+              <w:rPr>
+                <w:noProof/>
+                <w:webHidden/>
+              </w:rPr>
+              <w:fldChar w:fldCharType="end"/>
+            </w:r>
+          </w:hyperlink>
+        </w:p>
+        <w:p>
+          <w:pPr>
+            <w:pStyle w:val="11"/>
+            <w:tabs>
+              <w:tab w:val="left" w:pos="660"/>
+              <w:tab w:val="right" w:leader="dot" w:pos="10070"/>
+            </w:tabs>
+            <w:bidi w:val="0"/>
+            <w:rPr>
+              <w:rFonts w:asciiTheme="minorHAnsi" w:eastAsiaTheme="minorEastAsia" w:hAnsiTheme="minorHAnsi" w:cstheme="minorBidi"/>
+              <w:noProof/>
+            </w:rPr>
+          </w:pPr>
+          <w:hyperlink w:anchor="_Toc240648939" w:history="1">
+            <w:r>
+              <w:rPr>
+                <w:rStyle w:val="Hyperlink"/>
+                <w:noProof/>
+              </w:rPr>
+              <w:t>12.</w:t>
+            </w:r>
+            <w:r>
+              <w:rPr>
+                <w:rFonts w:asciiTheme="minorHAnsi" w:eastAsiaTheme="minorEastAsia" w:hAnsiTheme="minorHAnsi" w:cstheme="minorBidi"/>
+                <w:noProof/>
+              </w:rPr>
+              <w:tab/>
+            </w:r>
+            <w:r>
+              <w:rPr>
+                <w:rStyle w:val="Hyperlink"/>
+                <w:noProof/>
+              </w:rPr>
+              <w:t>Use Case Diagram</w:t>
+            </w:r>
+            <w:r>
+              <w:rPr>
+                <w:noProof/>
+                <w:webHidden/>
+              </w:rPr>
+              <w:tab/>
+            </w:r>
+            <w:r>
+              <w:rPr>
+                <w:noProof/>
+                <w:webHidden/>
+              </w:rPr>
+              <w:fldChar w:fldCharType="begin"/>
+            </w:r>
+            <w:r>
+              <w:rPr>
+                <w:noProof/>
+                <w:webHidden/>
+              </w:rPr>
+              <w:instrText xml:space="preserve"> PAGEREF _Toc240648939 \h </w:instrText>
+            </w:r>
+            <w:r>
+              <w:rPr>
+                <w:noProof/>
+                <w:webHidden/>
+              </w:rPr>
+            </w:r>
+            <w:r>
+              <w:rPr>
+                <w:noProof/>
+                <w:webHidden/>
+              </w:rPr>
+              <w:fldChar w:fldCharType="separate"/>
+            </w:r>
+            <w:r>
+              <w:rPr>
+                <w:noProof/>
+                <w:webHidden/>
+              </w:rPr>
+              <w:t>17</w:t>
+            </w:r>
+            <w:r>
+              <w:rPr>
+                <w:noProof/>
+                <w:webHidden/>
+              </w:rPr>
+              <w:fldChar w:fldCharType="end"/>
+            </w:r>
+          </w:hyperlink>
+        </w:p>
+        <w:p>
+          <w:pPr>
+            <w:pStyle w:val="11"/>
+            <w:tabs>
+              <w:tab w:val="left" w:pos="660"/>
+              <w:tab w:val="right" w:leader="dot" w:pos="10070"/>
+            </w:tabs>
+            <w:bidi w:val="0"/>
+            <w:rPr>
+              <w:rFonts w:asciiTheme="minorHAnsi" w:eastAsiaTheme="minorEastAsia" w:hAnsiTheme="minorHAnsi" w:cstheme="minorBidi"/>
+              <w:noProof/>
+            </w:rPr>
+          </w:pPr>
+          <w:hyperlink w:anchor="_Toc240648940" w:history="1">
+            <w:r>
+              <w:rPr>
+                <w:rStyle w:val="Hyperlink"/>
+                <w:noProof/>
+              </w:rPr>
+              <w:t>13.</w:t>
+            </w:r>
+            <w:r>
+              <w:rPr>
+                <w:rFonts w:asciiTheme="minorHAnsi" w:eastAsiaTheme="minorEastAsia" w:hAnsiTheme="minorHAnsi" w:cstheme="minorBidi"/>
+                <w:noProof/>
+              </w:rPr>
+              <w:tab/>
+            </w:r>
+            <w:r>
+              <w:rPr>
+                <w:rStyle w:val="Hyperlink"/>
+                <w:noProof/>
+              </w:rPr>
+              <w:t>Process Flow / Activity Diagram</w:t>
+            </w:r>
+            <w:r>
+              <w:rPr>
+                <w:noProof/>
+                <w:webHidden/>
+              </w:rPr>
+              <w:tab/>
+            </w:r>
+            <w:r>
+              <w:rPr>
+                <w:noProof/>
+                <w:webHidden/>
+              </w:rPr>
+              <w:fldChar w:fldCharType="begin"/>
+            </w:r>
+            <w:r>
+              <w:rPr>
+                <w:noProof/>
+                <w:webHidden/>
+              </w:rPr>
+              <w:instrText xml:space="preserve"> PAGEREF _Toc240648940 \h </w:instrText>
+            </w:r>
+            <w:r>
+              <w:rPr>
+                <w:noProof/>
+                <w:webHidden/>
+              </w:rPr>
+            </w:r>
+            <w:r>
+              <w:rPr>
+                <w:noProof/>
+                <w:webHidden/>
+              </w:rPr>
+              <w:fldChar w:fldCharType="separate"/>
+            </w:r>
+            <w:r>
+              <w:rPr>
+                <w:noProof/>
+                <w:webHidden/>
+              </w:rPr>
+              <w:t>18</w:t>
+            </w:r>
+            <w:r>
+              <w:rPr>
+                <w:noProof/>
+                <w:webHidden/>
+              </w:rPr>
+              <w:fldChar w:fldCharType="end"/>
+            </w:r>
+          </w:hyperlink>
+        </w:p>
+        <w:p>
+          <w:pPr>
+            <w:pStyle w:val="11"/>
+            <w:tabs>
+              <w:tab w:val="left" w:pos="660"/>
+              <w:tab w:val="right" w:leader="dot" w:pos="10070"/>
+            </w:tabs>
+            <w:bidi w:val="0"/>
+            <w:rPr>
+              <w:rFonts w:asciiTheme="minorHAnsi" w:eastAsiaTheme="minorEastAsia" w:hAnsiTheme="minorHAnsi" w:cstheme="minorBidi"/>
+              <w:noProof/>
+            </w:rPr>
+          </w:pPr>
+          <w:hyperlink w:anchor="_Toc240648941" w:history="1">
+            <w:r>
+              <w:rPr>
+                <w:rStyle w:val="Hyperlink"/>
+                <w:noProof/>
+              </w:rPr>
+              <w:t>14.</w:t>
+            </w:r>
+            <w:r>
+              <w:rPr>
+                <w:rFonts w:asciiTheme="minorHAnsi" w:eastAsiaTheme="minorEastAsia" w:hAnsiTheme="minorHAnsi" w:cstheme="minorBidi"/>
+                <w:noProof/>
+              </w:rPr>
+              <w:tab/>
+            </w:r>
+            <w:r>
+              <w:rPr>
+                <w:rStyle w:val="Hyperlink"/>
+                <w:noProof/>
+              </w:rPr>
+              <w:t>Swimlane Diagram</w:t>
+            </w:r>
+            <w:r>
+              <w:rPr>
+                <w:noProof/>
+                <w:webHidden/>
+              </w:rPr>
+              <w:tab/>
+            </w:r>
+            <w:r>
+              <w:rPr>
+                <w:noProof/>
+                <w:webHidden/>
+              </w:rPr>
+              <w:fldChar w:fldCharType="begin"/>
+            </w:r>
+            <w:r>
+              <w:rPr>
+                <w:noProof/>
+                <w:webHidden/>
+              </w:rPr>
+              <w:instrText xml:space="preserve"> PAGEREF _Toc240648941 \h </w:instrText>
+            </w:r>
+            <w:r>
+              <w:rPr>
+                <w:noProof/>
+                <w:webHidden/>
+              </w:rPr>
+            </w:r>
+            <w:r>
+              <w:rPr>
+                <w:noProof/>
+                <w:webHidden/>
+              </w:rPr>
+              <w:fldChar w:fldCharType="separate"/>
+            </w:r>
+            <w:r>
+              <w:rPr>
+                <w:noProof/>
+                <w:webHidden/>
+              </w:rPr>
+              <w:t>19</w:t>
+            </w:r>
+            <w:r>
+              <w:rPr>
+                <w:noProof/>
+                <w:webHidden/>
+              </w:rPr>
+              <w:fldChar w:fldCharType="end"/>
+            </w:r>
+          </w:hyperlink>
+        </w:p>
+        <w:p>
+          <w:pPr>
+            <w:pStyle w:val="11"/>
+            <w:tabs>
+              <w:tab w:val="left" w:pos="660"/>
+              <w:tab w:val="right" w:leader="dot" w:pos="10070"/>
+            </w:tabs>
+            <w:bidi w:val="0"/>
+            <w:rPr>
+              <w:rFonts w:asciiTheme="minorHAnsi" w:eastAsiaTheme="minorEastAsia" w:hAnsiTheme="minorHAnsi" w:cstheme="minorBidi"/>
+              <w:noProof/>
+            </w:rPr>
+          </w:pPr>
+          <w:hyperlink w:anchor="_Toc240648942" w:history="1">
+            <w:r>
+              <w:rPr>
+                <w:rStyle w:val="Hyperlink"/>
+                <w:noProof/>
+              </w:rPr>
+              <w:t>15.</w:t>
+            </w:r>
+            <w:r>
+              <w:rPr>
+                <w:rFonts w:asciiTheme="minorHAnsi" w:eastAsiaTheme="minorEastAsia" w:hAnsiTheme="minorHAnsi" w:cstheme="minorBidi"/>
+                <w:noProof/>
+              </w:rPr>
+              <w:tab/>
+            </w:r>
+            <w:r>
+              <w:rPr>
+                <w:rStyle w:val="Hyperlink"/>
+                <w:noProof/>
+              </w:rPr>
+              <w:t>Sequence Diagram</w:t>
+            </w:r>
+            <w:r>
+              <w:rPr>
+                <w:noProof/>
+                <w:webHidden/>
+              </w:rPr>
+              <w:tab/>
+            </w:r>
+            <w:r>
+              <w:rPr>
+                <w:noProof/>
+                <w:webHidden/>
+              </w:rPr>
+              <w:fldChar w:fldCharType="begin"/>
+            </w:r>
+            <w:r>
+              <w:rPr>
+                <w:noProof/>
+                <w:webHidden/>
+              </w:rPr>
+              <w:instrText xml:space="preserve"> PAGEREF _Toc240648942 \h </w:instrText>
+            </w:r>
+            <w:r>
+              <w:rPr>
+                <w:noProof/>
+                <w:webHidden/>
+              </w:rPr>
+            </w:r>
+            <w:r>
+              <w:rPr>
+                <w:noProof/>
+                <w:webHidden/>
+              </w:rPr>
+              <w:fldChar w:fldCharType="separate"/>
+            </w:r>
+            <w:r>
+              <w:rPr>
+                <w:noProof/>
+                <w:webHidden/>
+              </w:rPr>
+              <w:t>21</w:t>
+            </w:r>
+            <w:r>
+              <w:rPr>
+                <w:noProof/>
+                <w:webHidden/>
+              </w:rPr>
+              <w:fldChar w:fldCharType="end"/>
+            </w:r>
+          </w:hyperlink>
+        </w:p>
+        <w:p>
+          <w:pPr>
+            <w:pStyle w:val="11"/>
+            <w:tabs>
+              <w:tab w:val="left" w:pos="660"/>
+              <w:tab w:val="right" w:leader="dot" w:pos="10070"/>
+            </w:tabs>
+            <w:bidi w:val="0"/>
+            <w:rPr>
+              <w:rFonts w:asciiTheme="minorHAnsi" w:eastAsiaTheme="minorEastAsia" w:hAnsiTheme="minorHAnsi" w:cstheme="minorBidi"/>
+              <w:noProof/>
+            </w:rPr>
+          </w:pPr>
+          <w:hyperlink w:anchor="_Toc240648943" w:history="1">
+            <w:r>
+              <w:rPr>
+                <w:rStyle w:val="Hyperlink"/>
+                <w:noProof/>
+              </w:rPr>
+              <w:t>16.</w:t>
+            </w:r>
+            <w:r>
+              <w:rPr>
+                <w:rFonts w:asciiTheme="minorHAnsi" w:eastAsiaTheme="minorEastAsia" w:hAnsiTheme="minorHAnsi" w:cstheme="minorBidi"/>
+                <w:noProof/>
+              </w:rPr>
+              <w:tab/>
+            </w:r>
+            <w:r>
+              <w:rPr>
+                <w:rStyle w:val="Hyperlink"/>
+                <w:noProof/>
+              </w:rPr>
+              <w:t>State Diagram</w:t>
+            </w:r>
+            <w:r>
+              <w:rPr>
+                <w:noProof/>
+                <w:webHidden/>
+              </w:rPr>
+              <w:tab/>
+            </w:r>
+            <w:r>
+              <w:rPr>
+                <w:noProof/>
+                <w:webHidden/>
+              </w:rPr>
+              <w:fldChar w:fldCharType="begin"/>
+            </w:r>
+            <w:r>
+              <w:rPr>
+                <w:noProof/>
+                <w:webHidden/>
+              </w:rPr>
+              <w:instrText xml:space="preserve"> PAGEREF _Toc240648943 \h </w:instrText>
+            </w:r>
+            <w:r>
+              <w:rPr>
+                <w:noProof/>
+                <w:webHidden/>
+              </w:rPr>
+            </w:r>
+            <w:r>
+              <w:rPr>
+                <w:noProof/>
+                <w:webHidden/>
+              </w:rPr>
+              <w:fldChar w:fldCharType="separate"/>
+            </w:r>
+            <w:r>
+              <w:rPr>
+                <w:noProof/>
+                <w:webHidden/>
+              </w:rPr>
+              <w:t>22</w:t>
+            </w:r>
+            <w:r>
+              <w:rPr>
+                <w:noProof/>
+                <w:webHidden/>
+              </w:rPr>
+              <w:fldChar w:fldCharType="end"/>
+            </w:r>
+          </w:hyperlink>
+        </w:p>
+        <w:p>
+          <w:pPr>
+            <w:pStyle w:val="11"/>
+            <w:tabs>
+              <w:tab w:val="left" w:pos="660"/>
+              <w:tab w:val="right" w:leader="dot" w:pos="10070"/>
+            </w:tabs>
+            <w:bidi w:val="0"/>
+            <w:rPr>
+              <w:rFonts w:asciiTheme="minorHAnsi" w:eastAsiaTheme="minorEastAsia" w:hAnsiTheme="minorHAnsi" w:cstheme="minorBidi"/>
+              <w:noProof/>
+            </w:rPr>
+          </w:pPr>
+          <w:hyperlink w:anchor="_Toc240648944" w:history="1">
+            <w:r>
+              <w:rPr>
+                <w:rStyle w:val="Hyperlink"/>
+                <w:noProof/>
+              </w:rPr>
+              <w:t>17.</w:t>
+            </w:r>
+            <w:r>
+              <w:rPr>
+                <w:rFonts w:asciiTheme="minorHAnsi" w:eastAsiaTheme="minorEastAsia" w:hAnsiTheme="minorHAnsi" w:cstheme="minorBidi"/>
+                <w:noProof/>
+              </w:rPr>
+              <w:tab/>
+            </w:r>
+            <w:r>
+              <w:rPr>
+                <w:rStyle w:val="Hyperlink"/>
+                <w:noProof/>
+              </w:rPr>
+              <w:t>Issues</w:t>
+            </w:r>
+            <w:r>
+              <w:rPr>
+                <w:noProof/>
+                <w:webHidden/>
+              </w:rPr>
+              <w:tab/>
+            </w:r>
+            <w:r>
+              <w:rPr>
+                <w:noProof/>
+                <w:webHidden/>
+              </w:rPr>
+              <w:fldChar w:fldCharType="begin"/>
+            </w:r>
+            <w:r>
+              <w:rPr>
+                <w:noProof/>
+                <w:webHidden/>
+              </w:rPr>
+              <w:instrText xml:space="preserve"> PAGEREF _Toc240648944 \h </w:instrText>
+            </w:r>
+            <w:r>
+              <w:rPr>
+                <w:noProof/>
+                <w:webHidden/>
+              </w:rPr>
+            </w:r>
+            <w:r>
+              <w:rPr>
+                <w:noProof/>
+                <w:webHidden/>
+              </w:rPr>
+              <w:fldChar w:fldCharType="separate"/>
+            </w:r>
+            <w:r>
+              <w:rPr>
+                <w:noProof/>
+                <w:webHidden/>
+              </w:rPr>
+              <w:t>24</w:t>
+            </w:r>
+            <w:r>
+              <w:rPr>
+                <w:noProof/>
+                <w:webHidden/>
+              </w:rPr>
+              <w:fldChar w:fldCharType="end"/>
+            </w:r>
+          </w:hyperlink>
+        </w:p>
+        <w:p>
+          <w:pPr>
+            <w:pStyle w:val="30"/>
+            <w:tabs>
+              <w:tab w:val="right" w:leader="dot" w:pos="10070"/>
+            </w:tabs>
+            <w:bidi w:val="0"/>
+            <w:rPr>
+              <w:rFonts w:asciiTheme="minorHAnsi" w:eastAsiaTheme="minorEastAsia" w:hAnsiTheme="minorHAnsi" w:cstheme="minorBidi"/>
+              <w:noProof/>
+            </w:rPr>
+          </w:pPr>
+          <w:hyperlink w:anchor="_Toc240648945" w:history="1">
+            <w:r>
+              <w:rPr>
+                <w:rStyle w:val="Hyperlink"/>
+                <w:noProof/>
+              </w:rPr>
+              <w:t>Issues</w:t>
+            </w:r>
+            <w:r>
+              <w:rPr>
+                <w:noProof/>
+                <w:webHidden/>
+              </w:rPr>
+              <w:tab/>
+            </w:r>
+            <w:r>
+              <w:rPr>
+                <w:noProof/>
+                <w:webHidden/>
+              </w:rPr>
+              <w:fldChar w:fldCharType="begin"/>
+            </w:r>
+            <w:r>
+              <w:rPr>
+                <w:noProof/>
+                <w:webHidden/>
+              </w:rPr>
+              <w:instrText xml:space="preserve"> PAGEREF _Toc240648945 \h </w:instrText>
+            </w:r>
+            <w:r>
+              <w:rPr>
+                <w:noProof/>
+                <w:webHidden/>
+              </w:rPr>
+            </w:r>
+            <w:r>
+              <w:rPr>
+                <w:noProof/>
+                <w:webHidden/>
+              </w:rPr>
+              <w:fldChar w:fldCharType="separate"/>
+            </w:r>
+            <w:r>
+              <w:rPr>
+                <w:noProof/>
+                <w:webHidden/>
+              </w:rPr>
+              <w:t>24</w:t>
+            </w:r>
+            <w:r>
+              <w:rPr>
+                <w:noProof/>
+                <w:webHidden/>
+              </w:rPr>
+              <w:fldChar w:fldCharType="end"/>
+            </w:r>
+          </w:hyperlink>
+        </w:p>
+        <w:p>
+          <w:pPr>
+            <w:pStyle w:val="30"/>
+            <w:tabs>
+              <w:tab w:val="right" w:leader="dot" w:pos="10070"/>
+            </w:tabs>
+            <w:bidi w:val="0"/>
+            <w:rPr>
+              <w:rFonts w:asciiTheme="minorHAnsi" w:eastAsiaTheme="minorEastAsia" w:hAnsiTheme="minorHAnsi" w:cstheme="minorBidi"/>
+              <w:noProof/>
+            </w:rPr>
+          </w:pPr>
+          <w:hyperlink w:anchor="_Toc240648946" w:history="1">
+            <w:r>
+              <w:rPr>
+                <w:rStyle w:val="Hyperlink"/>
+                <w:noProof/>
+              </w:rPr>
+              <w:t>Parcels</w:t>
+            </w:r>
+            <w:r>
+              <w:rPr>
+                <w:noProof/>
+                <w:webHidden/>
+              </w:rPr>
+              <w:tab/>
+            </w:r>
+            <w:r>
+              <w:rPr>
+                <w:noProof/>
+                <w:webHidden/>
+              </w:rPr>
+              <w:fldChar w:fldCharType="begin"/>
+            </w:r>
+            <w:r>
+              <w:rPr>
+                <w:noProof/>
+                <w:webHidden/>
+              </w:rPr>
+              <w:instrText xml:space="preserve"> PAGEREF _Toc240648946 \h </w:instrText>
+            </w:r>
+            <w:r>
+              <w:rPr>
+                <w:noProof/>
+                <w:webHidden/>
+              </w:rPr>
+            </w:r>
+            <w:r>
+              <w:rPr>
+                <w:noProof/>
+                <w:webHidden/>
+              </w:rPr>
+              <w:fldChar w:fldCharType="separate"/>
+            </w:r>
+            <w:r>
+              <w:rPr>
+                <w:noProof/>
+                <w:webHidden/>
+              </w:rPr>
+              <w:t>24</w:t>
+            </w:r>
+            <w:r>
+              <w:rPr>
+                <w:noProof/>
+                <w:webHidden/>
+              </w:rPr>
+              <w:fldChar w:fldCharType="end"/>
+            </w:r>
+          </w:hyperlink>
+        </w:p>
+        <w:p>
+          <w:pPr>
+            <w:pStyle w:val="30"/>
+            <w:tabs>
+              <w:tab w:val="right" w:leader="dot" w:pos="10070"/>
+            </w:tabs>
+            <w:bidi w:val="0"/>
+            <w:rPr>
+              <w:rFonts w:asciiTheme="minorHAnsi" w:eastAsiaTheme="minorEastAsia" w:hAnsiTheme="minorHAnsi" w:cstheme="minorBidi"/>
+              <w:noProof/>
+            </w:rPr>
+          </w:pPr>
+          <w:hyperlink w:anchor="_Toc240648947" w:history="1">
+            <w:r>
+              <w:rPr>
+                <w:rStyle w:val="Hyperlink"/>
+                <w:noProof/>
+              </w:rPr>
+              <w:t>Users</w:t>
+            </w:r>
+            <w:r>
+              <w:rPr>
+                <w:noProof/>
+                <w:webHidden/>
+              </w:rPr>
+              <w:tab/>
+            </w:r>
+            <w:r>
+              <w:rPr>
+                <w:noProof/>
+                <w:webHidden/>
+              </w:rPr>
+              <w:fldChar w:fldCharType="begin"/>
+            </w:r>
+            <w:r>
+              <w:rPr>
+                <w:noProof/>
+                <w:webHidden/>
+              </w:rPr>
+              <w:instrText xml:space="preserve"> PAGEREF _Toc240648947 \h </w:instrText>
+            </w:r>
+            <w:r>
+              <w:rPr>
+                <w:noProof/>
+                <w:webHidden/>
+              </w:rPr>
+            </w:r>
+            <w:r>
+              <w:rPr>
+                <w:noProof/>
+                <w:webHidden/>
+              </w:rPr>
+              <w:fldChar w:fldCharType="separate"/>
+            </w:r>
+            <w:r>
+              <w:rPr>
+                <w:noProof/>
+                <w:webHidden/>
+              </w:rPr>
+              <w:t>25</w:t>
+            </w:r>
+            <w:r>
+              <w:rPr>
+                <w:noProof/>
+                <w:webHidden/>
+              </w:rPr>
+              <w:fldChar w:fldCharType="end"/>
+            </w:r>
+          </w:hyperlink>
+        </w:p>
+        <w:p>
+          <w:pPr>
+            <w:pStyle w:val="30"/>
+            <w:tabs>
+              <w:tab w:val="right" w:leader="dot" w:pos="10070"/>
+            </w:tabs>
+            <w:bidi w:val="0"/>
+            <w:rPr>
+              <w:rFonts w:asciiTheme="minorHAnsi" w:eastAsiaTheme="minorEastAsia" w:hAnsiTheme="minorHAnsi" w:cstheme="minorBidi"/>
+              <w:noProof/>
+            </w:rPr>
+          </w:pPr>
+          <w:hyperlink w:anchor="_Toc240648948" w:history="1">
+            <w:r>
+              <w:rPr>
+                <w:rStyle w:val="Hyperlink"/>
+                <w:noProof/>
+              </w:rPr>
+              <w:t>Roles</w:t>
+            </w:r>
+            <w:r>
+              <w:rPr>
+                <w:noProof/>
+                <w:webHidden/>
+              </w:rPr>
+              <w:tab/>
+            </w:r>
+            <w:r>
+              <w:rPr>
+                <w:noProof/>
+                <w:webHidden/>
+              </w:rPr>
+              <w:fldChar w:fldCharType="begin"/>
+            </w:r>
+            <w:r>
+              <w:rPr>
+                <w:noProof/>
+                <w:webHidden/>
+              </w:rPr>
+              <w:instrText xml:space="preserve"> PAGEREF _Toc240648948 \h </w:instrText>
+            </w:r>
+            <w:r>
+              <w:rPr>
+                <w:noProof/>
+                <w:webHidden/>
+              </w:rPr>
+            </w:r>
+            <w:r>
+              <w:rPr>
+                <w:noProof/>
+                <w:webHidden/>
+              </w:rPr>
+              <w:fldChar w:fldCharType="separate"/>
+            </w:r>
+            <w:r>
+              <w:rPr>
+                <w:noProof/>
+                <w:webHidden/>
+              </w:rPr>
+              <w:t>25</w:t>
+            </w:r>
+            <w:r>
+              <w:rPr>
+                <w:noProof/>
+                <w:webHidden/>
+              </w:rPr>
+              <w:fldChar w:fldCharType="end"/>
+            </w:r>
+          </w:hyperlink>
+        </w:p>
+        <w:p>
+          <w:pPr>
+            <w:pStyle w:val="30"/>
+            <w:tabs>
+              <w:tab w:val="right" w:leader="dot" w:pos="10070"/>
+            </w:tabs>
+            <w:bidi w:val="0"/>
+            <w:rPr>
+              <w:rFonts w:asciiTheme="minorHAnsi" w:eastAsiaTheme="minorEastAsia" w:hAnsiTheme="minorHAnsi" w:cstheme="minorBidi"/>
+              <w:noProof/>
+            </w:rPr>
+          </w:pPr>
+          <w:hyperlink w:anchor="_Toc240648949" w:history="1">
+            <w:r>
+              <w:rPr>
+                <w:rStyle w:val="Hyperlink"/>
+                <w:noProof/>
+              </w:rPr>
+              <w:t>Storage and Integrity Requirements</w:t>
+            </w:r>
+            <w:r>
+              <w:rPr>
+                <w:noProof/>
+                <w:webHidden/>
+              </w:rPr>
+              <w:tab/>
+            </w:r>
+            <w:r>
+              <w:rPr>
+                <w:noProof/>
+                <w:webHidden/>
+              </w:rPr>
+              <w:fldChar w:fldCharType="begin"/>
+            </w:r>
+            <w:r>
+              <w:rPr>
+                <w:noProof/>
+                <w:webHidden/>
+              </w:rPr>
+              <w:instrText xml:space="preserve"> PAGEREF _Toc240648949 \h </w:instrText>
+            </w:r>
+            <w:r>
+              <w:rPr>
+                <w:noProof/>
+                <w:webHidden/>
+              </w:rPr>
+            </w:r>
+            <w:r>
+              <w:rPr>
+                <w:noProof/>
+                <w:webHidden/>
+              </w:rPr>
+              <w:fldChar w:fldCharType="separate"/>
+            </w:r>
+            <w:r>
+              <w:rPr>
+                <w:noProof/>
+                <w:webHidden/>
+              </w:rPr>
+              <w:t>25</w:t>
+            </w:r>
+            <w:r>
+              <w:rPr>
+                <w:noProof/>
+                <w:webHidden/>
+              </w:rPr>
+              <w:fldChar w:fldCharType="end"/>
+            </w:r>
+          </w:hyperlink>
+        </w:p>
+        <w:p>
+          <w:pPr>
+            <w:bidi w:val="0"/>
+          </w:pPr>
+          <w:r>
+            <w:rPr>
+              <w:b/>
+              <w:bCs/>
+              <w:lang w:val="ar-SA"/>
+            </w:rPr>
+            <w:fldChar w:fldCharType="end"/>
+          </w:r>
+        </w:p>
+      </w:sdtContent>
+    </w:sdt>
+    <w:p>
+      <w:pPr>
+        <w:bidi w:val="0"/>
+        <w:rPr>
+          <w:rFonts w:asciiTheme="minorHAnsi" w:hAnsiTheme="minorHAnsi" w:cstheme="minorHAnsi"/>
+        </w:rPr>
+      </w:pPr>
+    </w:p>
+    <w:p>
+      <w:pPr>
+        <w:bidi w:val="0"/>
+        <w:rPr>
+          <w:rFonts w:asciiTheme="minorHAnsi" w:hAnsiTheme="minorHAnsi" w:cstheme="minorHAnsi"/>
+        </w:rPr>
+      </w:pPr>
+    </w:p>
+    <w:p>
+      <w:pPr>
+        <w:bidi w:val="0"/>
+        <w:rPr>
+          <w:rFonts w:asciiTheme="minorHAnsi" w:hAnsiTheme="minorHAnsi" w:cstheme="minorHAnsi"/>
+        </w:rPr>
+      </w:pPr>
+    </w:p>
+    <w:p>
+      <w:pPr>
+        <w:bidi w:val="0"/>
+        <w:rPr>
+          <w:rFonts w:asciiTheme="minorHAnsi" w:hAnsiTheme="minorHAnsi" w:cstheme="minorHAnsi"/>
+        </w:rPr>
+      </w:pPr>
+    </w:p>
+    <w:p>
+      <w:pPr>
+        <w:bidi w:val="0"/>
+        <w:rPr>
+          <w:rFonts w:asciiTheme="minorHAnsi" w:hAnsiTheme="minorHAnsi" w:cstheme="minorHAnsi"/>
+        </w:rPr>
+      </w:pPr>
+    </w:p>
+    <w:p>
+      <w:pPr>
+        <w:bidi w:val="0"/>
+        <w:rPr>
+          <w:rFonts w:asciiTheme="minorHAnsi" w:hAnsiTheme="minorHAnsi" w:cstheme="minorHAnsi"/>
+        </w:rPr>
+      </w:pPr>
+    </w:p>
+    <w:p>
+      <w:pPr>
+        <w:bidi w:val="0"/>
+        <w:rPr>
+          <w:rFonts w:asciiTheme="minorHAnsi" w:hAnsiTheme="minorHAnsi" w:cstheme="minorHAnsi"/>
+        </w:rPr>
+      </w:pPr>
+    </w:p>
+    <w:p>
+      <w:pPr>
+        <w:bidi w:val="0"/>
+        <w:rPr>
+          <w:rFonts w:asciiTheme="minorHAnsi" w:hAnsiTheme="minorHAnsi" w:cstheme="minorHAnsi"/>
+        </w:rPr>
+      </w:pPr>
+    </w:p>
+    <w:p>
+      <w:pPr>
+        <w:bidi w:val="0"/>
+        <w:rPr>
+          <w:rFonts w:asciiTheme="minorHAnsi" w:hAnsiTheme="minorHAnsi" w:cstheme="minorHAnsi"/>
+        </w:rPr>
+      </w:pPr>
+    </w:p>
+    <w:p>
+      <w:pPr>
+        <w:bidi w:val="0"/>
+        <w:rPr>
+          <w:rFonts w:asciiTheme="minorHAnsi" w:hAnsiTheme="minorHAnsi" w:cstheme="minorHAnsi"/>
+        </w:rPr>
+      </w:pPr>
+    </w:p>
+    <w:p>
+      <w:pPr>
+        <w:bidi w:val="0"/>
+        <w:rPr>
+          <w:rFonts w:asciiTheme="minorHAnsi" w:hAnsiTheme="minorHAnsi" w:cstheme="minorHAnsi"/>
+        </w:rPr>
+      </w:pPr>
+    </w:p>
+    <w:p>
+      <w:pPr>
+        <w:bidi w:val="0"/>
+        <w:rPr>
+          <w:rFonts w:asciiTheme="minorHAnsi" w:hAnsiTheme="minorHAnsi" w:cstheme="minorHAnsi"/>
+        </w:rPr>
+      </w:pPr>
+    </w:p>
+    <w:p>
+      <w:pPr>
+        <w:bidi w:val="0"/>
+        <w:rPr>
+          <w:rFonts w:asciiTheme="minorHAnsi" w:hAnsiTheme="minorHAnsi" w:cstheme="minorHAnsi"/>
+        </w:rPr>
+      </w:pPr>
+    </w:p>
+    <w:p>
+      <w:pPr>
+        <w:bidi w:val="0"/>
+        <w:rPr>
+          <w:rFonts w:asciiTheme="minorHAnsi" w:hAnsiTheme="minorHAnsi" w:cstheme="minorHAnsi"/>
+        </w:rPr>
+      </w:pPr>
+    </w:p>
+    <w:p>
+      <w:pPr>
+        <w:bidi w:val="0"/>
+        <w:rPr>
+          <w:rFonts w:asciiTheme="minorHAnsi" w:hAnsiTheme="minorHAnsi" w:cstheme="minorHAnsi"/>
+        </w:rPr>
+      </w:pPr>
+    </w:p>
+    <w:p>
+      <w:pPr>
+        <w:bidi w:val="0"/>
+        <w:rPr>
+          <w:rFonts w:asciiTheme="minorHAnsi" w:hAnsiTheme="minorHAnsi" w:cstheme="minorHAnsi"/>
+        </w:rPr>
+      </w:pPr>
+    </w:p>
+    <w:p>
+      <w:pPr>
+        <w:bidi w:val="0"/>
+        <w:rPr>
+          <w:rFonts w:asciiTheme="minorHAnsi" w:hAnsiTheme="minorHAnsi" w:cstheme="minorHAnsi"/>
+        </w:rPr>
+      </w:pPr>
+    </w:p>
+    <w:p>
+      <w:pPr>
+        <w:bidi w:val="0"/>
+        <w:rPr>
+          <w:rFonts w:asciiTheme="minorHAnsi" w:hAnsiTheme="minorHAnsi" w:cstheme="minorHAnsi"/>
+        </w:rPr>
+      </w:pPr>
+    </w:p>
+    <w:p>
+      <w:pPr>
+        <w:bidi w:val="0"/>
+        <w:rPr>
+          <w:rFonts w:asciiTheme="minorHAnsi" w:hAnsiTheme="minorHAnsi" w:cstheme="minorHAnsi"/>
+        </w:rPr>
+      </w:pPr>
+    </w:p>
+    <w:p>
+      <w:pPr>
+        <w:bidi w:val="0"/>
+        <w:rPr>
+          <w:rFonts w:asciiTheme="minorHAnsi" w:hAnsiTheme="minorHAnsi" w:cstheme="minorHAnsi"/>
+        </w:rPr>
+      </w:pPr>
+    </w:p>
+    <w:p>
+      <w:pPr>
+        <w:bidi w:val="0"/>
+        <w:rPr>
+          <w:rFonts w:asciiTheme="minorHAnsi" w:hAnsiTheme="minorHAnsi" w:cstheme="minorHAnsi"/>
+        </w:rPr>
+      </w:pPr>
+    </w:p>
+    <w:p>
+      <w:pPr>
+        <w:bidi w:val="0"/>
+        <w:rPr>
+          <w:rFonts w:asciiTheme="minorHAnsi" w:hAnsiTheme="minorHAnsi" w:cstheme="minorHAnsi"/>
+        </w:rPr>
+      </w:pPr>
+    </w:p>
+    <w:p>
+      <w:pPr>
+        <w:bidi w:val="0"/>
+        <w:rPr>
+          <w:rFonts w:asciiTheme="minorHAnsi" w:hAnsiTheme="minorHAnsi" w:cstheme="minorHAnsi"/>
+        </w:rPr>
+      </w:pPr>
+    </w:p>
+    <w:p>
+      <w:pPr>
+        <w:bidi w:val="0"/>
+        <w:rPr>
+          <w:rFonts w:asciiTheme="minorHAnsi" w:hAnsiTheme="minorHAnsi" w:cstheme="minorHAnsi"/>
+        </w:rPr>
+      </w:pPr>
+    </w:p>
+    <w:p>
+      <w:pPr>
+        <w:bidi w:val="0"/>
+        <w:rPr>
+          <w:rFonts w:asciiTheme="minorHAnsi" w:hAnsiTheme="minorHAnsi" w:cstheme="minorHAnsi"/>
+        </w:rPr>
+      </w:pPr>
+    </w:p>
+    <w:p>
+      <w:pPr>
+        <w:bidi w:val="0"/>
+        <w:rPr>
+          <w:rFonts w:asciiTheme="minorHAnsi" w:hAnsiTheme="minorHAnsi" w:cstheme="minorHAnsi"/>
+        </w:rPr>
+      </w:pPr>
+    </w:p>
+    <w:p>
+      <w:pPr>
+        <w:bidi w:val="0"/>
+        <w:rPr>
+          <w:rFonts w:asciiTheme="minorHAnsi" w:hAnsiTheme="minorHAnsi" w:cstheme="minorHAnsi"/>
+        </w:rPr>
+      </w:pPr>
+    </w:p>
+    <w:p>
+      <w:pPr>
+        <w:bidi w:val="0"/>
+        <w:rPr>
+          <w:rFonts w:asciiTheme="minorHAnsi" w:hAnsiTheme="minorHAnsi" w:cstheme="minorHAnsi"/>
+        </w:rPr>
+      </w:pPr>
+    </w:p>
+    <w:p>
+      <w:pPr>
+        <w:bidi w:val="0"/>
+        <w:rPr>
+          <w:rFonts w:asciiTheme="minorHAnsi" w:hAnsiTheme="minorHAnsi" w:cstheme="minorHAnsi"/>
+        </w:rPr>
+      </w:pPr>
+    </w:p>
+    <w:p>
+      <w:pPr>
+        <w:bidi w:val="0"/>
+        <w:rPr>
+          <w:rFonts w:asciiTheme="minorHAnsi" w:hAnsiTheme="minorHAnsi" w:cstheme="minorHAnsi"/>
+        </w:rPr>
+      </w:pPr>
+    </w:p>
+    <w:p>
+      <w:pPr>
+        <w:bidi w:val="0"/>
+        <w:rPr>
+          <w:rFonts w:asciiTheme="minorHAnsi" w:hAnsiTheme="minorHAnsi" w:cstheme="minorHAnsi"/>
+        </w:rPr>
+      </w:pPr>
+    </w:p>
+    <w:p>
+      <w:pPr>
+        <w:bidi w:val="0"/>
+        <w:rPr>
+          <w:rFonts w:asciiTheme="minorHAnsi" w:hAnsiTheme="minorHAnsi" w:cstheme="minorHAnsi"/>
+        </w:rPr>
+      </w:pPr>
     </w:p>
     <w:p>
       <w:pPr>
         <w:pStyle w:val="1"/>
       </w:pPr>
-      <w:bookmarkStart w:id="0" w:name="_Toc238078035"/>
+      <w:bookmarkStart w:id="0" w:name="_Toc240648790"/>
+      <w:bookmarkStart w:id="1" w:name="_Toc240648904"/>
       <w:r>
         <w:lastRenderedPageBreak/>
         <w:t>Project Idea</w:t>
       </w:r>
       <w:bookmarkEnd w:id="0"/>
+      <w:bookmarkEnd w:id="1"/>
     </w:p>
     <w:p>
       <w:pPr>
@@ -4517,14 +4812,16 @@
           <w:rFonts w:asciiTheme="minorHAnsi" w:hAnsiTheme="minorHAnsi" w:cstheme="minorHAnsi"/>
         </w:rPr>
       </w:pPr>
-      <w:bookmarkStart w:id="1" w:name="_Toc238078036"/>
+      <w:bookmarkStart w:id="2" w:name="_Toc240648791"/>
+      <w:bookmarkStart w:id="3" w:name="_Toc240648905"/>
       <w:r>
         <w:rPr>
           <w:rFonts w:asciiTheme="minorHAnsi" w:hAnsiTheme="minorHAnsi" w:cstheme="minorHAnsi"/>
         </w:rPr>
         <w:t>Problem Statement</w:t>
       </w:r>
-      <w:bookmarkEnd w:id="1"/>
+      <w:bookmarkEnd w:id="2"/>
+      <w:bookmarkEnd w:id="3"/>
     </w:p>
     <w:p>
       <w:pPr>
@@ -4548,14 +4845,16 @@
           <w:rFonts w:asciiTheme="minorHAnsi" w:hAnsiTheme="minorHAnsi" w:cstheme="minorHAnsi"/>
         </w:rPr>
       </w:pPr>
-      <w:bookmarkStart w:id="2" w:name="_Toc238078037"/>
+      <w:bookmarkStart w:id="4" w:name="_Toc240648792"/>
+      <w:bookmarkStart w:id="5" w:name="_Toc240648906"/>
       <w:r>
         <w:rPr>
           <w:rFonts w:asciiTheme="minorHAnsi" w:hAnsiTheme="minorHAnsi" w:cstheme="minorHAnsi"/>
         </w:rPr>
         <w:t>Target Users</w:t>
       </w:r>
-      <w:bookmarkEnd w:id="2"/>
+      <w:bookmarkEnd w:id="4"/>
+      <w:bookmarkEnd w:id="5"/>
     </w:p>
     <w:tbl>
       <w:tblPr>
@@ -4958,14 +5257,16 @@
           <w:rFonts w:asciiTheme="minorHAnsi" w:hAnsiTheme="minorHAnsi" w:cstheme="minorHAnsi"/>
         </w:rPr>
       </w:pPr>
-      <w:bookmarkStart w:id="3" w:name="_Toc238078038"/>
+      <w:bookmarkStart w:id="6" w:name="_Toc240648793"/>
+      <w:bookmarkStart w:id="7" w:name="_Toc240648907"/>
       <w:r>
         <w:rPr>
           <w:rFonts w:asciiTheme="minorHAnsi" w:hAnsiTheme="minorHAnsi" w:cstheme="minorHAnsi"/>
         </w:rPr>
         <w:t>Main Features</w:t>
       </w:r>
-      <w:bookmarkEnd w:id="3"/>
+      <w:bookmarkEnd w:id="6"/>
+      <w:bookmarkEnd w:id="7"/>
     </w:p>
     <w:tbl>
       <w:tblPr>
@@ -5436,14 +5737,16 @@
           <w:rFonts w:asciiTheme="minorHAnsi" w:hAnsiTheme="minorHAnsi" w:cstheme="minorHAnsi"/>
         </w:rPr>
       </w:pPr>
-      <w:bookmarkStart w:id="4" w:name="_Toc238078039"/>
+      <w:bookmarkStart w:id="8" w:name="_Toc240648794"/>
+      <w:bookmarkStart w:id="9" w:name="_Toc240648908"/>
       <w:r>
         <w:rPr>
           <w:rFonts w:asciiTheme="minorHAnsi" w:hAnsiTheme="minorHAnsi" w:cstheme="minorHAnsi"/>
         </w:rPr>
         <w:t>Scope Boundary</w:t>
       </w:r>
-      <w:bookmarkEnd w:id="4"/>
+      <w:bookmarkEnd w:id="8"/>
+      <w:bookmarkEnd w:id="9"/>
     </w:p>
     <w:p>
       <w:pPr>
@@ -5473,11 +5776,13 @@
       <w:pPr>
         <w:pStyle w:val="1"/>
       </w:pPr>
-      <w:bookmarkStart w:id="5" w:name="_Toc238078040"/>
+      <w:bookmarkStart w:id="10" w:name="_Toc240648795"/>
+      <w:bookmarkStart w:id="11" w:name="_Toc240648909"/>
       <w:r>
         <w:t>SRS Chapter 1 – Introduction</w:t>
       </w:r>
-      <w:bookmarkEnd w:id="5"/>
+      <w:bookmarkEnd w:id="10"/>
+      <w:bookmarkEnd w:id="11"/>
     </w:p>
     <w:p>
       <w:pPr>
@@ -5486,14 +5791,16 @@
           <w:rFonts w:asciiTheme="minorHAnsi" w:hAnsiTheme="minorHAnsi" w:cstheme="minorHAnsi"/>
         </w:rPr>
       </w:pPr>
-      <w:bookmarkStart w:id="6" w:name="_Toc238078041"/>
+      <w:bookmarkStart w:id="12" w:name="_Toc240648796"/>
+      <w:bookmarkStart w:id="13" w:name="_Toc240648910"/>
       <w:r>
         <w:rPr>
           <w:rFonts w:asciiTheme="minorHAnsi" w:hAnsiTheme="minorHAnsi" w:cstheme="minorHAnsi"/>
         </w:rPr>
         <w:t>Purpose</w:t>
       </w:r>
-      <w:bookmarkEnd w:id="6"/>
+      <w:bookmarkEnd w:id="12"/>
+      <w:bookmarkEnd w:id="13"/>
     </w:p>
     <w:p>
       <w:pPr>
@@ -5524,14 +5831,16 @@
           <w:rFonts w:asciiTheme="minorHAnsi" w:hAnsiTheme="minorHAnsi" w:cstheme="minorHAnsi"/>
         </w:rPr>
       </w:pPr>
-      <w:bookmarkStart w:id="7" w:name="_Toc238078042"/>
+      <w:bookmarkStart w:id="14" w:name="_Toc240648797"/>
+      <w:bookmarkStart w:id="15" w:name="_Toc240648911"/>
       <w:r>
         <w:rPr>
           <w:rFonts w:asciiTheme="minorHAnsi" w:hAnsiTheme="minorHAnsi" w:cstheme="minorHAnsi"/>
         </w:rPr>
         <w:t>Document Conventions</w:t>
       </w:r>
-      <w:bookmarkEnd w:id="7"/>
+      <w:bookmarkEnd w:id="14"/>
+      <w:bookmarkEnd w:id="15"/>
     </w:p>
     <w:p>
       <w:pPr>
@@ -5539,7 +5848,15 @@
         <w:spacing w:after="200"/>
       </w:pPr>
       <w:r>
-        <w:t>This document uses a structured numbering format for requirements. Functional requirements are identified using FR-XXX, nonfunctional requirements using NFR-XXX, business rules using BR-XXX, interface requirements using IR-XXX, data requirements using DR-XXX, open issues using ISS-XXX, and approved scope changes using CR-XXX (matching the project's official Change Log, e.g. CR-001, CR-002, CR-003). Priorities are classified as Must Have, Should Have, Could Have, and Future Enhancement. Tables and diagrams are used throughout the document to improve clarity.</w:t>
+        <w:t xml:space="preserve">This document uses a structured numbering format for requirements. Functional requirements are identified using FR-XXX, nonfunctional requirements using NFR-XXX, business rules using BR-XXX, interface requirements using IR-XXX, data requirements using DR-XXX, open issues using ISS-XXX, and approved scope changes using CR-XXX (matching the project's official Change Log, </w:t>
+      </w:r>
+      <w:proofErr w:type="gramStart"/>
+      <w:r>
+        <w:t>e.g.</w:t>
+      </w:r>
+      <w:proofErr w:type="gramEnd"/>
+      <w:r>
+        <w:t xml:space="preserve"> CR-001, CR-002, CR-003). Priorities are classified as Must Have, Should Have, Could Have, and Future Enhancement. Tables and diagrams are used throughout the document to improve clarity.</w:t>
       </w:r>
     </w:p>
     <w:tbl>
@@ -6544,14 +6861,16 @@
           <w:rFonts w:asciiTheme="minorHAnsi" w:hAnsiTheme="minorHAnsi" w:cstheme="minorHAnsi"/>
         </w:rPr>
       </w:pPr>
-      <w:bookmarkStart w:id="8" w:name="_Toc238078043"/>
+      <w:bookmarkStart w:id="16" w:name="_Toc240648798"/>
+      <w:bookmarkStart w:id="17" w:name="_Toc240648912"/>
       <w:r>
         <w:rPr>
           <w:rFonts w:asciiTheme="minorHAnsi" w:hAnsiTheme="minorHAnsi" w:cstheme="minorHAnsi"/>
         </w:rPr>
         <w:t>Intended Audience</w:t>
       </w:r>
-      <w:bookmarkEnd w:id="8"/>
+      <w:bookmarkEnd w:id="16"/>
+      <w:bookmarkEnd w:id="17"/>
     </w:p>
     <w:tbl>
       <w:tblPr>
@@ -6889,14 +7208,16 @@
           <w:rFonts w:asciiTheme="minorHAnsi" w:hAnsiTheme="minorHAnsi" w:cstheme="minorHAnsi"/>
         </w:rPr>
       </w:pPr>
-      <w:bookmarkStart w:id="9" w:name="_Toc238078044"/>
+      <w:bookmarkStart w:id="18" w:name="_Toc240648799"/>
+      <w:bookmarkStart w:id="19" w:name="_Toc240648913"/>
       <w:r>
         <w:rPr>
           <w:rFonts w:asciiTheme="minorHAnsi" w:hAnsiTheme="minorHAnsi" w:cstheme="minorHAnsi"/>
         </w:rPr>
         <w:t>Project Scope</w:t>
       </w:r>
-      <w:bookmarkEnd w:id="9"/>
+      <w:bookmarkEnd w:id="18"/>
+      <w:bookmarkEnd w:id="19"/>
     </w:p>
     <w:p>
       <w:pPr>
@@ -7046,6 +7367,7 @@
               <w:t xml:space="preserve">, </w:t>
             </w:r>
             <w:proofErr w:type="spellStart"/>
+            <w:proofErr w:type="gramStart"/>
             <w:r>
               <w:rPr>
                 <w:color w:val="000000" w:themeColor="text1"/>
@@ -7061,7 +7383,16 @@
                 <w:sz w:val="20"/>
                 <w:szCs w:val="20"/>
               </w:rPr>
-              <w:t>,, banking APIs) — CR-001 Rejected</w:t>
+              <w:t>,,</w:t>
+            </w:r>
+            <w:proofErr w:type="gramEnd"/>
+            <w:r>
+              <w:rPr>
+                <w:color w:val="000000" w:themeColor="text1"/>
+                <w:sz w:val="20"/>
+                <w:szCs w:val="20"/>
+              </w:rPr>
+              <w:t xml:space="preserve"> banking APIs) — CR-001 Rejected</w:t>
             </w:r>
           </w:p>
         </w:tc>
@@ -7331,14 +7662,16 @@
           <w:rFonts w:asciiTheme="minorHAnsi" w:hAnsiTheme="minorHAnsi" w:cstheme="minorHAnsi"/>
         </w:rPr>
       </w:pPr>
-      <w:bookmarkStart w:id="10" w:name="_Toc238078045"/>
+      <w:bookmarkStart w:id="20" w:name="_Toc240648800"/>
+      <w:bookmarkStart w:id="21" w:name="_Toc240648914"/>
       <w:r>
         <w:rPr>
           <w:rFonts w:asciiTheme="minorHAnsi" w:hAnsiTheme="minorHAnsi" w:cstheme="minorHAnsi"/>
         </w:rPr>
         <w:t>References</w:t>
       </w:r>
-      <w:bookmarkEnd w:id="10"/>
+      <w:bookmarkEnd w:id="20"/>
+      <w:bookmarkEnd w:id="21"/>
     </w:p>
     <w:p>
       <w:pPr>
@@ -7407,14 +7740,16 @@
           <w:rFonts w:asciiTheme="minorHAnsi" w:hAnsiTheme="minorHAnsi" w:cstheme="minorHAnsi"/>
         </w:rPr>
       </w:pPr>
-      <w:bookmarkStart w:id="11" w:name="_Toc238078046"/>
+      <w:bookmarkStart w:id="22" w:name="_Toc240648801"/>
+      <w:bookmarkStart w:id="23" w:name="_Toc240648915"/>
       <w:r>
         <w:rPr>
           <w:rFonts w:asciiTheme="minorHAnsi" w:hAnsiTheme="minorHAnsi" w:cstheme="minorHAnsi"/>
         </w:rPr>
         <w:t>Overview</w:t>
       </w:r>
-      <w:bookmarkEnd w:id="11"/>
+      <w:bookmarkEnd w:id="22"/>
+      <w:bookmarkEnd w:id="23"/>
     </w:p>
     <w:p>
       <w:pPr>
@@ -7457,12 +7792,14 @@
       <w:pPr>
         <w:pStyle w:val="1"/>
       </w:pPr>
-      <w:bookmarkStart w:id="12" w:name="_Toc238078047"/>
+      <w:bookmarkStart w:id="24" w:name="_Toc240648802"/>
+      <w:bookmarkStart w:id="25" w:name="_Toc240648916"/>
       <w:r>
         <w:lastRenderedPageBreak/>
         <w:t>SRS Chapter 2 – Overall Description</w:t>
       </w:r>
-      <w:bookmarkEnd w:id="12"/>
+      <w:bookmarkEnd w:id="24"/>
+      <w:bookmarkEnd w:id="25"/>
     </w:p>
     <w:p>
       <w:pPr>
@@ -7471,14 +7808,16 @@
           <w:rFonts w:asciiTheme="minorHAnsi" w:hAnsiTheme="minorHAnsi" w:cstheme="minorHAnsi"/>
         </w:rPr>
       </w:pPr>
-      <w:bookmarkStart w:id="13" w:name="_Toc238078048"/>
+      <w:bookmarkStart w:id="26" w:name="_Toc240648803"/>
+      <w:bookmarkStart w:id="27" w:name="_Toc240648917"/>
       <w:r>
         <w:rPr>
           <w:rFonts w:asciiTheme="minorHAnsi" w:hAnsiTheme="minorHAnsi" w:cstheme="minorHAnsi"/>
         </w:rPr>
         <w:t>Product Perspective</w:t>
       </w:r>
-      <w:bookmarkEnd w:id="13"/>
+      <w:bookmarkEnd w:id="26"/>
+      <w:bookmarkEnd w:id="27"/>
     </w:p>
     <w:p>
       <w:pPr>
@@ -7498,7 +7837,7 @@
         <w:rPr>
           <w:rFonts w:asciiTheme="minorHAnsi" w:hAnsiTheme="minorHAnsi" w:cstheme="minorHAnsi"/>
         </w:rPr>
-        <w:t xml:space="preserve"> Database</w:t>
+        <w:t>Database</w:t>
       </w:r>
       <w:r>
         <w:rPr>
@@ -7514,14 +7853,16 @@
           <w:rFonts w:asciiTheme="minorHAnsi" w:hAnsiTheme="minorHAnsi" w:cstheme="minorHAnsi"/>
         </w:rPr>
       </w:pPr>
-      <w:bookmarkStart w:id="14" w:name="_Toc238078049"/>
+      <w:bookmarkStart w:id="28" w:name="_Toc240648804"/>
+      <w:bookmarkStart w:id="29" w:name="_Toc240648918"/>
       <w:r>
         <w:rPr>
           <w:rFonts w:asciiTheme="minorHAnsi" w:hAnsiTheme="minorHAnsi" w:cstheme="minorHAnsi"/>
         </w:rPr>
         <w:t>Product Features</w:t>
       </w:r>
-      <w:bookmarkEnd w:id="14"/>
+      <w:bookmarkEnd w:id="28"/>
+      <w:bookmarkEnd w:id="29"/>
     </w:p>
     <w:tbl>
       <w:tblPr>
@@ -8200,14 +8541,16 @@
           <w:rFonts w:asciiTheme="minorHAnsi" w:hAnsiTheme="minorHAnsi" w:cstheme="minorHAnsi"/>
         </w:rPr>
       </w:pPr>
-      <w:bookmarkStart w:id="15" w:name="_Toc238078050"/>
+      <w:bookmarkStart w:id="30" w:name="_Toc240648805"/>
+      <w:bookmarkStart w:id="31" w:name="_Toc240648919"/>
       <w:r>
         <w:rPr>
           <w:rFonts w:asciiTheme="minorHAnsi" w:hAnsiTheme="minorHAnsi" w:cstheme="minorHAnsi"/>
         </w:rPr>
         <w:t>User Classes and Characteristics</w:t>
       </w:r>
-      <w:bookmarkEnd w:id="15"/>
+      <w:bookmarkEnd w:id="30"/>
+      <w:bookmarkEnd w:id="31"/>
     </w:p>
     <w:tbl>
       <w:tblPr>
@@ -8537,14 +8880,16 @@
           <w:rFonts w:asciiTheme="minorHAnsi" w:hAnsiTheme="minorHAnsi" w:cstheme="minorHAnsi"/>
         </w:rPr>
       </w:pPr>
-      <w:bookmarkStart w:id="16" w:name="_Toc238078051"/>
+      <w:bookmarkStart w:id="32" w:name="_Toc240648806"/>
+      <w:bookmarkStart w:id="33" w:name="_Toc240648920"/>
       <w:r>
         <w:rPr>
           <w:rFonts w:asciiTheme="minorHAnsi" w:hAnsiTheme="minorHAnsi" w:cstheme="minorHAnsi"/>
         </w:rPr>
         <w:t>Operating Environment</w:t>
       </w:r>
-      <w:bookmarkEnd w:id="16"/>
+      <w:bookmarkEnd w:id="32"/>
+      <w:bookmarkEnd w:id="33"/>
     </w:p>
     <w:p>
       <w:pPr>
@@ -8558,7 +8903,14 @@
         <w:rPr>
           <w:rFonts w:asciiTheme="minorHAnsi" w:hAnsiTheme="minorHAnsi" w:cstheme="minorHAnsi"/>
         </w:rPr>
-        <w:t xml:space="preserve">Windows 10 or Windows 11 desktop, supported 64-bit environment. Local </w:t>
+        <w:t xml:space="preserve">Windows 10 or Windows 11 desktop, supported 64-bit environment. </w:t>
+      </w:r>
+      <w:proofErr w:type="gramStart"/>
+      <w:r>
+        <w:rPr>
+          <w:rFonts w:asciiTheme="minorHAnsi" w:hAnsiTheme="minorHAnsi" w:cstheme="minorHAnsi"/>
+        </w:rPr>
+        <w:t xml:space="preserve">Local </w:t>
       </w:r>
       <w:r>
         <w:rPr>
@@ -8566,6 +8918,7 @@
         </w:rPr>
         <w:t xml:space="preserve"> Database</w:t>
       </w:r>
+      <w:proofErr w:type="gramEnd"/>
       <w:r>
         <w:rPr>
           <w:rFonts w:asciiTheme="minorHAnsi" w:hAnsiTheme="minorHAnsi" w:cstheme="minorHAnsi"/>
@@ -8594,14 +8947,16 @@
           <w:rFonts w:asciiTheme="minorHAnsi" w:hAnsiTheme="minorHAnsi" w:cstheme="minorHAnsi"/>
         </w:rPr>
       </w:pPr>
-      <w:bookmarkStart w:id="17" w:name="_Toc238078052"/>
+      <w:bookmarkStart w:id="34" w:name="_Toc240648807"/>
+      <w:bookmarkStart w:id="35" w:name="_Toc240648921"/>
       <w:r>
         <w:rPr>
           <w:rFonts w:asciiTheme="minorHAnsi" w:hAnsiTheme="minorHAnsi" w:cstheme="minorHAnsi"/>
         </w:rPr>
         <w:t>Design and Implementation Constraints</w:t>
       </w:r>
-      <w:bookmarkEnd w:id="17"/>
+      <w:bookmarkEnd w:id="34"/>
+      <w:bookmarkEnd w:id="35"/>
     </w:p>
     <w:p>
       <w:pPr>
@@ -8649,14 +9004,16 @@
           <w:rFonts w:asciiTheme="minorHAnsi" w:hAnsiTheme="minorHAnsi" w:cstheme="minorHAnsi"/>
         </w:rPr>
       </w:pPr>
-      <w:bookmarkStart w:id="18" w:name="_Toc238078053"/>
+      <w:bookmarkStart w:id="36" w:name="_Toc240648808"/>
+      <w:bookmarkStart w:id="37" w:name="_Toc240648922"/>
       <w:r>
         <w:rPr>
           <w:rFonts w:asciiTheme="minorHAnsi" w:hAnsiTheme="minorHAnsi" w:cstheme="minorHAnsi"/>
         </w:rPr>
         <w:t>User Documentation</w:t>
       </w:r>
-      <w:bookmarkEnd w:id="18"/>
+      <w:bookmarkEnd w:id="36"/>
+      <w:bookmarkEnd w:id="37"/>
     </w:p>
     <w:p>
       <w:pPr>
@@ -8681,14 +9038,16 @@
           <w:rFonts w:asciiTheme="minorHAnsi" w:hAnsiTheme="minorHAnsi" w:cstheme="minorHAnsi"/>
         </w:rPr>
       </w:pPr>
-      <w:bookmarkStart w:id="19" w:name="_Toc238078054"/>
+      <w:bookmarkStart w:id="38" w:name="_Toc240648809"/>
+      <w:bookmarkStart w:id="39" w:name="_Toc240648923"/>
       <w:r>
         <w:rPr>
           <w:rFonts w:asciiTheme="minorHAnsi" w:hAnsiTheme="minorHAnsi" w:cstheme="minorHAnsi"/>
         </w:rPr>
         <w:t>Assumptions and Dependencies</w:t>
       </w:r>
-      <w:bookmarkEnd w:id="19"/>
+      <w:bookmarkEnd w:id="38"/>
+      <w:bookmarkEnd w:id="39"/>
     </w:p>
     <w:tbl>
       <w:tblPr>
@@ -9280,12 +9639,14 @@
       <w:pPr>
         <w:pStyle w:val="1"/>
       </w:pPr>
-      <w:bookmarkStart w:id="20" w:name="_Toc238078055"/>
+      <w:bookmarkStart w:id="40" w:name="_Toc240648810"/>
+      <w:bookmarkStart w:id="41" w:name="_Toc240648924"/>
       <w:r>
         <w:lastRenderedPageBreak/>
         <w:t>Functional Requirements</w:t>
       </w:r>
-      <w:bookmarkEnd w:id="20"/>
+      <w:bookmarkEnd w:id="40"/>
+      <w:bookmarkEnd w:id="41"/>
     </w:p>
     <w:p>
       <w:pPr>
@@ -11776,7 +12137,17 @@
                 <w:sz w:val="19"/>
                 <w:szCs w:val="19"/>
               </w:rPr>
-              <w:t xml:space="preserve">The system shall create, read, update, and archive records in a local </w:t>
+              <w:t xml:space="preserve">The system shall create, read, update, and archive records in a </w:t>
+            </w:r>
+            <w:proofErr w:type="gramStart"/>
+            <w:r>
+              <w:rPr>
+                <w:rFonts w:asciiTheme="minorHAnsi" w:hAnsiTheme="minorHAnsi" w:cstheme="minorHAnsi"/>
+                <w:color w:val="000000"/>
+                <w:sz w:val="19"/>
+                <w:szCs w:val="19"/>
+              </w:rPr>
+              <w:t xml:space="preserve">local </w:t>
             </w:r>
             <w:r>
               <w:rPr>
@@ -11787,6 +12158,7 @@
               </w:rPr>
               <w:t xml:space="preserve"> Database</w:t>
             </w:r>
+            <w:proofErr w:type="gramEnd"/>
             <w:r>
               <w:rPr>
                 <w:rFonts w:asciiTheme="minorHAnsi" w:hAnsiTheme="minorHAnsi" w:cstheme="minorHAnsi"/>
@@ -12486,12 +12858,14 @@
       <w:pPr>
         <w:pStyle w:val="1"/>
       </w:pPr>
-      <w:bookmarkStart w:id="33" w:name="_Toc238078068"/>
+      <w:bookmarkStart w:id="42" w:name="_Toc240648811"/>
+      <w:bookmarkStart w:id="43" w:name="_Toc240648925"/>
       <w:r>
         <w:lastRenderedPageBreak/>
         <w:t>User Stories</w:t>
       </w:r>
-      <w:bookmarkEnd w:id="33"/>
+      <w:bookmarkEnd w:id="42"/>
+      <w:bookmarkEnd w:id="43"/>
     </w:p>
     <w:tbl>
       <w:tblPr>
@@ -14074,11 +14448,13 @@
       <w:pPr>
         <w:pStyle w:val="1"/>
       </w:pPr>
-      <w:bookmarkStart w:id="34" w:name="_Toc238078069"/>
+      <w:bookmarkStart w:id="44" w:name="_Toc240648812"/>
+      <w:bookmarkStart w:id="45" w:name="_Toc240648926"/>
       <w:r>
         <w:t>Acceptance Criteria</w:t>
       </w:r>
-      <w:bookmarkEnd w:id="34"/>
+      <w:bookmarkEnd w:id="44"/>
+      <w:bookmarkEnd w:id="45"/>
     </w:p>
     <w:p>
       <w:pPr>
@@ -16073,21 +16449,26 @@
       <w:pPr>
         <w:pStyle w:val="1"/>
       </w:pPr>
-      <w:bookmarkStart w:id="36" w:name="_Toc238078071"/>
+      <w:bookmarkStart w:id="46" w:name="_Toc240648813"/>
+      <w:bookmarkStart w:id="47" w:name="_Toc240648927"/>
       <w:r>
+        <w:lastRenderedPageBreak/>
         <w:t>Detailed Use Case Descriptions</w:t>
       </w:r>
-      <w:bookmarkEnd w:id="36"/>
+      <w:bookmarkEnd w:id="46"/>
+      <w:bookmarkEnd w:id="47"/>
     </w:p>
     <w:p>
       <w:pPr>
         <w:pStyle w:val="3"/>
       </w:pPr>
-      <w:bookmarkStart w:id="37" w:name="_Toc238078072"/>
+      <w:bookmarkStart w:id="48" w:name="_Toc240648814"/>
+      <w:bookmarkStart w:id="49" w:name="_Toc240648928"/>
       <w:r>
         <w:t>UC-001: Register New Tenant</w:t>
       </w:r>
-      <w:bookmarkEnd w:id="37"/>
+      <w:bookmarkEnd w:id="48"/>
+      <w:bookmarkEnd w:id="49"/>
     </w:p>
     <w:tbl>
       <w:tblPr>
@@ -16327,7 +16708,6 @@
                 <w:sz w:val="19"/>
                 <w:szCs w:val="19"/>
               </w:rPr>
-              <w:lastRenderedPageBreak/>
               <w:t>Goal</w:t>
             </w:r>
           </w:p>
@@ -16847,11 +17227,13 @@
       <w:pPr>
         <w:pStyle w:val="3"/>
       </w:pPr>
-      <w:bookmarkStart w:id="38" w:name="_Toc238078073"/>
+      <w:bookmarkStart w:id="50" w:name="_Toc240648815"/>
+      <w:bookmarkStart w:id="51" w:name="_Toc240648929"/>
       <w:r>
         <w:t>UC-002: Record Rent Payment</w:t>
       </w:r>
-      <w:bookmarkEnd w:id="38"/>
+      <w:bookmarkEnd w:id="50"/>
+      <w:bookmarkEnd w:id="51"/>
     </w:p>
     <w:tbl>
       <w:tblPr>
@@ -17571,6 +17953,7 @@
                 <w:sz w:val="19"/>
                 <w:szCs w:val="19"/>
               </w:rPr>
+              <w:lastRenderedPageBreak/>
               <w:t>Related Requirements</w:t>
             </w:r>
           </w:p>
@@ -17610,11 +17993,13 @@
       <w:pPr>
         <w:pStyle w:val="3"/>
       </w:pPr>
-      <w:bookmarkStart w:id="39" w:name="_Toc238078074"/>
+      <w:bookmarkStart w:id="52" w:name="_Toc240648816"/>
+      <w:bookmarkStart w:id="53" w:name="_Toc240648930"/>
       <w:r>
         <w:t>UC-003: Log Maintenance Issue</w:t>
       </w:r>
-      <w:bookmarkEnd w:id="39"/>
+      <w:bookmarkEnd w:id="52"/>
+      <w:bookmarkEnd w:id="53"/>
     </w:p>
     <w:tbl>
       <w:tblPr>
@@ -17794,7 +18179,6 @@
                 <w:sz w:val="19"/>
                 <w:szCs w:val="19"/>
               </w:rPr>
-              <w:lastRenderedPageBreak/>
               <w:t>Name</w:t>
             </w:r>
           </w:p>
@@ -18374,11 +18758,21 @@
       <w:pPr>
         <w:pStyle w:val="3"/>
       </w:pPr>
-      <w:bookmarkStart w:id="40" w:name="_Toc238078075"/>
+      <w:bookmarkStart w:id="54" w:name="_Toc240648817"/>
+      <w:bookmarkStart w:id="55" w:name="_Toc240648931"/>
       <w:r>
-        <w:t>UC-004: Check In Parcel</w:t>
+        <w:t xml:space="preserve">UC-004: Check </w:t>
       </w:r>
-      <w:bookmarkEnd w:id="40"/>
+      <w:proofErr w:type="gramStart"/>
+      <w:r>
+        <w:t>In</w:t>
+      </w:r>
+      <w:proofErr w:type="gramEnd"/>
+      <w:r>
+        <w:t xml:space="preserve"> Parcel</w:t>
+      </w:r>
+      <w:bookmarkEnd w:id="54"/>
+      <w:bookmarkEnd w:id="55"/>
     </w:p>
     <w:tbl>
       <w:tblPr>
@@ -19038,6 +19432,7 @@
                 <w:sz w:val="19"/>
                 <w:szCs w:val="19"/>
               </w:rPr>
+              <w:lastRenderedPageBreak/>
               <w:t>Exceptions</w:t>
             </w:r>
           </w:p>
@@ -19137,12 +19532,13 @@
       <w:pPr>
         <w:pStyle w:val="1"/>
       </w:pPr>
-      <w:bookmarkStart w:id="21" w:name="_Toc238078056"/>
+      <w:bookmarkStart w:id="56" w:name="_Toc240648818"/>
+      <w:bookmarkStart w:id="57" w:name="_Toc240648932"/>
       <w:r>
-        <w:lastRenderedPageBreak/>
         <w:t>Interface Requirements</w:t>
       </w:r>
-      <w:bookmarkEnd w:id="21"/>
+      <w:bookmarkEnd w:id="56"/>
+      <w:bookmarkEnd w:id="57"/>
     </w:p>
     <w:p>
       <w:pPr>
@@ -20654,12 +21050,14 @@
       <w:pPr>
         <w:pStyle w:val="1"/>
       </w:pPr>
-      <w:bookmarkStart w:id="22" w:name="_Toc238078057"/>
+      <w:bookmarkStart w:id="58" w:name="_Toc240648819"/>
+      <w:bookmarkStart w:id="59" w:name="_Toc240648933"/>
       <w:r>
         <w:lastRenderedPageBreak/>
         <w:t>Nonfunctional Requirements</w:t>
       </w:r>
-      <w:bookmarkEnd w:id="22"/>
+      <w:bookmarkEnd w:id="58"/>
+      <w:bookmarkEnd w:id="59"/>
     </w:p>
     <w:p>
       <w:pPr>
@@ -22947,12 +23345,14 @@
       <w:pPr>
         <w:pStyle w:val="1"/>
       </w:pPr>
-      <w:bookmarkStart w:id="23" w:name="_Toc238078058"/>
+      <w:bookmarkStart w:id="60" w:name="_Toc240648820"/>
+      <w:bookmarkStart w:id="61" w:name="_Toc240648934"/>
       <w:r>
         <w:lastRenderedPageBreak/>
         <w:t>Business Rules</w:t>
       </w:r>
-      <w:bookmarkEnd w:id="23"/>
+      <w:bookmarkEnd w:id="60"/>
+      <w:bookmarkEnd w:id="61"/>
     </w:p>
     <w:p>
       <w:pPr>
@@ -24786,11 +25186,13 @@
       <w:pPr>
         <w:pStyle w:val="1"/>
       </w:pPr>
-      <w:bookmarkStart w:id="24" w:name="_Toc238078059"/>
+      <w:bookmarkStart w:id="62" w:name="_Toc240648821"/>
+      <w:bookmarkStart w:id="63" w:name="_Toc240648935"/>
       <w:r>
         <w:t>Data Requirements</w:t>
       </w:r>
-      <w:bookmarkEnd w:id="24"/>
+      <w:bookmarkEnd w:id="62"/>
+      <w:bookmarkEnd w:id="63"/>
     </w:p>
     <w:p>
       <w:pPr>
@@ -24804,7 +25206,14 @@
         <w:rPr>
           <w:rFonts w:asciiTheme="minorHAnsi" w:hAnsiTheme="minorHAnsi" w:cstheme="minorHAnsi"/>
         </w:rPr>
-        <w:t xml:space="preserve">AMS shall store the following entities in </w:t>
+        <w:t xml:space="preserve">AMS shall store the following entities </w:t>
+      </w:r>
+      <w:proofErr w:type="gramStart"/>
+      <w:r>
+        <w:rPr>
+          <w:rFonts w:asciiTheme="minorHAnsi" w:hAnsiTheme="minorHAnsi" w:cstheme="minorHAnsi"/>
+        </w:rPr>
+        <w:t xml:space="preserve">in </w:t>
       </w:r>
       <w:r>
         <w:rPr>
@@ -24812,6 +25221,7 @@
         </w:rPr>
         <w:t xml:space="preserve"> Database</w:t>
       </w:r>
+      <w:proofErr w:type="gramEnd"/>
       <w:r>
         <w:rPr>
           <w:rFonts w:asciiTheme="minorHAnsi" w:hAnsiTheme="minorHAnsi" w:cstheme="minorHAnsi"/>
@@ -24823,11 +25233,13 @@
       <w:pPr>
         <w:pStyle w:val="3"/>
       </w:pPr>
-      <w:bookmarkStart w:id="25" w:name="_Toc238078060"/>
+      <w:bookmarkStart w:id="64" w:name="_Toc240648822"/>
+      <w:bookmarkStart w:id="65" w:name="_Toc240648936"/>
       <w:r>
         <w:t>Tenants</w:t>
       </w:r>
-      <w:bookmarkEnd w:id="25"/>
+      <w:bookmarkEnd w:id="64"/>
+      <w:bookmarkEnd w:id="65"/>
     </w:p>
     <w:tbl>
       <w:tblPr>
@@ -25696,11 +26108,13 @@
       <w:pPr>
         <w:pStyle w:val="3"/>
       </w:pPr>
-      <w:bookmarkStart w:id="26" w:name="_Toc238078061"/>
+      <w:bookmarkStart w:id="66" w:name="_Toc240648823"/>
+      <w:bookmarkStart w:id="67" w:name="_Toc240648937"/>
       <w:r>
         <w:t>Apartments</w:t>
       </w:r>
-      <w:bookmarkEnd w:id="26"/>
+      <w:bookmarkEnd w:id="66"/>
+      <w:bookmarkEnd w:id="67"/>
     </w:p>
     <w:tbl>
       <w:tblPr>
@@ -26468,12 +26882,14 @@
       <w:pPr>
         <w:pStyle w:val="3"/>
       </w:pPr>
-      <w:bookmarkStart w:id="27" w:name="_Toc238078062"/>
+      <w:bookmarkStart w:id="68" w:name="_Toc240648824"/>
+      <w:bookmarkStart w:id="69" w:name="_Toc240648938"/>
       <w:proofErr w:type="spellStart"/>
       <w:r>
         <w:t>PaymentRecords</w:t>
       </w:r>
-      <w:bookmarkEnd w:id="27"/>
+      <w:bookmarkEnd w:id="68"/>
+      <w:bookmarkEnd w:id="69"/>
       <w:proofErr w:type="spellEnd"/>
     </w:p>
     <w:tbl>
@@ -27519,7 +27935,6 @@
         <w:rPr>
           <w:rFonts w:asciiTheme="minorHAnsi" w:hAnsiTheme="minorHAnsi" w:cstheme="minorHAnsi"/>
         </w:rPr>
-        <w:lastRenderedPageBreak/>
         <w:t>The models in this appendix support Chapter 3 (System Features) and provide the analysis-level design detail referenced throughout the SRS.</w:t>
       </w:r>
     </w:p>
@@ -27527,11 +27942,13 @@
       <w:pPr>
         <w:pStyle w:val="1"/>
       </w:pPr>
-      <w:bookmarkStart w:id="35" w:name="_Toc238078070"/>
+      <w:bookmarkStart w:id="70" w:name="_Toc240648825"/>
+      <w:bookmarkStart w:id="71" w:name="_Toc240648939"/>
       <w:r>
         <w:t>Use Case Diagram</w:t>
       </w:r>
-      <w:bookmarkEnd w:id="35"/>
+      <w:bookmarkEnd w:id="70"/>
+      <w:bookmarkEnd w:id="71"/>
     </w:p>
     <w:p>
       <w:pPr>
@@ -27552,7 +27969,6 @@
       <w:pPr>
         <w:bidi w:val="0"/>
         <w:spacing w:before="150" w:after="150"/>
-        <w:jc w:val="center"/>
         <w:rPr>
           <w:rFonts w:asciiTheme="minorHAnsi" w:hAnsiTheme="minorHAnsi" w:cstheme="minorHAnsi"/>
         </w:rPr>
@@ -27562,6 +27978,7 @@
           <w:rFonts w:asciiTheme="minorHAnsi" w:hAnsiTheme="minorHAnsi" w:cstheme="minorHAnsi"/>
           <w:noProof/>
         </w:rPr>
+        <w:lastRenderedPageBreak/>
         <w:drawing>
           <wp:inline distT="0" distB="0" distL="0" distR="0" wp14:anchorId="2F1AEB2C" wp14:editId="36BCB061">
             <wp:extent cx="4000500" cy="5536640"/>
@@ -27580,7 +27997,7 @@
                     </pic:cNvPicPr>
                   </pic:nvPicPr>
                   <pic:blipFill>
-                    <a:blip r:embed="rId8"/>
+                    <a:blip r:embed="rId9"/>
                     <a:srcRect/>
                     <a:stretch>
                       <a:fillRect/>
@@ -27606,7 +28023,6 @@
       <w:pPr>
         <w:bidi w:val="0"/>
         <w:spacing w:after="240"/>
-        <w:jc w:val="center"/>
         <w:rPr>
           <w:rFonts w:asciiTheme="minorHAnsi" w:hAnsiTheme="minorHAnsi" w:cstheme="minorHAnsi"/>
         </w:rPr>
@@ -27626,11 +28042,13 @@
       <w:pPr>
         <w:pStyle w:val="1"/>
       </w:pPr>
-      <w:bookmarkStart w:id="41" w:name="_Toc238078076"/>
+      <w:bookmarkStart w:id="72" w:name="_Toc240648826"/>
+      <w:bookmarkStart w:id="73" w:name="_Toc240648940"/>
       <w:r>
         <w:t>Process Flow / Activity Diagram</w:t>
       </w:r>
-      <w:bookmarkEnd w:id="41"/>
+      <w:bookmarkEnd w:id="72"/>
+      <w:bookmarkEnd w:id="73"/>
     </w:p>
     <w:p>
       <w:pPr>
@@ -27644,7 +28062,6 @@
         <w:rPr>
           <w:rFonts w:asciiTheme="minorHAnsi" w:hAnsiTheme="minorHAnsi" w:cstheme="minorHAnsi"/>
         </w:rPr>
-        <w:lastRenderedPageBreak/>
         <w:t>End-to-end process flow for tenant registration, including validation, capacity checking, and rejection/acceptance branches.</w:t>
       </w:r>
     </w:p>
@@ -27652,7 +28069,6 @@
       <w:pPr>
         <w:bidi w:val="0"/>
         <w:spacing w:before="150" w:after="150"/>
-        <w:jc w:val="center"/>
         <w:rPr>
           <w:rFonts w:asciiTheme="minorHAnsi" w:hAnsiTheme="minorHAnsi" w:cstheme="minorHAnsi"/>
         </w:rPr>
@@ -27662,6 +28078,7 @@
           <w:rFonts w:asciiTheme="minorHAnsi" w:hAnsiTheme="minorHAnsi" w:cstheme="minorHAnsi"/>
           <w:noProof/>
         </w:rPr>
+        <w:lastRenderedPageBreak/>
         <w:drawing>
           <wp:inline distT="0" distB="0" distL="0" distR="0" wp14:anchorId="7FC75852" wp14:editId="1D942EE3">
             <wp:extent cx="3238500" cy="6481848"/>
@@ -27680,7 +28097,7 @@
                     </pic:cNvPicPr>
                   </pic:nvPicPr>
                   <pic:blipFill>
-                    <a:blip r:embed="rId9"/>
+                    <a:blip r:embed="rId10"/>
                     <a:srcRect/>
                     <a:stretch>
                       <a:fillRect/>
@@ -27706,7 +28123,6 @@
       <w:pPr>
         <w:bidi w:val="0"/>
         <w:spacing w:after="240"/>
-        <w:jc w:val="center"/>
         <w:rPr>
           <w:rFonts w:asciiTheme="minorHAnsi" w:hAnsiTheme="minorHAnsi" w:cstheme="minorHAnsi"/>
         </w:rPr>
@@ -27726,11 +28142,13 @@
       <w:pPr>
         <w:pStyle w:val="1"/>
       </w:pPr>
-      <w:bookmarkStart w:id="42" w:name="_Toc238078077"/>
+      <w:bookmarkStart w:id="74" w:name="_Toc240648827"/>
+      <w:bookmarkStart w:id="75" w:name="_Toc240648941"/>
       <w:r>
         <w:t>Swimlane Diagram</w:t>
       </w:r>
-      <w:bookmarkEnd w:id="42"/>
+      <w:bookmarkEnd w:id="74"/>
+      <w:bookmarkEnd w:id="75"/>
     </w:p>
     <w:p>
       <w:pPr>
@@ -27751,7 +28169,6 @@
       <w:pPr>
         <w:bidi w:val="0"/>
         <w:spacing w:before="150" w:after="150"/>
-        <w:jc w:val="center"/>
         <w:rPr>
           <w:rFonts w:asciiTheme="minorHAnsi" w:hAnsiTheme="minorHAnsi" w:cstheme="minorHAnsi"/>
         </w:rPr>
@@ -27765,13 +28182,13 @@
         <mc:AlternateContent>
           <mc:Choice Requires="wps">
             <w:drawing>
-              <wp:anchor distT="0" distB="0" distL="114300" distR="114300" simplePos="0" relativeHeight="251665408" behindDoc="0" locked="0" layoutInCell="1" allowOverlap="1" wp14:anchorId="3A8B1D35" wp14:editId="7EDB8301">
+              <wp:anchor distT="0" distB="0" distL="114300" distR="114300" simplePos="0" relativeHeight="251665408" behindDoc="0" locked="0" layoutInCell="1" allowOverlap="1" wp14:anchorId="3A8B1D35" wp14:editId="3241714E">
                 <wp:simplePos x="0" y="0"/>
                 <wp:positionH relativeFrom="column">
-                  <wp:posOffset>5293573</wp:posOffset>
+                  <wp:posOffset>5337442</wp:posOffset>
                 </wp:positionH>
                 <wp:positionV relativeFrom="paragraph">
-                  <wp:posOffset>662940</wp:posOffset>
+                  <wp:posOffset>678054</wp:posOffset>
                 </wp:positionV>
                 <wp:extent cx="183314" cy="196382"/>
                 <wp:effectExtent l="0" t="0" r="26670" b="13335"/>
@@ -28194,9 +28611,6 @@
                           <w:p>
                             <w:pPr>
                               <w:jc w:val="center"/>
-                              <w:rPr>
-                                <w:rFonts w:hint="cs"/>
-                              </w:rPr>
                             </w:pPr>
                             <w:r>
                               <w:softHyphen/>
@@ -28422,7 +28836,7 @@
               <v:shapetype w14:anchorId="3A8B1D35" id="_x0000_t120" coordsize="21600,21600" o:spt="120" path="m10800,qx,10800,10800,21600,21600,10800,10800,xe">
                 <v:path gradientshapeok="t" o:connecttype="custom" o:connectlocs="10800,0;3163,3163;0,10800;3163,18437;10800,21600;18437,18437;21600,10800;18437,3163" textboxrect="3163,3163,18437,18437"/>
               </v:shapetype>
-              <v:shape id="مخطط انسيابي: رابط 12" o:spid="_x0000_s1029" type="#_x0000_t120" style="position:absolute;left:0;text-align:left;margin-left:416.8pt;margin-top:52.2pt;width:14.45pt;height:15.45pt;z-index:251665408;visibility:visible;mso-wrap-style:square;mso-width-percent:0;mso-height-percent:0;mso-wrap-distance-left:9pt;mso-wrap-distance-top:0;mso-wrap-distance-right:9pt;mso-wrap-distance-bottom:0;mso-position-horizontal:absolute;mso-position-horizontal-relative:text;mso-position-vertical:absolute;mso-position-vertical-relative:text;mso-width-percent:0;mso-height-percent:0;mso-width-relative:margin;mso-height-relative:margin;v-text-anchor:middle" o:gfxdata="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" filled="f" strokecolor="white [3212]" strokeweight="1pt">
+              <v:shape id="مخطط انسيابي: رابط 12" o:spid="_x0000_s1029" type="#_x0000_t120" style="position:absolute;margin-left:420.25pt;margin-top:53.4pt;width:14.45pt;height:15.45pt;z-index:251665408;visibility:visible;mso-wrap-style:square;mso-width-percent:0;mso-height-percent:0;mso-wrap-distance-left:9pt;mso-wrap-distance-top:0;mso-wrap-distance-right:9pt;mso-wrap-distance-bottom:0;mso-position-horizontal:absolute;mso-position-horizontal-relative:text;mso-position-vertical:absolute;mso-position-vertical-relative:text;mso-width-percent:0;mso-height-percent:0;mso-width-relative:margin;mso-height-relative:margin;v-text-anchor:middle" o:gfxdata="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" filled="f" strokecolor="white [3212]" strokeweight="1pt">
                 <v:stroke joinstyle="miter"/>
                 <v:textbox>
                   <w:txbxContent>
@@ -28805,9 +29219,6 @@
                     <w:p>
                       <w:pPr>
                         <w:jc w:val="center"/>
-                        <w:rPr>
-                          <w:rFonts w:hint="cs"/>
-                        </w:rPr>
                       </w:pPr>
                       <w:r>
                         <w:softHyphen/>
@@ -29452,9 +29863,6 @@
                           <w:p>
                             <w:pPr>
                               <w:jc w:val="center"/>
-                              <w:rPr>
-                                <w:rFonts w:hint="cs"/>
-                              </w:rPr>
                             </w:pPr>
                           </w:p>
                         </w:txbxContent>
@@ -29479,7 +29887,7 @@
           </mc:Choice>
           <mc:Fallback>
             <w:pict>
-              <v:shape w14:anchorId="44E98ECC" id="مخطط انسيابي: رابط 14" o:spid="_x0000_s1030" type="#_x0000_t120" style="position:absolute;left:0;text-align:left;margin-left:419.5pt;margin-top:55.3pt;width:9.25pt;height:10.65pt;z-index:251667456;visibility:visible;mso-wrap-style:square;mso-width-percent:0;mso-height-percent:0;mso-wrap-distance-left:9pt;mso-wrap-distance-top:0;mso-wrap-distance-right:9pt;mso-wrap-distance-bottom:0;mso-position-horizontal:absolute;mso-position-horizontal-relative:text;mso-position-vertical:absolute;mso-position-vertical-relative:text;mso-width-percent:0;mso-height-percent:0;mso-width-relative:margin;mso-height-relative:margin;v-text-anchor:middle" o:gfxdata="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" filled="f" strokecolor="white [3212]" strokeweight="1pt">
+              <v:shape w14:anchorId="44E98ECC" id="مخطط انسيابي: رابط 14" o:spid="_x0000_s1030" type="#_x0000_t120" style="position:absolute;margin-left:419.5pt;margin-top:55.3pt;width:9.25pt;height:10.65pt;z-index:251667456;visibility:visible;mso-wrap-style:square;mso-width-percent:0;mso-height-percent:0;mso-wrap-distance-left:9pt;mso-wrap-distance-top:0;mso-wrap-distance-right:9pt;mso-wrap-distance-bottom:0;mso-position-horizontal:absolute;mso-position-horizontal-relative:text;mso-position-vertical:absolute;mso-position-vertical-relative:text;mso-width-percent:0;mso-height-percent:0;mso-width-relative:margin;mso-height-relative:margin;v-text-anchor:middle" o:gfxdata="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" filled="f" strokecolor="white [3212]" strokeweight="1pt">
                 <v:stroke joinstyle="miter"/>
                 <v:textbox>
                   <w:txbxContent>
@@ -29862,9 +30270,6 @@
                     <w:p>
                       <w:pPr>
                         <w:jc w:val="center"/>
-                        <w:rPr>
-                          <w:rFonts w:hint="cs"/>
-                        </w:rPr>
                       </w:pPr>
                     </w:p>
                   </w:txbxContent>
@@ -29971,7 +30376,7 @@
                     </pic:cNvPicPr>
                   </pic:nvPicPr>
                   <pic:blipFill>
-                    <a:blip r:embed="rId10"/>
+                    <a:blip r:embed="rId11"/>
                     <a:srcRect/>
                     <a:stretch>
                       <a:fillRect/>
@@ -30016,7 +30421,7 @@
                     </pic:cNvPicPr>
                   </pic:nvPicPr>
                   <pic:blipFill>
-                    <a:blip r:embed="rId10"/>
+                    <a:blip r:embed="rId11"/>
                     <a:srcRect/>
                     <a:stretch>
                       <a:fillRect/>
@@ -30042,7 +30447,6 @@
       <w:pPr>
         <w:bidi w:val="0"/>
         <w:spacing w:after="240"/>
-        <w:jc w:val="center"/>
         <w:rPr>
           <w:rFonts w:asciiTheme="minorHAnsi" w:hAnsiTheme="minorHAnsi" w:cstheme="minorHAnsi"/>
         </w:rPr>
@@ -30062,11 +30466,13 @@
       <w:pPr>
         <w:pStyle w:val="1"/>
       </w:pPr>
-      <w:bookmarkStart w:id="43" w:name="_Toc238078078"/>
+      <w:bookmarkStart w:id="76" w:name="_Toc240648828"/>
+      <w:bookmarkStart w:id="77" w:name="_Toc240648942"/>
       <w:r>
         <w:t>Sequence Diagram</w:t>
       </w:r>
-      <w:bookmarkEnd w:id="43"/>
+      <w:bookmarkEnd w:id="76"/>
+      <w:bookmarkEnd w:id="77"/>
     </w:p>
     <w:p>
       <w:pPr>
@@ -30087,7 +30493,6 @@
       <w:pPr>
         <w:bidi w:val="0"/>
         <w:spacing w:before="150" w:after="150"/>
-        <w:jc w:val="center"/>
         <w:rPr>
           <w:rFonts w:asciiTheme="minorHAnsi" w:hAnsiTheme="minorHAnsi" w:cstheme="minorHAnsi"/>
         </w:rPr>
@@ -30116,7 +30521,7 @@
                     </pic:cNvPicPr>
                   </pic:nvPicPr>
                   <pic:blipFill>
-                    <a:blip r:embed="rId11"/>
+                    <a:blip r:embed="rId12"/>
                     <a:srcRect/>
                     <a:stretch>
                       <a:fillRect/>
@@ -30142,7 +30547,6 @@
       <w:pPr>
         <w:bidi w:val="0"/>
         <w:spacing w:after="240"/>
-        <w:jc w:val="center"/>
         <w:rPr>
           <w:rFonts w:asciiTheme="minorHAnsi" w:hAnsiTheme="minorHAnsi" w:cstheme="minorHAnsi"/>
         </w:rPr>
@@ -30162,11 +30566,13 @@
       <w:pPr>
         <w:pStyle w:val="1"/>
       </w:pPr>
-      <w:bookmarkStart w:id="44" w:name="_Toc238078079"/>
+      <w:bookmarkStart w:id="78" w:name="_Toc240648829"/>
+      <w:bookmarkStart w:id="79" w:name="_Toc240648943"/>
       <w:r>
         <w:t>State Diagram</w:t>
       </w:r>
-      <w:bookmarkEnd w:id="44"/>
+      <w:bookmarkEnd w:id="78"/>
+      <w:bookmarkEnd w:id="79"/>
     </w:p>
     <w:p>
       <w:pPr>
@@ -30187,7 +30593,6 @@
       <w:pPr>
         <w:bidi w:val="0"/>
         <w:spacing w:before="150" w:after="150"/>
-        <w:jc w:val="center"/>
         <w:rPr>
           <w:rFonts w:asciiTheme="minorHAnsi" w:hAnsiTheme="minorHAnsi" w:cstheme="minorHAnsi"/>
         </w:rPr>
@@ -30216,7 +30621,7 @@
                     </pic:cNvPicPr>
                   </pic:nvPicPr>
                   <pic:blipFill>
-                    <a:blip r:embed="rId12"/>
+                    <a:blip r:embed="rId13"/>
                     <a:srcRect/>
                     <a:stretch>
                       <a:fillRect/>
@@ -30242,7 +30647,6 @@
       <w:pPr>
         <w:bidi w:val="0"/>
         <w:spacing w:after="240"/>
-        <w:jc w:val="center"/>
         <w:rPr>
           <w:rFonts w:asciiTheme="minorHAnsi" w:hAnsiTheme="minorHAnsi" w:cstheme="minorHAnsi"/>
         </w:rPr>
@@ -30276,12 +30680,14 @@
       <w:pPr>
         <w:pStyle w:val="1"/>
       </w:pPr>
-      <w:bookmarkStart w:id="45" w:name="_Toc238078080"/>
+      <w:bookmarkStart w:id="80" w:name="_Toc240648830"/>
+      <w:bookmarkStart w:id="81" w:name="_Toc240648944"/>
       <w:r>
         <w:lastRenderedPageBreak/>
         <w:t>Issues</w:t>
       </w:r>
-      <w:bookmarkEnd w:id="45"/>
+      <w:bookmarkEnd w:id="80"/>
+      <w:bookmarkEnd w:id="81"/>
     </w:p>
     <w:p>
       <w:pPr>
@@ -31871,11 +32277,13 @@
       <w:pPr>
         <w:pStyle w:val="3"/>
       </w:pPr>
-      <w:bookmarkStart w:id="28" w:name="_Toc238078063"/>
+      <w:bookmarkStart w:id="82" w:name="_Toc240648831"/>
+      <w:bookmarkStart w:id="83" w:name="_Toc240648945"/>
       <w:r>
         <w:t>Issues</w:t>
       </w:r>
-      <w:bookmarkEnd w:id="28"/>
+      <w:bookmarkEnd w:id="82"/>
+      <w:bookmarkEnd w:id="83"/>
     </w:p>
     <w:tbl>
       <w:tblPr>
@@ -32411,7 +32819,6 @@
                 <w:sz w:val="19"/>
                 <w:szCs w:val="19"/>
               </w:rPr>
-              <w:lastRenderedPageBreak/>
               <w:t>Category</w:t>
             </w:r>
           </w:p>
@@ -33032,8 +33439,19 @@
                 <w:sz w:val="19"/>
                 <w:szCs w:val="19"/>
               </w:rPr>
-              <w:t>required when Resolved</w:t>
-            </w:r>
+              <w:t xml:space="preserve">required when </w:t>
+            </w:r>
+            <w:proofErr w:type="gramStart"/>
+            <w:r>
+              <w:rPr>
+                <w:rFonts w:asciiTheme="minorHAnsi" w:hAnsiTheme="minorHAnsi" w:cstheme="minorHAnsi"/>
+                <w:color w:val="000000"/>
+                <w:sz w:val="19"/>
+                <w:szCs w:val="19"/>
+              </w:rPr>
+              <w:t>Resolved</w:t>
+            </w:r>
+            <w:proofErr w:type="gramEnd"/>
           </w:p>
         </w:tc>
       </w:tr>
@@ -33042,11 +33460,13 @@
       <w:pPr>
         <w:pStyle w:val="3"/>
       </w:pPr>
-      <w:bookmarkStart w:id="29" w:name="_Toc238078064"/>
+      <w:bookmarkStart w:id="84" w:name="_Toc240648832"/>
+      <w:bookmarkStart w:id="85" w:name="_Toc240648946"/>
       <w:r>
         <w:t>Parcels</w:t>
       </w:r>
-      <w:bookmarkEnd w:id="29"/>
+      <w:bookmarkEnd w:id="84"/>
+      <w:bookmarkEnd w:id="85"/>
     </w:p>
     <w:tbl>
       <w:tblPr>
@@ -33103,6 +33523,7 @@
                 <w:sz w:val="19"/>
                 <w:szCs w:val="19"/>
               </w:rPr>
+              <w:lastRenderedPageBreak/>
               <w:t>Field</w:t>
             </w:r>
           </w:p>
@@ -33994,11 +34415,13 @@
       <w:pPr>
         <w:pStyle w:val="3"/>
       </w:pPr>
-      <w:bookmarkStart w:id="30" w:name="_Toc238078065"/>
+      <w:bookmarkStart w:id="86" w:name="_Toc240648833"/>
+      <w:bookmarkStart w:id="87" w:name="_Toc240648947"/>
       <w:r>
         <w:t>Users</w:t>
       </w:r>
-      <w:bookmarkEnd w:id="30"/>
+      <w:bookmarkEnd w:id="86"/>
+      <w:bookmarkEnd w:id="87"/>
     </w:p>
     <w:tbl>
       <w:tblPr>
@@ -34766,11 +35189,13 @@
       <w:pPr>
         <w:pStyle w:val="3"/>
       </w:pPr>
-      <w:bookmarkStart w:id="31" w:name="_Toc238078066"/>
+      <w:bookmarkStart w:id="88" w:name="_Toc240648834"/>
+      <w:bookmarkStart w:id="89" w:name="_Toc240648948"/>
       <w:r>
         <w:t>Roles</w:t>
       </w:r>
-      <w:bookmarkEnd w:id="31"/>
+      <w:bookmarkEnd w:id="88"/>
+      <w:bookmarkEnd w:id="89"/>
     </w:p>
     <w:tbl>
       <w:tblPr>
@@ -35263,11 +35688,13 @@
       <w:pPr>
         <w:pStyle w:val="3"/>
       </w:pPr>
-      <w:bookmarkStart w:id="32" w:name="_Toc238078067"/>
+      <w:bookmarkStart w:id="90" w:name="_Toc240648835"/>
+      <w:bookmarkStart w:id="91" w:name="_Toc240648949"/>
       <w:r>
         <w:t>Storage and Integrity Requirements</w:t>
       </w:r>
-      <w:bookmarkEnd w:id="32"/>
+      <w:bookmarkEnd w:id="90"/>
+      <w:bookmarkEnd w:id="91"/>
     </w:p>
     <w:tbl>
       <w:tblPr>
@@ -35326,7 +35753,6 @@
                 <w:sz w:val="19"/>
                 <w:szCs w:val="19"/>
               </w:rPr>
-              <w:lastRenderedPageBreak/>
               <w:t>ID</w:t>
             </w:r>
           </w:p>
@@ -35519,7 +35945,17 @@
                 <w:sz w:val="19"/>
                 <w:szCs w:val="19"/>
               </w:rPr>
-              <w:t xml:space="preserve">The system shall persist all approved entities in a local </w:t>
+              <w:t xml:space="preserve">The system shall persist all approved entities in a </w:t>
+            </w:r>
+            <w:proofErr w:type="gramStart"/>
+            <w:r>
+              <w:rPr>
+                <w:rFonts w:asciiTheme="minorHAnsi" w:hAnsiTheme="minorHAnsi" w:cstheme="minorHAnsi"/>
+                <w:color w:val="000000"/>
+                <w:sz w:val="19"/>
+                <w:szCs w:val="19"/>
+              </w:rPr>
+              <w:t xml:space="preserve">local </w:t>
             </w:r>
             <w:r>
               <w:rPr>
@@ -35530,6 +35966,7 @@
               </w:rPr>
               <w:t xml:space="preserve"> Database</w:t>
             </w:r>
+            <w:proofErr w:type="gramEnd"/>
             <w:r>
               <w:rPr>
                 <w:rFonts w:asciiTheme="minorHAnsi" w:hAnsiTheme="minorHAnsi" w:cstheme="minorHAnsi"/>
@@ -36263,6 +36700,7 @@
                 <w:sz w:val="19"/>
                 <w:szCs w:val="19"/>
               </w:rPr>
+              <w:lastRenderedPageBreak/>
               <w:t>DR-006</w:t>
             </w:r>
           </w:p>
@@ -36392,16 +36830,10 @@
           <w:rFonts w:asciiTheme="minorHAnsi" w:hAnsiTheme="minorHAnsi" w:cstheme="minorHAnsi"/>
         </w:rPr>
       </w:pPr>
-      <w:r>
-        <w:rPr>
-          <w:rFonts w:asciiTheme="minorHAnsi" w:hAnsiTheme="minorHAnsi" w:cstheme="minorHAnsi"/>
-        </w:rPr>
-        <w:br w:type="page"/>
-      </w:r>
     </w:p>
     <w:sectPr>
-      <w:headerReference w:type="default" r:id="rId13"/>
-      <w:footerReference w:type="default" r:id="rId14"/>
+      <w:headerReference w:type="default" r:id="rId14"/>
+      <w:footerReference w:type="default" r:id="rId15"/>
       <w:pgSz w:w="12240" w:h="15840"/>
       <w:pgMar w:top="1080" w:right="1080" w:bottom="1080" w:left="1080" w:header="708" w:footer="708" w:gutter="0"/>
       <w:cols w:space="720"/>
@@ -36553,6 +36985,7 @@
     <w:pPr>
       <w:jc w:val="right"/>
       <w:rPr>
+        <w:rFonts w:hint="cs"/>
         <w:noProof/>
         <w:rtl/>
       </w:rPr>
@@ -36565,66 +36998,6 @@
         <w:rtl/>
       </w:rPr>
     </w:pPr>
-    <w:r>
-      <w:rPr>
-        <w:noProof/>
-      </w:rPr>
-      <w:drawing>
-        <wp:anchor distT="0" distB="0" distL="114300" distR="114300" simplePos="0" relativeHeight="251659264" behindDoc="1" locked="0" layoutInCell="1" allowOverlap="1" wp14:anchorId="1C9D62EE" wp14:editId="77B224CF">
-          <wp:simplePos x="0" y="0"/>
-          <wp:positionH relativeFrom="rightMargin">
-            <wp:posOffset>-469900</wp:posOffset>
-          </wp:positionH>
-          <wp:positionV relativeFrom="paragraph">
-            <wp:posOffset>-309880</wp:posOffset>
-          </wp:positionV>
-          <wp:extent cx="1017270" cy="1017270"/>
-          <wp:effectExtent l="0" t="0" r="0" b="0"/>
-          <wp:wrapNone/>
-          <wp:docPr id="9" name="صورة 9"/>
-          <wp:cNvGraphicFramePr>
-            <a:graphicFrameLocks xmlns:a="http://schemas.openxmlformats.org/drawingml/2006/main" noChangeAspect="1"/>
-          </wp:cNvGraphicFramePr>
-          <a:graphic xmlns:a="http://schemas.openxmlformats.org/drawingml/2006/main">
-            <a:graphicData uri="http://schemas.openxmlformats.org/drawingml/2006/picture">
-              <pic:pic xmlns:pic="http://schemas.openxmlformats.org/drawingml/2006/picture">
-                <pic:nvPicPr>
-                  <pic:cNvPr id="1" name="صورة 1"/>
-                  <pic:cNvPicPr/>
-                </pic:nvPicPr>
-                <pic:blipFill>
-                  <a:blip r:embed="rId1">
-                    <a:extLst>
-                      <a:ext uri="{28A0092B-C50C-407E-A947-70E740481C1C}">
-                        <a14:useLocalDpi xmlns:a14="http://schemas.microsoft.com/office/drawing/2010/main" val="0"/>
-                      </a:ext>
-                    </a:extLst>
-                  </a:blip>
-                  <a:stretch>
-                    <a:fillRect/>
-                  </a:stretch>
-                </pic:blipFill>
-                <pic:spPr>
-                  <a:xfrm>
-                    <a:off x="0" y="0"/>
-                    <a:ext cx="1017270" cy="1017270"/>
-                  </a:xfrm>
-                  <a:prstGeom prst="rect">
-                    <a:avLst/>
-                  </a:prstGeom>
-                </pic:spPr>
-              </pic:pic>
-            </a:graphicData>
-          </a:graphic>
-          <wp14:sizeRelH relativeFrom="margin">
-            <wp14:pctWidth>0</wp14:pctWidth>
-          </wp14:sizeRelH>
-          <wp14:sizeRelV relativeFrom="margin">
-            <wp14:pctHeight>0</wp14:pctHeight>
-          </wp14:sizeRelV>
-        </wp:anchor>
-      </w:drawing>
-    </w:r>
   </w:p>
 </w:hdr>
 </file>
@@ -37626,6 +37999,31 @@
     <w:uiPriority w:val="99"/>
     <w:rsid w:val="000178AB"/>
   </w:style>
+  <w:style w:type="paragraph" w:styleId="ab">
+    <w:name w:val="TOC Heading"/>
+    <w:basedOn w:val="1"/>
+    <w:next w:val="a"/>
+    <w:uiPriority w:val="39"/>
+    <w:unhideWhenUsed/>
+    <w:qFormat/>
+    <w:rsid w:val="00A06D9A"/>
+    <w:pPr>
+      <w:keepNext/>
+      <w:keepLines/>
+      <w:numPr>
+        <w:numId w:val="0"/>
+      </w:numPr>
+      <w:bidi/>
+      <w:spacing w:before="240" w:after="0" w:line="259" w:lineRule="auto"/>
+      <w:outlineLvl w:val="9"/>
+    </w:pPr>
+    <w:rPr>
+      <w:rFonts w:asciiTheme="majorHAnsi" w:eastAsiaTheme="majorEastAsia" w:hAnsiTheme="majorHAnsi" w:cstheme="majorBidi"/>
+      <w:b w:val="0"/>
+      <w:color w:val="2F5496" w:themeColor="accent1" w:themeShade="BF"/>
+      <w:rtl/>
+    </w:rPr>
+  </w:style>
 </w:styles>
 </file>
 
